--- a/BCA/CA1101 CD.docx
+++ b/BCA/CA1101 CD.docx
@@ -15583,7 +15583,10 @@
           <w:u w:val="single"/>
         </w:rPr>
       </w:pPr>
-      <w:r>
+    </w:p>
+    <w:p>
+      <w:pPr>
+        <w:spacing w:before="200" w:after="120" w:line="360" w:lineRule="auto"/>
         <w:rPr>
           <w:rFonts w:ascii="Tahoma" w:eastAsia="Tahoma" w:hAnsi="Tahoma" w:cs="Tahoma"/>
           <w:b/>
@@ -15592,6 +15595,69 @@
           <w:szCs w:val="22"/>
           <w:u w:val="single"/>
         </w:rPr>
+      </w:pPr>
+    </w:p>
+    <w:p>
+      <w:pPr>
+        <w:spacing w:before="200" w:after="120" w:line="360" w:lineRule="auto"/>
+        <w:rPr>
+          <w:rFonts w:ascii="Tahoma" w:eastAsia="Tahoma" w:hAnsi="Tahoma" w:cs="Tahoma"/>
+          <w:b/>
+          <w:bCs/>
+          <w:sz w:val="22"/>
+          <w:szCs w:val="22"/>
+          <w:u w:val="single"/>
+        </w:rPr>
+      </w:pPr>
+    </w:p>
+    <w:p>
+      <w:pPr>
+        <w:spacing w:before="200" w:after="120" w:line="360" w:lineRule="auto"/>
+        <w:rPr>
+          <w:rFonts w:ascii="Tahoma" w:eastAsia="Tahoma" w:hAnsi="Tahoma" w:cs="Tahoma"/>
+          <w:b/>
+          <w:bCs/>
+          <w:sz w:val="22"/>
+          <w:szCs w:val="22"/>
+          <w:u w:val="single"/>
+        </w:rPr>
+      </w:pPr>
+    </w:p>
+    <w:p>
+      <w:pPr>
+        <w:spacing w:before="200" w:after="120" w:line="360" w:lineRule="auto"/>
+        <w:rPr>
+          <w:rFonts w:ascii="Tahoma" w:eastAsia="Tahoma" w:hAnsi="Tahoma" w:cs="Tahoma"/>
+          <w:b/>
+          <w:bCs/>
+          <w:sz w:val="22"/>
+          <w:szCs w:val="22"/>
+          <w:u w:val="single"/>
+        </w:rPr>
+      </w:pPr>
+    </w:p>
+    <w:p>
+      <w:pPr>
+        <w:spacing w:before="200" w:after="120" w:line="360" w:lineRule="auto"/>
+        <w:jc w:val="center"/>
+        <w:rPr>
+          <w:rFonts w:ascii="Tahoma" w:eastAsia="Tahoma" w:hAnsi="Tahoma" w:cs="Tahoma"/>
+          <w:b/>
+          <w:bCs/>
+          <w:sz w:val="22"/>
+          <w:szCs w:val="22"/>
+          <w:u w:val="single"/>
+        </w:rPr>
+      </w:pPr>
+      <w:r>
+        <w:rPr>
+          <w:rFonts w:ascii="Tahoma" w:eastAsia="Tahoma" w:hAnsi="Tahoma" w:cs="Tahoma"/>
+          <w:b/>
+          <w:bCs/>
+          <w:sz w:val="22"/>
+          <w:szCs w:val="22"/>
+          <w:u w:val="single"/>
+        </w:rPr>
         <w:t>Study Material-II: Unit-Content-Wise Notes</w:t>
       </w:r>
     </w:p>
@@ -15633,6 +15699,8 @@
           <w:u w:val="single"/>
         </w:rPr>
       </w:pPr>
+      <w:bookmarkStart w:id="45" w:name="_GoBack"/>
+      <w:bookmarkEnd w:id="45"/>
     </w:p>
     <w:p>
       <w:pPr>
@@ -15659,7 +15727,10 @@
           <w:u w:val="single"/>
         </w:rPr>
       </w:pPr>
-      <w:r>
+    </w:p>
+    <w:p>
+      <w:pPr>
+        <w:spacing w:before="200" w:after="120" w:line="360" w:lineRule="auto"/>
         <w:rPr>
           <w:rFonts w:ascii="Tahoma" w:eastAsia="Tahoma" w:hAnsi="Tahoma" w:cs="Tahoma"/>
           <w:b/>
@@ -15668,12 +15739,271 @@
           <w:szCs w:val="22"/>
           <w:u w:val="single"/>
         </w:rPr>
+      </w:pPr>
+    </w:p>
+    <w:p>
+      <w:pPr>
+        <w:spacing w:before="200" w:after="120" w:line="360" w:lineRule="auto"/>
+        <w:rPr>
+          <w:rFonts w:ascii="Tahoma" w:eastAsia="Tahoma" w:hAnsi="Tahoma" w:cs="Tahoma"/>
+          <w:b/>
+          <w:bCs/>
+          <w:sz w:val="22"/>
+          <w:szCs w:val="22"/>
+          <w:u w:val="single"/>
+        </w:rPr>
+      </w:pPr>
+    </w:p>
+    <w:p>
+      <w:pPr>
+        <w:spacing w:before="200" w:after="120" w:line="360" w:lineRule="auto"/>
+        <w:rPr>
+          <w:rFonts w:ascii="Tahoma" w:eastAsia="Tahoma" w:hAnsi="Tahoma" w:cs="Tahoma"/>
+          <w:b/>
+          <w:bCs/>
+          <w:sz w:val="22"/>
+          <w:szCs w:val="22"/>
+          <w:u w:val="single"/>
+        </w:rPr>
+      </w:pPr>
+    </w:p>
+    <w:p>
+      <w:pPr>
+        <w:spacing w:before="200" w:after="120" w:line="360" w:lineRule="auto"/>
+        <w:rPr>
+          <w:rFonts w:ascii="Tahoma" w:eastAsia="Tahoma" w:hAnsi="Tahoma" w:cs="Tahoma"/>
+          <w:b/>
+          <w:bCs/>
+          <w:sz w:val="22"/>
+          <w:szCs w:val="22"/>
+          <w:u w:val="single"/>
+        </w:rPr>
+      </w:pPr>
+    </w:p>
+    <w:p>
+      <w:pPr>
+        <w:spacing w:before="200" w:after="120" w:line="360" w:lineRule="auto"/>
+        <w:rPr>
+          <w:rFonts w:ascii="Tahoma" w:eastAsia="Tahoma" w:hAnsi="Tahoma" w:cs="Tahoma"/>
+          <w:b/>
+          <w:bCs/>
+          <w:sz w:val="22"/>
+          <w:szCs w:val="22"/>
+          <w:u w:val="single"/>
+        </w:rPr>
+      </w:pPr>
+    </w:p>
+    <w:p>
+      <w:pPr>
+        <w:spacing w:before="200" w:after="120" w:line="360" w:lineRule="auto"/>
+        <w:rPr>
+          <w:rFonts w:ascii="Tahoma" w:eastAsia="Tahoma" w:hAnsi="Tahoma" w:cs="Tahoma"/>
+          <w:b/>
+          <w:bCs/>
+          <w:sz w:val="22"/>
+          <w:szCs w:val="22"/>
+          <w:u w:val="single"/>
+        </w:rPr>
+      </w:pPr>
+    </w:p>
+    <w:p>
+      <w:pPr>
+        <w:spacing w:before="200" w:after="120" w:line="360" w:lineRule="auto"/>
+        <w:rPr>
+          <w:rFonts w:ascii="Tahoma" w:eastAsia="Tahoma" w:hAnsi="Tahoma" w:cs="Tahoma"/>
+          <w:b/>
+          <w:bCs/>
+          <w:sz w:val="22"/>
+          <w:szCs w:val="22"/>
+          <w:u w:val="single"/>
+        </w:rPr>
+      </w:pPr>
+    </w:p>
+    <w:p>
+      <w:pPr>
+        <w:spacing w:before="200" w:after="120" w:line="360" w:lineRule="auto"/>
+        <w:rPr>
+          <w:rFonts w:ascii="Tahoma" w:eastAsia="Tahoma" w:hAnsi="Tahoma" w:cs="Tahoma"/>
+          <w:b/>
+          <w:bCs/>
+          <w:sz w:val="22"/>
+          <w:szCs w:val="22"/>
+          <w:u w:val="single"/>
+        </w:rPr>
+      </w:pPr>
+    </w:p>
+    <w:p>
+      <w:pPr>
+        <w:spacing w:before="200" w:after="120" w:line="360" w:lineRule="auto"/>
+        <w:rPr>
+          <w:rFonts w:ascii="Tahoma" w:eastAsia="Tahoma" w:hAnsi="Tahoma" w:cs="Tahoma"/>
+          <w:b/>
+          <w:bCs/>
+          <w:sz w:val="22"/>
+          <w:szCs w:val="22"/>
+          <w:u w:val="single"/>
+        </w:rPr>
+      </w:pPr>
+    </w:p>
+    <w:p>
+      <w:pPr>
+        <w:spacing w:before="200" w:after="120" w:line="360" w:lineRule="auto"/>
+        <w:rPr>
+          <w:rFonts w:ascii="Tahoma" w:eastAsia="Tahoma" w:hAnsi="Tahoma" w:cs="Tahoma"/>
+          <w:b/>
+          <w:bCs/>
+          <w:sz w:val="22"/>
+          <w:szCs w:val="22"/>
+          <w:u w:val="single"/>
+        </w:rPr>
+      </w:pPr>
+    </w:p>
+    <w:p>
+      <w:pPr>
+        <w:spacing w:before="200" w:after="120" w:line="360" w:lineRule="auto"/>
+        <w:rPr>
+          <w:rFonts w:ascii="Tahoma" w:eastAsia="Tahoma" w:hAnsi="Tahoma" w:cs="Tahoma"/>
+          <w:b/>
+          <w:bCs/>
+          <w:sz w:val="22"/>
+          <w:szCs w:val="22"/>
+          <w:u w:val="single"/>
+        </w:rPr>
+      </w:pPr>
+    </w:p>
+    <w:p>
+      <w:pPr>
+        <w:spacing w:before="200" w:after="120" w:line="360" w:lineRule="auto"/>
+        <w:rPr>
+          <w:rFonts w:ascii="Tahoma" w:eastAsia="Tahoma" w:hAnsi="Tahoma" w:cs="Tahoma"/>
+          <w:b/>
+          <w:bCs/>
+          <w:sz w:val="22"/>
+          <w:szCs w:val="22"/>
+          <w:u w:val="single"/>
+        </w:rPr>
+      </w:pPr>
+    </w:p>
+    <w:p>
+      <w:pPr>
+        <w:spacing w:before="200" w:after="120" w:line="360" w:lineRule="auto"/>
+        <w:rPr>
+          <w:rFonts w:ascii="Tahoma" w:eastAsia="Tahoma" w:hAnsi="Tahoma" w:cs="Tahoma"/>
+          <w:b/>
+          <w:bCs/>
+          <w:sz w:val="22"/>
+          <w:szCs w:val="22"/>
+          <w:u w:val="single"/>
+        </w:rPr>
+      </w:pPr>
+    </w:p>
+    <w:p>
+      <w:pPr>
+        <w:spacing w:before="200" w:after="120" w:line="360" w:lineRule="auto"/>
+        <w:rPr>
+          <w:rFonts w:ascii="Tahoma" w:eastAsia="Tahoma" w:hAnsi="Tahoma" w:cs="Tahoma"/>
+          <w:b/>
+          <w:bCs/>
+          <w:sz w:val="22"/>
+          <w:szCs w:val="22"/>
+          <w:u w:val="single"/>
+        </w:rPr>
+      </w:pPr>
+    </w:p>
+    <w:p>
+      <w:pPr>
+        <w:spacing w:before="200" w:after="120" w:line="360" w:lineRule="auto"/>
+        <w:rPr>
+          <w:rFonts w:ascii="Tahoma" w:eastAsia="Tahoma" w:hAnsi="Tahoma" w:cs="Tahoma"/>
+          <w:b/>
+          <w:bCs/>
+          <w:sz w:val="22"/>
+          <w:szCs w:val="22"/>
+          <w:u w:val="single"/>
+        </w:rPr>
+      </w:pPr>
+    </w:p>
+    <w:p>
+      <w:pPr>
+        <w:spacing w:before="200" w:after="120" w:line="360" w:lineRule="auto"/>
+        <w:rPr>
+          <w:rFonts w:ascii="Tahoma" w:eastAsia="Tahoma" w:hAnsi="Tahoma" w:cs="Tahoma"/>
+          <w:b/>
+          <w:bCs/>
+          <w:sz w:val="22"/>
+          <w:szCs w:val="22"/>
+          <w:u w:val="single"/>
+        </w:rPr>
+      </w:pPr>
+    </w:p>
+    <w:p>
+      <w:pPr>
+        <w:spacing w:before="200" w:after="120" w:line="360" w:lineRule="auto"/>
+        <w:rPr>
+          <w:rFonts w:ascii="Tahoma" w:eastAsia="Tahoma" w:hAnsi="Tahoma" w:cs="Tahoma"/>
+          <w:b/>
+          <w:bCs/>
+          <w:sz w:val="22"/>
+          <w:szCs w:val="22"/>
+          <w:u w:val="single"/>
+        </w:rPr>
+      </w:pPr>
+    </w:p>
+    <w:p>
+      <w:pPr>
+        <w:spacing w:before="200" w:after="120" w:line="360" w:lineRule="auto"/>
+        <w:rPr>
+          <w:rFonts w:ascii="Tahoma" w:eastAsia="Tahoma" w:hAnsi="Tahoma" w:cs="Tahoma"/>
+          <w:b/>
+          <w:bCs/>
+          <w:sz w:val="22"/>
+          <w:szCs w:val="22"/>
+          <w:u w:val="single"/>
+        </w:rPr>
+      </w:pPr>
+    </w:p>
+    <w:p>
+      <w:pPr>
+        <w:spacing w:before="200" w:after="120" w:line="360" w:lineRule="auto"/>
+        <w:rPr>
+          <w:rFonts w:ascii="Tahoma" w:eastAsia="Tahoma" w:hAnsi="Tahoma" w:cs="Tahoma"/>
+          <w:b/>
+          <w:bCs/>
+          <w:sz w:val="22"/>
+          <w:szCs w:val="22"/>
+          <w:u w:val="single"/>
+        </w:rPr>
+      </w:pPr>
+    </w:p>
+    <w:p>
+      <w:pPr>
+        <w:spacing w:before="200" w:after="120" w:line="360" w:lineRule="auto"/>
+        <w:jc w:val="center"/>
+        <w:rPr>
+          <w:rFonts w:ascii="Tahoma" w:eastAsia="Tahoma" w:hAnsi="Tahoma" w:cs="Tahoma"/>
+          <w:b/>
+          <w:bCs/>
+          <w:sz w:val="22"/>
+          <w:szCs w:val="22"/>
+          <w:u w:val="single"/>
+        </w:rPr>
+      </w:pPr>
+      <w:r>
+        <w:rPr>
+          <w:rFonts w:ascii="Tahoma" w:eastAsia="Tahoma" w:hAnsi="Tahoma" w:cs="Tahoma"/>
+          <w:b/>
+          <w:bCs/>
+          <w:sz w:val="22"/>
+          <w:szCs w:val="22"/>
+          <w:u w:val="single"/>
+        </w:rPr>
         <w:t>Study Material-III: Unit-Content-Wise Activities</w:t>
       </w:r>
     </w:p>
     <w:p>
       <w:pPr>
         <w:spacing w:before="200" w:after="120" w:line="360" w:lineRule="auto"/>
+        <w:jc w:val="center"/>
         <w:rPr>
           <w:rFonts w:ascii="Tahoma" w:eastAsia="Tahoma" w:hAnsi="Tahoma" w:cs="Tahoma"/>
           <w:b/>
@@ -15686,2399 +16016,2033 @@
     </w:p>
     <w:p>
       <w:pPr>
-        <w:spacing w:before="200" w:after="120" w:line="360" w:lineRule="auto"/>
-        <w:jc w:val="center"/>
-        <w:rPr>
-          <w:rFonts w:ascii="Tahoma" w:eastAsia="Tahoma" w:hAnsi="Tahoma" w:cs="Tahoma"/>
-          <w:b/>
-          <w:bCs/>
-          <w:sz w:val="22"/>
-          <w:szCs w:val="22"/>
-          <w:u w:val="single"/>
+        <w:pStyle w:val="Heading3"/>
+        <w:spacing w:before="0" w:after="107"/>
+        <w:rPr>
+          <w:rFonts w:ascii="Arial" w:hAnsi="Arial" w:cs="Arial"/>
+          <w:color w:val="111827"/>
         </w:rPr>
       </w:pPr>
       <w:r>
         <w:rPr>
-          <w:rFonts w:ascii="Tahoma" w:eastAsia="Tahoma" w:hAnsi="Tahoma" w:cs="Tahoma"/>
-          <w:b/>
-          <w:bCs/>
-          <w:sz w:val="22"/>
-          <w:szCs w:val="22"/>
-          <w:u w:val="single"/>
-        </w:rPr>
-        <w:t>UNIT-I</w:t>
+          <w:rFonts w:ascii="Arial" w:hAnsi="Arial" w:cs="Arial"/>
+          <w:color w:val="111827"/>
+        </w:rPr>
+        <w:t>Activity 1: Student Introduction Card</w:t>
       </w:r>
     </w:p>
     <w:p>
       <w:pPr>
-        <w:spacing w:before="373" w:after="107"/>
-        <w:outlineLvl w:val="2"/>
-        <w:rPr>
-          <w:rFonts w:ascii="Tahoma" w:hAnsi="Tahoma" w:cs="Tahoma"/>
-          <w:bCs/>
+        <w:pStyle w:val="NormalWeb"/>
+        <w:spacing w:before="0" w:beforeAutospacing="0" w:after="274" w:afterAutospacing="0"/>
+        <w:rPr>
+          <w:rFonts w:ascii="Arial" w:hAnsi="Arial" w:cs="Arial"/>
+          <w:color w:val="374151"/>
+          <w:sz w:val="21"/>
+          <w:szCs w:val="21"/>
+        </w:rPr>
+      </w:pPr>
+      <w:r>
+        <w:rPr>
+          <w:rStyle w:val="Strong"/>
+          <w:rFonts w:ascii="Arial" w:hAnsi="Arial" w:cs="Arial"/>
           <w:color w:val="111827"/>
-          <w:sz w:val="22"/>
-          <w:szCs w:val="22"/>
-        </w:rPr>
-      </w:pPr>
-      <w:r>
-        <w:rPr>
-          <w:rFonts w:ascii="Tahoma" w:hAnsi="Tahoma" w:cs="Tahoma"/>
-          <w:bCs/>
-          <w:color w:val="111827"/>
-          <w:sz w:val="22"/>
-          <w:szCs w:val="22"/>
-        </w:rPr>
-        <w:t>Activity 1: Python Environment Exploration and Output Practice Task</w:t>
-      </w:r>
-    </w:p>
-    <w:p>
-      <w:pPr>
-        <w:numPr>
-          <w:ilvl w:val="0"/>
-          <w:numId w:val="19"/>
-        </w:numPr>
-        <w:tabs>
-          <w:tab w:val="clear" w:pos="720"/>
-          <w:tab w:val="num" w:pos="1440"/>
-        </w:tabs>
-        <w:spacing w:before="68" w:after="68"/>
-        <w:rPr>
-          <w:rFonts w:ascii="Tahoma" w:hAnsi="Tahoma" w:cs="Tahoma"/>
-          <w:color w:val="374151"/>
-          <w:sz w:val="22"/>
-          <w:szCs w:val="22"/>
-        </w:rPr>
-      </w:pPr>
-      <w:r>
-        <w:rPr>
-          <w:rFonts w:ascii="Tahoma" w:hAnsi="Tahoma" w:cs="Tahoma"/>
-          <w:color w:val="374151"/>
-          <w:sz w:val="22"/>
-          <w:szCs w:val="22"/>
-        </w:rPr>
-        <w:t>Open a Python development environment and create a file named </w:t>
+          <w:sz w:val="21"/>
+          <w:szCs w:val="21"/>
+        </w:rPr>
+        <w:t>Duration:</w:t>
       </w:r>
       <w:r>
         <w:rPr>
-          <w:rFonts w:ascii="Tahoma" w:hAnsi="Tahoma" w:cs="Tahoma"/>
-          <w:bCs/>
-          <w:color w:val="111827"/>
-          <w:sz w:val="22"/>
-          <w:szCs w:val="22"/>
-        </w:rPr>
-        <w:t>unit1_activity1.py</w:t>
+          <w:rFonts w:ascii="Arial" w:hAnsi="Arial" w:cs="Arial"/>
+          <w:color w:val="374151"/>
+          <w:sz w:val="21"/>
+          <w:szCs w:val="21"/>
+        </w:rPr>
+        <w:t> 2 Hours</w:t>
       </w:r>
       <w:r>
         <w:rPr>
-          <w:rFonts w:ascii="Tahoma" w:hAnsi="Tahoma" w:cs="Tahoma"/>
+          <w:rFonts w:ascii="Arial" w:hAnsi="Arial" w:cs="Arial"/>
           <w:color w:val="374151"/>
-          <w:sz w:val="22"/>
-          <w:szCs w:val="22"/>
-        </w:rPr>
-        <w:t>.</w:t>
+          <w:sz w:val="21"/>
+          <w:szCs w:val="21"/>
+        </w:rPr>
+        <w:br/>
       </w:r>
     </w:p>
     <w:p>
       <w:pPr>
-        <w:numPr>
-          <w:ilvl w:val="0"/>
-          <w:numId w:val="19"/>
-        </w:numPr>
-        <w:tabs>
-          <w:tab w:val="clear" w:pos="720"/>
-          <w:tab w:val="num" w:pos="1440"/>
-        </w:tabs>
-        <w:spacing w:before="68" w:after="68"/>
-        <w:rPr>
-          <w:rFonts w:ascii="Tahoma" w:hAnsi="Tahoma" w:cs="Tahoma"/>
+        <w:pStyle w:val="NormalWeb"/>
+        <w:spacing w:before="274" w:beforeAutospacing="0" w:after="274" w:afterAutospacing="0"/>
+        <w:rPr>
+          <w:rFonts w:ascii="Arial" w:hAnsi="Arial" w:cs="Arial"/>
           <w:color w:val="374151"/>
-          <w:sz w:val="22"/>
-          <w:szCs w:val="22"/>
+          <w:sz w:val="21"/>
+          <w:szCs w:val="21"/>
         </w:rPr>
       </w:pPr>
       <w:r>
         <w:rPr>
-          <w:rFonts w:ascii="Tahoma" w:hAnsi="Tahoma" w:cs="Tahoma"/>
+          <w:rFonts w:ascii="Arial" w:hAnsi="Arial" w:cs="Arial"/>
           <w:color w:val="374151"/>
-          <w:sz w:val="22"/>
-          <w:szCs w:val="22"/>
-        </w:rPr>
-        <w:t>Write and run programs using </w:t>
+          <w:sz w:val="21"/>
+          <w:szCs w:val="21"/>
+        </w:rPr>
+        <w:t>Students will write a Python program that accepts a student’s name, programme, semester, hometown, and favourite subject through </w:t>
       </w:r>
       <w:proofErr w:type="gramStart"/>
       <w:r>
         <w:rPr>
-          <w:rFonts w:ascii="Tahoma" w:hAnsi="Tahoma" w:cs="Tahoma"/>
+          <w:rStyle w:val="HTMLCode"/>
+          <w:rFonts w:ascii="Cascadia Code" w:hAnsi="Cascadia Code" w:cs="Cascadia Code"/>
+          <w:b/>
           <w:bCs/>
           <w:color w:val="111827"/>
-          <w:sz w:val="22"/>
-          <w:szCs w:val="22"/>
+          <w:sz w:val="18"/>
+          <w:szCs w:val="18"/>
+        </w:rPr>
+        <w:t>input(</w:t>
+      </w:r>
+      <w:proofErr w:type="gramEnd"/>
+      <w:r>
+        <w:rPr>
+          <w:rStyle w:val="HTMLCode"/>
+          <w:rFonts w:ascii="Cascadia Code" w:hAnsi="Cascadia Code" w:cs="Cascadia Code"/>
+          <w:b/>
+          <w:bCs/>
+          <w:color w:val="111827"/>
+          <w:sz w:val="18"/>
+          <w:szCs w:val="18"/>
+        </w:rPr>
+        <w:t>)</w:t>
+      </w:r>
+      <w:r>
+        <w:rPr>
+          <w:rFonts w:ascii="Arial" w:hAnsi="Arial" w:cs="Arial"/>
+          <w:color w:val="374151"/>
+          <w:sz w:val="21"/>
+          <w:szCs w:val="21"/>
+        </w:rPr>
+        <w:t>. They will store each input using meaningful variable names and display the information as a neatly formatted introduction card using </w:t>
+      </w:r>
+      <w:proofErr w:type="gramStart"/>
+      <w:r>
+        <w:rPr>
+          <w:rStyle w:val="HTMLCode"/>
+          <w:rFonts w:ascii="Cascadia Code" w:hAnsi="Cascadia Code" w:cs="Cascadia Code"/>
+          <w:b/>
+          <w:bCs/>
+          <w:color w:val="111827"/>
+          <w:sz w:val="18"/>
+          <w:szCs w:val="18"/>
         </w:rPr>
         <w:t>print(</w:t>
       </w:r>
       <w:proofErr w:type="gramEnd"/>
       <w:r>
         <w:rPr>
-          <w:rFonts w:ascii="Tahoma" w:hAnsi="Tahoma" w:cs="Tahoma"/>
+          <w:rStyle w:val="HTMLCode"/>
+          <w:rFonts w:ascii="Cascadia Code" w:hAnsi="Cascadia Code" w:cs="Cascadia Code"/>
+          <w:b/>
           <w:bCs/>
           <w:color w:val="111827"/>
-          <w:sz w:val="22"/>
-          <w:szCs w:val="22"/>
+          <w:sz w:val="18"/>
+          <w:szCs w:val="18"/>
         </w:rPr>
         <w:t>)</w:t>
       </w:r>
       <w:r>
         <w:rPr>
-          <w:rFonts w:ascii="Tahoma" w:hAnsi="Tahoma" w:cs="Tahoma"/>
+          <w:rFonts w:ascii="Arial" w:hAnsi="Arial" w:cs="Arial"/>
           <w:color w:val="374151"/>
-          <w:sz w:val="22"/>
-          <w:szCs w:val="22"/>
-        </w:rPr>
-        <w:t> to display:</w:t>
+          <w:sz w:val="21"/>
+          <w:szCs w:val="21"/>
+        </w:rPr>
+        <w:t> statements.</w:t>
       </w:r>
     </w:p>
     <w:p>
       <w:pPr>
-        <w:numPr>
-          <w:ilvl w:val="2"/>
-          <w:numId w:val="27"/>
-        </w:numPr>
-        <w:tabs>
-          <w:tab w:val="clear" w:pos="2160"/>
-          <w:tab w:val="num" w:pos="2880"/>
-        </w:tabs>
-        <w:spacing w:before="68" w:after="68"/>
-        <w:ind w:left="2880"/>
-        <w:rPr>
-          <w:rFonts w:ascii="Tahoma" w:hAnsi="Tahoma" w:cs="Tahoma"/>
+        <w:pStyle w:val="NormalWeb"/>
+        <w:spacing w:before="274" w:beforeAutospacing="0" w:after="274" w:afterAutospacing="0"/>
+        <w:rPr>
+          <w:rFonts w:ascii="Arial" w:hAnsi="Arial" w:cs="Arial"/>
           <w:color w:val="374151"/>
-          <w:sz w:val="22"/>
-          <w:szCs w:val="22"/>
+          <w:sz w:val="21"/>
+          <w:szCs w:val="21"/>
         </w:rPr>
       </w:pPr>
       <w:r>
         <w:rPr>
-          <w:rFonts w:ascii="Tahoma" w:hAnsi="Tahoma" w:cs="Tahoma"/>
-          <w:color w:val="374151"/>
-          <w:sz w:val="22"/>
-          <w:szCs w:val="22"/>
-        </w:rPr>
-        <w:t>student name and enrolment number;</w:t>
-      </w:r>
-      <w:bookmarkStart w:id="45" w:name="_GoBack"/>
-      <w:bookmarkEnd w:id="45"/>
-    </w:p>
-    <w:p>
-      <w:pPr>
-        <w:numPr>
-          <w:ilvl w:val="2"/>
-          <w:numId w:val="27"/>
-        </w:numPr>
-        <w:tabs>
-          <w:tab w:val="clear" w:pos="2160"/>
-          <w:tab w:val="num" w:pos="2880"/>
-        </w:tabs>
-        <w:spacing w:before="68" w:after="68"/>
-        <w:ind w:left="2880"/>
-        <w:rPr>
-          <w:rFonts w:ascii="Tahoma" w:hAnsi="Tahoma" w:cs="Tahoma"/>
-          <w:color w:val="374151"/>
-          <w:sz w:val="22"/>
-          <w:szCs w:val="22"/>
-        </w:rPr>
-      </w:pPr>
-      <w:r>
-        <w:rPr>
-          <w:rFonts w:ascii="Tahoma" w:hAnsi="Tahoma" w:cs="Tahoma"/>
-          <w:color w:val="374151"/>
-          <w:sz w:val="22"/>
-          <w:szCs w:val="22"/>
-        </w:rPr>
-        <w:t>a multi-line message;</w:t>
-      </w:r>
-    </w:p>
-    <w:p>
-      <w:pPr>
-        <w:numPr>
-          <w:ilvl w:val="2"/>
-          <w:numId w:val="27"/>
-        </w:numPr>
-        <w:tabs>
-          <w:tab w:val="clear" w:pos="2160"/>
-          <w:tab w:val="num" w:pos="2880"/>
-        </w:tabs>
-        <w:spacing w:before="68" w:after="68"/>
-        <w:ind w:left="2880"/>
-        <w:rPr>
-          <w:rFonts w:ascii="Tahoma" w:hAnsi="Tahoma" w:cs="Tahoma"/>
-          <w:color w:val="374151"/>
-          <w:sz w:val="22"/>
-          <w:szCs w:val="22"/>
-        </w:rPr>
-      </w:pPr>
-      <w:r>
-        <w:rPr>
-          <w:rFonts w:ascii="Tahoma" w:hAnsi="Tahoma" w:cs="Tahoma"/>
-          <w:color w:val="374151"/>
-          <w:sz w:val="22"/>
-          <w:szCs w:val="22"/>
-        </w:rPr>
-        <w:t>numeric, string, and Boolean literals;</w:t>
-      </w:r>
-    </w:p>
-    <w:p>
-      <w:pPr>
-        <w:numPr>
-          <w:ilvl w:val="2"/>
-          <w:numId w:val="27"/>
-        </w:numPr>
-        <w:tabs>
-          <w:tab w:val="clear" w:pos="2160"/>
-          <w:tab w:val="num" w:pos="2880"/>
-        </w:tabs>
-        <w:spacing w:before="68" w:after="68"/>
-        <w:ind w:left="2880"/>
-        <w:rPr>
-          <w:rFonts w:ascii="Tahoma" w:hAnsi="Tahoma" w:cs="Tahoma"/>
-          <w:color w:val="374151"/>
-          <w:sz w:val="22"/>
-          <w:szCs w:val="22"/>
-        </w:rPr>
-      </w:pPr>
-      <w:r>
-        <w:rPr>
-          <w:rFonts w:ascii="Tahoma" w:hAnsi="Tahoma" w:cs="Tahoma"/>
-          <w:color w:val="374151"/>
-          <w:sz w:val="22"/>
-          <w:szCs w:val="22"/>
-        </w:rPr>
-        <w:t>output using separators and end parameters.</w:t>
+          <w:rStyle w:val="Strong"/>
+          <w:rFonts w:ascii="Arial" w:hAnsi="Arial" w:cs="Arial"/>
+          <w:color w:val="111827"/>
+          <w:sz w:val="21"/>
+          <w:szCs w:val="21"/>
+        </w:rPr>
+        <w:t>Procedure:</w:t>
       </w:r>
     </w:p>
     <w:p>
       <w:pPr>
         <w:numPr>
           <w:ilvl w:val="0"/>
-          <w:numId w:val="19"/>
+          <w:numId w:val="35"/>
         </w:numPr>
-        <w:tabs>
-          <w:tab w:val="clear" w:pos="720"/>
-          <w:tab w:val="num" w:pos="1440"/>
-        </w:tabs>
         <w:spacing w:before="68" w:after="68"/>
-        <w:rPr>
-          <w:rFonts w:ascii="Tahoma" w:hAnsi="Tahoma" w:cs="Tahoma"/>
+        <w:ind w:left="0"/>
+        <w:rPr>
+          <w:rFonts w:ascii="Arial" w:hAnsi="Arial" w:cs="Arial"/>
           <w:color w:val="374151"/>
-          <w:sz w:val="22"/>
-          <w:szCs w:val="22"/>
+          <w:sz w:val="21"/>
+          <w:szCs w:val="21"/>
         </w:rPr>
       </w:pPr>
       <w:r>
         <w:rPr>
-          <w:rFonts w:ascii="Tahoma" w:hAnsi="Tahoma" w:cs="Tahoma"/>
+          <w:rFonts w:ascii="Arial" w:hAnsi="Arial" w:cs="Arial"/>
           <w:color w:val="374151"/>
-          <w:sz w:val="22"/>
-          <w:szCs w:val="22"/>
-        </w:rPr>
-        <w:t>Introduce one syntax error in a </w:t>
+          <w:sz w:val="21"/>
+          <w:szCs w:val="21"/>
+        </w:rPr>
+        <w:t>Write comments stating the purpose of the program and the major code sections.</w:t>
+      </w:r>
+    </w:p>
+    <w:p>
+      <w:pPr>
+        <w:numPr>
+          <w:ilvl w:val="0"/>
+          <w:numId w:val="35"/>
+        </w:numPr>
+        <w:spacing w:before="68" w:after="68"/>
+        <w:ind w:left="0"/>
+        <w:rPr>
+          <w:rFonts w:ascii="Arial" w:hAnsi="Arial" w:cs="Arial"/>
+          <w:color w:val="374151"/>
+          <w:sz w:val="21"/>
+          <w:szCs w:val="21"/>
+        </w:rPr>
+      </w:pPr>
+      <w:r>
+        <w:rPr>
+          <w:rFonts w:ascii="Arial" w:hAnsi="Arial" w:cs="Arial"/>
+          <w:color w:val="374151"/>
+          <w:sz w:val="21"/>
+          <w:szCs w:val="21"/>
+        </w:rPr>
+        <w:t>Take five student-related inputs using </w:t>
       </w:r>
       <w:proofErr w:type="gramStart"/>
       <w:r>
         <w:rPr>
-          <w:rFonts w:ascii="Tahoma" w:hAnsi="Tahoma" w:cs="Tahoma"/>
+          <w:rStyle w:val="HTMLCode"/>
+          <w:rFonts w:ascii="Cascadia Code" w:hAnsi="Cascadia Code" w:cs="Cascadia Code"/>
+          <w:b/>
           <w:bCs/>
           <w:color w:val="111827"/>
-          <w:sz w:val="22"/>
-          <w:szCs w:val="22"/>
+          <w:sz w:val="18"/>
+          <w:szCs w:val="18"/>
+        </w:rPr>
+        <w:t>input(</w:t>
+      </w:r>
+      <w:proofErr w:type="gramEnd"/>
+      <w:r>
+        <w:rPr>
+          <w:rStyle w:val="HTMLCode"/>
+          <w:rFonts w:ascii="Cascadia Code" w:hAnsi="Cascadia Code" w:cs="Cascadia Code"/>
+          <w:b/>
+          <w:bCs/>
+          <w:color w:val="111827"/>
+          <w:sz w:val="18"/>
+          <w:szCs w:val="18"/>
+        </w:rPr>
+        <w:t>)</w:t>
+      </w:r>
+      <w:r>
+        <w:rPr>
+          <w:rFonts w:ascii="Arial" w:hAnsi="Arial" w:cs="Arial"/>
+          <w:color w:val="374151"/>
+          <w:sz w:val="21"/>
+          <w:szCs w:val="21"/>
+        </w:rPr>
+        <w:t>.</w:t>
+      </w:r>
+    </w:p>
+    <w:p>
+      <w:pPr>
+        <w:numPr>
+          <w:ilvl w:val="0"/>
+          <w:numId w:val="35"/>
+        </w:numPr>
+        <w:spacing w:before="68" w:after="68"/>
+        <w:ind w:left="0"/>
+        <w:rPr>
+          <w:rFonts w:ascii="Arial" w:hAnsi="Arial" w:cs="Arial"/>
+          <w:color w:val="374151"/>
+          <w:sz w:val="21"/>
+          <w:szCs w:val="21"/>
+        </w:rPr>
+      </w:pPr>
+      <w:r>
+        <w:rPr>
+          <w:rFonts w:ascii="Arial" w:hAnsi="Arial" w:cs="Arial"/>
+          <w:color w:val="374151"/>
+          <w:sz w:val="21"/>
+          <w:szCs w:val="21"/>
+        </w:rPr>
+        <w:t>Store the inputs in appropriately named variables.</w:t>
+      </w:r>
+    </w:p>
+    <w:p>
+      <w:pPr>
+        <w:numPr>
+          <w:ilvl w:val="0"/>
+          <w:numId w:val="35"/>
+        </w:numPr>
+        <w:spacing w:before="68" w:after="68"/>
+        <w:ind w:left="0"/>
+        <w:rPr>
+          <w:rFonts w:ascii="Arial" w:hAnsi="Arial" w:cs="Arial"/>
+          <w:color w:val="374151"/>
+          <w:sz w:val="21"/>
+          <w:szCs w:val="21"/>
+        </w:rPr>
+      </w:pPr>
+      <w:r>
+        <w:rPr>
+          <w:rFonts w:ascii="Arial" w:hAnsi="Arial" w:cs="Arial"/>
+          <w:color w:val="374151"/>
+          <w:sz w:val="21"/>
+          <w:szCs w:val="21"/>
+        </w:rPr>
+        <w:t>Display the details with labels and separators using </w:t>
+      </w:r>
+      <w:proofErr w:type="gramStart"/>
+      <w:r>
+        <w:rPr>
+          <w:rStyle w:val="HTMLCode"/>
+          <w:rFonts w:ascii="Cascadia Code" w:hAnsi="Cascadia Code" w:cs="Cascadia Code"/>
+          <w:b/>
+          <w:bCs/>
+          <w:color w:val="111827"/>
+          <w:sz w:val="18"/>
+          <w:szCs w:val="18"/>
         </w:rPr>
         <w:t>print(</w:t>
       </w:r>
       <w:proofErr w:type="gramEnd"/>
       <w:r>
         <w:rPr>
-          <w:rFonts w:ascii="Tahoma" w:hAnsi="Tahoma" w:cs="Tahoma"/>
+          <w:rStyle w:val="HTMLCode"/>
+          <w:rFonts w:ascii="Cascadia Code" w:hAnsi="Cascadia Code" w:cs="Cascadia Code"/>
+          <w:b/>
           <w:bCs/>
           <w:color w:val="111827"/>
-          <w:sz w:val="22"/>
-          <w:szCs w:val="22"/>
+          <w:sz w:val="18"/>
+          <w:szCs w:val="18"/>
         </w:rPr>
         <w:t>)</w:t>
       </w:r>
       <w:r>
         <w:rPr>
-          <w:rFonts w:ascii="Tahoma" w:hAnsi="Tahoma" w:cs="Tahoma"/>
+          <w:rFonts w:ascii="Arial" w:hAnsi="Arial" w:cs="Arial"/>
           <w:color w:val="374151"/>
-          <w:sz w:val="22"/>
-          <w:szCs w:val="22"/>
-        </w:rPr>
-        <w:t> statement, observe the error message, correct it, and record the correction.</w:t>
-      </w:r>
-    </w:p>
-    <w:p>
-      <w:pPr>
-        <w:spacing w:before="274" w:after="274"/>
-        <w:rPr>
-          <w:rFonts w:ascii="Tahoma" w:hAnsi="Tahoma" w:cs="Tahoma"/>
-          <w:color w:val="374151"/>
-          <w:sz w:val="22"/>
-          <w:szCs w:val="22"/>
-        </w:rPr>
-      </w:pPr>
-      <w:r>
-        <w:rPr>
-          <w:rFonts w:ascii="Tahoma" w:hAnsi="Tahoma" w:cs="Tahoma"/>
-          <w:bCs/>
-          <w:color w:val="111827"/>
-          <w:sz w:val="22"/>
-          <w:szCs w:val="22"/>
-        </w:rPr>
-        <w:t>Deliverable:</w:t>
-      </w:r>
-      <w:r>
-        <w:rPr>
-          <w:rFonts w:ascii="Tahoma" w:hAnsi="Tahoma" w:cs="Tahoma"/>
-          <w:color w:val="374151"/>
-          <w:sz w:val="22"/>
-          <w:szCs w:val="22"/>
-        </w:rPr>
-        <w:t> Python script and a short error-correction note.</w:t>
-      </w:r>
-    </w:p>
-    <w:p>
-      <w:pPr>
-        <w:spacing w:before="686" w:after="686"/>
-        <w:rPr>
-          <w:rFonts w:ascii="Tahoma" w:hAnsi="Tahoma" w:cs="Tahoma"/>
-          <w:sz w:val="22"/>
-          <w:szCs w:val="22"/>
-        </w:rPr>
-      </w:pPr>
-    </w:p>
-    <w:p>
-      <w:pPr>
-        <w:spacing w:after="107"/>
-        <w:outlineLvl w:val="2"/>
-        <w:rPr>
-          <w:rFonts w:ascii="Tahoma" w:hAnsi="Tahoma" w:cs="Tahoma"/>
-          <w:bCs/>
-          <w:color w:val="111827"/>
-          <w:sz w:val="22"/>
-          <w:szCs w:val="22"/>
-        </w:rPr>
-      </w:pPr>
-      <w:r>
-        <w:rPr>
-          <w:rFonts w:ascii="Tahoma" w:hAnsi="Tahoma" w:cs="Tahoma"/>
-          <w:bCs/>
-          <w:color w:val="111827"/>
-          <w:sz w:val="22"/>
-          <w:szCs w:val="22"/>
-        </w:rPr>
-        <w:t>Activity 2: Identifier, Keyword, and Variable Classification Task</w:t>
+          <w:sz w:val="21"/>
+          <w:szCs w:val="21"/>
+        </w:rPr>
+        <w:t>.</w:t>
       </w:r>
     </w:p>
     <w:p>
       <w:pPr>
         <w:numPr>
           <w:ilvl w:val="0"/>
-          <w:numId w:val="28"/>
+          <w:numId w:val="35"/>
         </w:numPr>
         <w:spacing w:before="68" w:after="68"/>
-        <w:rPr>
-          <w:rFonts w:ascii="Tahoma" w:hAnsi="Tahoma" w:cs="Tahoma"/>
+        <w:ind w:left="0"/>
+        <w:rPr>
+          <w:rFonts w:ascii="Arial" w:hAnsi="Arial" w:cs="Arial"/>
           <w:color w:val="374151"/>
-          <w:sz w:val="22"/>
-          <w:szCs w:val="22"/>
+          <w:sz w:val="21"/>
+          <w:szCs w:val="21"/>
         </w:rPr>
       </w:pPr>
       <w:r>
         <w:rPr>
-          <w:rFonts w:ascii="Tahoma" w:hAnsi="Tahoma" w:cs="Tahoma"/>
+          <w:rFonts w:ascii="Arial" w:hAnsi="Arial" w:cs="Arial"/>
           <w:color w:val="374151"/>
-          <w:sz w:val="22"/>
-          <w:szCs w:val="22"/>
-        </w:rPr>
-        <w:t>Examine a list of proposed names such as </w:t>
-      </w:r>
-      <w:proofErr w:type="spellStart"/>
-      <w:r>
-        <w:rPr>
-          <w:rFonts w:ascii="Tahoma" w:hAnsi="Tahoma" w:cs="Tahoma"/>
-          <w:color w:val="374151"/>
-          <w:sz w:val="22"/>
-          <w:szCs w:val="22"/>
-        </w:rPr>
-        <w:t>student_name</w:t>
-      </w:r>
-      <w:proofErr w:type="spellEnd"/>
-      <w:r>
-        <w:rPr>
-          <w:rFonts w:ascii="Tahoma" w:hAnsi="Tahoma" w:cs="Tahoma"/>
-          <w:color w:val="374151"/>
-          <w:sz w:val="22"/>
-          <w:szCs w:val="22"/>
-        </w:rPr>
-        <w:t>, class, </w:t>
-      </w:r>
-      <w:proofErr w:type="spellStart"/>
-      <w:r>
-        <w:rPr>
-          <w:rFonts w:ascii="Tahoma" w:hAnsi="Tahoma" w:cs="Tahoma"/>
-          <w:color w:val="374151"/>
-          <w:sz w:val="22"/>
-          <w:szCs w:val="22"/>
-        </w:rPr>
-        <w:t>totalMarks</w:t>
-      </w:r>
-      <w:proofErr w:type="spellEnd"/>
-      <w:r>
-        <w:rPr>
-          <w:rFonts w:ascii="Tahoma" w:hAnsi="Tahoma" w:cs="Tahoma"/>
-          <w:color w:val="374151"/>
-          <w:sz w:val="22"/>
-          <w:szCs w:val="22"/>
-        </w:rPr>
-        <w:t>, 2value, _count, and for.</w:t>
+          <w:sz w:val="21"/>
+          <w:szCs w:val="21"/>
+        </w:rPr>
+        <w:t>Test the program using at least three different sets of student information.</w:t>
       </w:r>
     </w:p>
     <w:p>
       <w:pPr>
         <w:numPr>
           <w:ilvl w:val="0"/>
-          <w:numId w:val="28"/>
+          <w:numId w:val="35"/>
         </w:numPr>
-        <w:tabs>
-          <w:tab w:val="clear" w:pos="720"/>
-          <w:tab w:val="num" w:pos="1440"/>
-        </w:tabs>
         <w:spacing w:before="68" w:after="68"/>
-        <w:rPr>
-          <w:rFonts w:ascii="Tahoma" w:hAnsi="Tahoma" w:cs="Tahoma"/>
+        <w:ind w:left="0"/>
+        <w:rPr>
+          <w:rFonts w:ascii="Arial" w:hAnsi="Arial" w:cs="Arial"/>
           <w:color w:val="374151"/>
-          <w:sz w:val="22"/>
-          <w:szCs w:val="22"/>
+          <w:sz w:val="21"/>
+          <w:szCs w:val="21"/>
         </w:rPr>
       </w:pPr>
       <w:r>
         <w:rPr>
-          <w:rFonts w:ascii="Tahoma" w:hAnsi="Tahoma" w:cs="Tahoma"/>
+          <w:rFonts w:ascii="Arial" w:hAnsi="Arial" w:cs="Arial"/>
           <w:color w:val="374151"/>
-          <w:sz w:val="22"/>
-          <w:szCs w:val="22"/>
-        </w:rPr>
-        <w:t>Classify each as a valid identifier, invalid identifier, or Python keyword.</w:t>
+          <w:sz w:val="21"/>
+          <w:szCs w:val="21"/>
+        </w:rPr>
+        <w:t>Exchange code with a peer and identify unclear variable names, missing labels, or poorly formatted output.</w:t>
       </w:r>
     </w:p>
     <w:p>
       <w:pPr>
         <w:numPr>
           <w:ilvl w:val="0"/>
-          <w:numId w:val="28"/>
+          <w:numId w:val="35"/>
         </w:numPr>
-        <w:tabs>
-          <w:tab w:val="clear" w:pos="720"/>
-          <w:tab w:val="num" w:pos="1440"/>
-        </w:tabs>
         <w:spacing w:before="68" w:after="68"/>
-        <w:rPr>
-          <w:rFonts w:ascii="Tahoma" w:hAnsi="Tahoma" w:cs="Tahoma"/>
+        <w:ind w:left="0"/>
+        <w:rPr>
+          <w:rFonts w:ascii="Arial" w:hAnsi="Arial" w:cs="Arial"/>
           <w:color w:val="374151"/>
-          <w:sz w:val="22"/>
-          <w:szCs w:val="22"/>
+          <w:sz w:val="21"/>
+          <w:szCs w:val="21"/>
         </w:rPr>
       </w:pPr>
       <w:r>
         <w:rPr>
-          <w:rFonts w:ascii="Tahoma" w:hAnsi="Tahoma" w:cs="Tahoma"/>
+          <w:rFonts w:ascii="Arial" w:hAnsi="Arial" w:cs="Arial"/>
           <w:color w:val="374151"/>
-          <w:sz w:val="22"/>
-          <w:szCs w:val="22"/>
-        </w:rPr>
-        <w:t>Create variables using valid identifiers to store a student’s name, age, percentage, fee-status Boolean value, and section.</w:t>
+          <w:sz w:val="21"/>
+          <w:szCs w:val="21"/>
+        </w:rPr>
+        <w:t>Revise the program based on the peer review.</w:t>
+      </w:r>
+    </w:p>
+    <w:p>
+      <w:pPr>
+        <w:spacing w:before="686" w:after="686"/>
+      </w:pPr>
+    </w:p>
+    <w:p>
+      <w:pPr>
+        <w:pStyle w:val="Heading3"/>
+        <w:spacing w:before="0" w:after="107"/>
+        <w:rPr>
+          <w:rFonts w:ascii="Arial" w:hAnsi="Arial" w:cs="Arial"/>
+          <w:color w:val="111827"/>
+        </w:rPr>
+      </w:pPr>
+      <w:r>
+        <w:rPr>
+          <w:rFonts w:ascii="Arial" w:hAnsi="Arial" w:cs="Arial"/>
+          <w:color w:val="111827"/>
+        </w:rPr>
+        <w:t>Activity 2: Simple Bill Display Program</w:t>
+      </w:r>
+    </w:p>
+    <w:p>
+      <w:pPr>
+        <w:pStyle w:val="NormalWeb"/>
+        <w:spacing w:before="274" w:beforeAutospacing="0" w:after="274" w:afterAutospacing="0"/>
+        <w:rPr>
+          <w:rFonts w:ascii="Arial" w:hAnsi="Arial" w:cs="Arial"/>
+          <w:color w:val="374151"/>
+          <w:sz w:val="21"/>
+          <w:szCs w:val="21"/>
+        </w:rPr>
+      </w:pPr>
+      <w:r>
+        <w:rPr>
+          <w:rFonts w:ascii="Arial" w:hAnsi="Arial" w:cs="Arial"/>
+          <w:color w:val="374151"/>
+          <w:sz w:val="21"/>
+          <w:szCs w:val="21"/>
+        </w:rPr>
+        <w:t>Students will develop a program that accepts details of a purchased item and prepares a simple printed bill. The activity will help students connect variables and output statements with a familiar real-world situation.</w:t>
+      </w:r>
+    </w:p>
+    <w:p>
+      <w:pPr>
+        <w:pStyle w:val="NormalWeb"/>
+        <w:spacing w:before="274" w:beforeAutospacing="0" w:after="274" w:afterAutospacing="0"/>
+        <w:rPr>
+          <w:rFonts w:ascii="Arial" w:hAnsi="Arial" w:cs="Arial"/>
+          <w:color w:val="374151"/>
+          <w:sz w:val="21"/>
+          <w:szCs w:val="21"/>
+        </w:rPr>
+      </w:pPr>
+      <w:r>
+        <w:rPr>
+          <w:rStyle w:val="Strong"/>
+          <w:rFonts w:ascii="Arial" w:hAnsi="Arial" w:cs="Arial"/>
+          <w:color w:val="111827"/>
+          <w:sz w:val="21"/>
+          <w:szCs w:val="21"/>
+        </w:rPr>
+        <w:t>Procedure:</w:t>
       </w:r>
     </w:p>
     <w:p>
       <w:pPr>
         <w:numPr>
           <w:ilvl w:val="0"/>
-          <w:numId w:val="28"/>
+          <w:numId w:val="36"/>
         </w:numPr>
-        <w:tabs>
-          <w:tab w:val="clear" w:pos="720"/>
-          <w:tab w:val="num" w:pos="1440"/>
-        </w:tabs>
         <w:spacing w:before="68" w:after="68"/>
-        <w:rPr>
-          <w:rFonts w:ascii="Tahoma" w:hAnsi="Tahoma" w:cs="Tahoma"/>
+        <w:ind w:left="0"/>
+        <w:rPr>
+          <w:rFonts w:ascii="Arial" w:hAnsi="Arial" w:cs="Arial"/>
           <w:color w:val="374151"/>
-          <w:sz w:val="22"/>
-          <w:szCs w:val="22"/>
+          <w:sz w:val="21"/>
+          <w:szCs w:val="21"/>
         </w:rPr>
       </w:pPr>
       <w:r>
         <w:rPr>
-          <w:rFonts w:ascii="Tahoma" w:hAnsi="Tahoma" w:cs="Tahoma"/>
+          <w:rFonts w:ascii="Arial" w:hAnsi="Arial" w:cs="Arial"/>
           <w:color w:val="374151"/>
-          <w:sz w:val="22"/>
-          <w:szCs w:val="22"/>
-        </w:rPr>
-        <w:t>Display each variable along with its value and data type using </w:t>
+          <w:sz w:val="21"/>
+          <w:szCs w:val="21"/>
+        </w:rPr>
+        <w:t>Add comments to identify the input section and bill-display section.</w:t>
+      </w:r>
+    </w:p>
+    <w:p>
+      <w:pPr>
+        <w:numPr>
+          <w:ilvl w:val="0"/>
+          <w:numId w:val="36"/>
+        </w:numPr>
+        <w:spacing w:before="68" w:after="68"/>
+        <w:ind w:left="0"/>
+        <w:rPr>
+          <w:rFonts w:ascii="Arial" w:hAnsi="Arial" w:cs="Arial"/>
+          <w:color w:val="374151"/>
+          <w:sz w:val="21"/>
+          <w:szCs w:val="21"/>
+        </w:rPr>
+      </w:pPr>
+      <w:r>
+        <w:rPr>
+          <w:rFonts w:ascii="Arial" w:hAnsi="Arial" w:cs="Arial"/>
+          <w:color w:val="374151"/>
+          <w:sz w:val="21"/>
+          <w:szCs w:val="21"/>
+        </w:rPr>
+        <w:t>Take inputs for customer name, item name, quantity, item price, and shop name.</w:t>
+      </w:r>
+    </w:p>
+    <w:p>
+      <w:pPr>
+        <w:numPr>
+          <w:ilvl w:val="0"/>
+          <w:numId w:val="36"/>
+        </w:numPr>
+        <w:spacing w:before="68" w:after="68"/>
+        <w:ind w:left="0"/>
+        <w:rPr>
+          <w:rFonts w:ascii="Arial" w:hAnsi="Arial" w:cs="Arial"/>
+          <w:color w:val="374151"/>
+          <w:sz w:val="21"/>
+          <w:szCs w:val="21"/>
+        </w:rPr>
+      </w:pPr>
+      <w:r>
+        <w:rPr>
+          <w:rFonts w:ascii="Arial" w:hAnsi="Arial" w:cs="Arial"/>
+          <w:color w:val="374151"/>
+          <w:sz w:val="21"/>
+          <w:szCs w:val="21"/>
+        </w:rPr>
+        <w:t>Store the values in meaningful variables.</w:t>
+      </w:r>
+    </w:p>
+    <w:p>
+      <w:pPr>
+        <w:numPr>
+          <w:ilvl w:val="0"/>
+          <w:numId w:val="36"/>
+        </w:numPr>
+        <w:spacing w:before="68" w:after="68"/>
+        <w:ind w:left="0"/>
+        <w:rPr>
+          <w:rFonts w:ascii="Arial" w:hAnsi="Arial" w:cs="Arial"/>
+          <w:color w:val="374151"/>
+          <w:sz w:val="21"/>
+          <w:szCs w:val="21"/>
+        </w:rPr>
+      </w:pPr>
+      <w:r>
+        <w:rPr>
+          <w:rFonts w:ascii="Arial" w:hAnsi="Arial" w:cs="Arial"/>
+          <w:color w:val="374151"/>
+          <w:sz w:val="21"/>
+          <w:szCs w:val="21"/>
+        </w:rPr>
+        <w:t>Use </w:t>
       </w:r>
       <w:proofErr w:type="gramStart"/>
       <w:r>
         <w:rPr>
-          <w:rFonts w:ascii="Tahoma" w:hAnsi="Tahoma" w:cs="Tahoma"/>
+          <w:rStyle w:val="HTMLCode"/>
+          <w:rFonts w:ascii="Cascadia Code" w:hAnsi="Cascadia Code" w:cs="Cascadia Code"/>
+          <w:b/>
+          <w:bCs/>
+          <w:color w:val="111827"/>
+          <w:sz w:val="18"/>
+          <w:szCs w:val="18"/>
+        </w:rPr>
+        <w:t>print(</w:t>
+      </w:r>
+      <w:proofErr w:type="gramEnd"/>
+      <w:r>
+        <w:rPr>
+          <w:rStyle w:val="HTMLCode"/>
+          <w:rFonts w:ascii="Cascadia Code" w:hAnsi="Cascadia Code" w:cs="Cascadia Code"/>
+          <w:b/>
+          <w:bCs/>
+          <w:color w:val="111827"/>
+          <w:sz w:val="18"/>
+          <w:szCs w:val="18"/>
+        </w:rPr>
+        <w:t>)</w:t>
+      </w:r>
+      <w:r>
+        <w:rPr>
+          <w:rFonts w:ascii="Arial" w:hAnsi="Arial" w:cs="Arial"/>
           <w:color w:val="374151"/>
-          <w:sz w:val="22"/>
-          <w:szCs w:val="22"/>
+          <w:sz w:val="21"/>
+          <w:szCs w:val="21"/>
+        </w:rPr>
+        <w:t> statements to display a structured bill showing all entered values.</w:t>
+      </w:r>
+    </w:p>
+    <w:p>
+      <w:pPr>
+        <w:numPr>
+          <w:ilvl w:val="0"/>
+          <w:numId w:val="36"/>
+        </w:numPr>
+        <w:spacing w:before="68" w:after="68"/>
+        <w:ind w:left="0"/>
+        <w:rPr>
+          <w:rFonts w:ascii="Arial" w:hAnsi="Arial" w:cs="Arial"/>
+          <w:color w:val="374151"/>
+          <w:sz w:val="21"/>
+          <w:szCs w:val="21"/>
+        </w:rPr>
+      </w:pPr>
+      <w:r>
+        <w:rPr>
+          <w:rFonts w:ascii="Arial" w:hAnsi="Arial" w:cs="Arial"/>
+          <w:color w:val="374151"/>
+          <w:sz w:val="21"/>
+          <w:szCs w:val="21"/>
+        </w:rPr>
+        <w:t>Include a bill heading, labels, and separators for readability.</w:t>
+      </w:r>
+    </w:p>
+    <w:p>
+      <w:pPr>
+        <w:numPr>
+          <w:ilvl w:val="0"/>
+          <w:numId w:val="36"/>
+        </w:numPr>
+        <w:spacing w:before="68" w:after="68"/>
+        <w:ind w:left="0"/>
+        <w:rPr>
+          <w:rFonts w:ascii="Arial" w:hAnsi="Arial" w:cs="Arial"/>
+          <w:color w:val="374151"/>
+          <w:sz w:val="21"/>
+          <w:szCs w:val="21"/>
+        </w:rPr>
+      </w:pPr>
+      <w:r>
+        <w:rPr>
+          <w:rFonts w:ascii="Arial" w:hAnsi="Arial" w:cs="Arial"/>
+          <w:color w:val="374151"/>
+          <w:sz w:val="21"/>
+          <w:szCs w:val="21"/>
+        </w:rPr>
+        <w:t>Execute the program for different items and customers.</w:t>
+      </w:r>
+    </w:p>
+    <w:p>
+      <w:pPr>
+        <w:numPr>
+          <w:ilvl w:val="0"/>
+          <w:numId w:val="36"/>
+        </w:numPr>
+        <w:spacing w:before="68" w:after="68"/>
+        <w:ind w:left="0"/>
+        <w:rPr>
+          <w:rFonts w:ascii="Arial" w:hAnsi="Arial" w:cs="Arial"/>
+          <w:color w:val="374151"/>
+          <w:sz w:val="21"/>
+          <w:szCs w:val="21"/>
+        </w:rPr>
+      </w:pPr>
+      <w:r>
+        <w:rPr>
+          <w:rFonts w:ascii="Arial" w:hAnsi="Arial" w:cs="Arial"/>
+          <w:color w:val="374151"/>
+          <w:sz w:val="21"/>
+          <w:szCs w:val="21"/>
+        </w:rPr>
+        <w:t>Check whether all inputs are displayed correctly and whether the bill layout is understandable.</w:t>
+      </w:r>
+    </w:p>
+    <w:p>
+      <w:pPr>
+        <w:numPr>
+          <w:ilvl w:val="0"/>
+          <w:numId w:val="36"/>
+        </w:numPr>
+        <w:spacing w:before="68" w:after="68"/>
+        <w:ind w:left="0"/>
+        <w:rPr>
+          <w:rFonts w:ascii="Arial" w:hAnsi="Arial" w:cs="Arial"/>
+          <w:color w:val="374151"/>
+          <w:sz w:val="21"/>
+          <w:szCs w:val="21"/>
+        </w:rPr>
+      </w:pPr>
+      <w:r>
+        <w:rPr>
+          <w:rFonts w:ascii="Arial" w:hAnsi="Arial" w:cs="Arial"/>
+          <w:color w:val="374151"/>
+          <w:sz w:val="21"/>
+          <w:szCs w:val="21"/>
+        </w:rPr>
+        <w:t>Improve the comments and output formatting after group discussion.</w:t>
+      </w:r>
+    </w:p>
+    <w:p>
+      <w:pPr>
+        <w:spacing w:before="686" w:after="686"/>
+      </w:pPr>
+    </w:p>
+    <w:p>
+      <w:pPr>
+        <w:pStyle w:val="Heading3"/>
+        <w:spacing w:before="0" w:after="107"/>
+        <w:rPr>
+          <w:rFonts w:ascii="Arial" w:hAnsi="Arial" w:cs="Arial"/>
+          <w:color w:val="111827"/>
+        </w:rPr>
+      </w:pPr>
+      <w:r>
+        <w:rPr>
+          <w:rFonts w:ascii="Arial" w:hAnsi="Arial" w:cs="Arial"/>
+          <w:color w:val="111827"/>
+        </w:rPr>
+        <w:lastRenderedPageBreak/>
+        <w:t>Activity 3: Classroom Data Capture and Display</w:t>
+      </w:r>
+    </w:p>
+    <w:p>
+      <w:pPr>
+        <w:pStyle w:val="NormalWeb"/>
+        <w:spacing w:before="0" w:beforeAutospacing="0" w:after="274" w:afterAutospacing="0"/>
+        <w:rPr>
+          <w:rFonts w:ascii="Arial" w:hAnsi="Arial" w:cs="Arial"/>
+          <w:color w:val="374151"/>
+          <w:sz w:val="21"/>
+          <w:szCs w:val="21"/>
+        </w:rPr>
+      </w:pPr>
+      <w:r>
+        <w:rPr>
+          <w:rStyle w:val="Strong"/>
+          <w:rFonts w:ascii="Arial" w:hAnsi="Arial" w:cs="Arial"/>
+          <w:color w:val="111827"/>
+          <w:sz w:val="21"/>
+          <w:szCs w:val="21"/>
+        </w:rPr>
+        <w:t>Duration:</w:t>
+      </w:r>
+      <w:r>
+        <w:rPr>
+          <w:rFonts w:ascii="Arial" w:hAnsi="Arial" w:cs="Arial"/>
+          <w:color w:val="374151"/>
+          <w:sz w:val="21"/>
+          <w:szCs w:val="21"/>
+        </w:rPr>
+        <w:t> 2 Hours</w:t>
+      </w:r>
+      <w:r>
+        <w:rPr>
+          <w:rFonts w:ascii="Arial" w:hAnsi="Arial" w:cs="Arial"/>
+          <w:color w:val="374151"/>
+          <w:sz w:val="21"/>
+          <w:szCs w:val="21"/>
+        </w:rPr>
+        <w:br/>
+      </w:r>
+    </w:p>
+    <w:p>
+      <w:pPr>
+        <w:pStyle w:val="NormalWeb"/>
+        <w:spacing w:before="274" w:beforeAutospacing="0" w:after="274" w:afterAutospacing="0"/>
+        <w:rPr>
+          <w:rFonts w:ascii="Arial" w:hAnsi="Arial" w:cs="Arial"/>
+          <w:color w:val="374151"/>
+          <w:sz w:val="21"/>
+          <w:szCs w:val="21"/>
+        </w:rPr>
+      </w:pPr>
+      <w:r>
+        <w:rPr>
+          <w:rFonts w:ascii="Arial" w:hAnsi="Arial" w:cs="Arial"/>
+          <w:color w:val="374151"/>
+          <w:sz w:val="21"/>
+          <w:szCs w:val="21"/>
+        </w:rPr>
+        <w:t>In pairs, students will design a small program for recording and displaying basic classroom data. The task requires students to decide suitable variable names and organise program output for a user.</w:t>
+      </w:r>
+    </w:p>
+    <w:p>
+      <w:pPr>
+        <w:pStyle w:val="NormalWeb"/>
+        <w:spacing w:before="274" w:beforeAutospacing="0" w:after="274" w:afterAutospacing="0"/>
+        <w:rPr>
+          <w:rFonts w:ascii="Arial" w:hAnsi="Arial" w:cs="Arial"/>
+          <w:color w:val="374151"/>
+          <w:sz w:val="21"/>
+          <w:szCs w:val="21"/>
+        </w:rPr>
+      </w:pPr>
+      <w:r>
+        <w:rPr>
+          <w:rStyle w:val="Strong"/>
+          <w:rFonts w:ascii="Arial" w:hAnsi="Arial" w:cs="Arial"/>
+          <w:color w:val="111827"/>
+          <w:sz w:val="21"/>
+          <w:szCs w:val="21"/>
+        </w:rPr>
+        <w:t>Procedure:</w:t>
+      </w:r>
+    </w:p>
+    <w:p>
+      <w:pPr>
+        <w:numPr>
+          <w:ilvl w:val="0"/>
+          <w:numId w:val="37"/>
+        </w:numPr>
+        <w:spacing w:before="68" w:after="68"/>
+        <w:ind w:left="0"/>
+        <w:rPr>
+          <w:rFonts w:ascii="Arial" w:hAnsi="Arial" w:cs="Arial"/>
+          <w:color w:val="374151"/>
+          <w:sz w:val="21"/>
+          <w:szCs w:val="21"/>
+        </w:rPr>
+      </w:pPr>
+      <w:r>
+        <w:rPr>
+          <w:rFonts w:ascii="Arial" w:hAnsi="Arial" w:cs="Arial"/>
+          <w:color w:val="374151"/>
+          <w:sz w:val="21"/>
+          <w:szCs w:val="21"/>
+        </w:rPr>
+        <w:t>Work in pairs and identify the information needed for a classroom record: student name, roll number, attendance status, course name, and assignment title.</w:t>
+      </w:r>
+    </w:p>
+    <w:p>
+      <w:pPr>
+        <w:numPr>
+          <w:ilvl w:val="0"/>
+          <w:numId w:val="37"/>
+        </w:numPr>
+        <w:spacing w:before="68" w:after="68"/>
+        <w:ind w:left="0"/>
+        <w:rPr>
+          <w:rFonts w:ascii="Arial" w:hAnsi="Arial" w:cs="Arial"/>
+          <w:color w:val="374151"/>
+          <w:sz w:val="21"/>
+          <w:szCs w:val="21"/>
+        </w:rPr>
+      </w:pPr>
+      <w:r>
+        <w:rPr>
+          <w:rFonts w:ascii="Arial" w:hAnsi="Arial" w:cs="Arial"/>
+          <w:color w:val="374151"/>
+          <w:sz w:val="21"/>
+          <w:szCs w:val="21"/>
+        </w:rPr>
+        <w:t>Write a brief program plan identifying the input variables and the expected printed output.</w:t>
+      </w:r>
+    </w:p>
+    <w:p>
+      <w:pPr>
+        <w:numPr>
+          <w:ilvl w:val="0"/>
+          <w:numId w:val="37"/>
+        </w:numPr>
+        <w:spacing w:before="68" w:after="68"/>
+        <w:ind w:left="0"/>
+        <w:rPr>
+          <w:rFonts w:ascii="Arial" w:hAnsi="Arial" w:cs="Arial"/>
+          <w:color w:val="374151"/>
+          <w:sz w:val="21"/>
+          <w:szCs w:val="21"/>
+        </w:rPr>
+      </w:pPr>
+      <w:r>
+        <w:rPr>
+          <w:rFonts w:ascii="Arial" w:hAnsi="Arial" w:cs="Arial"/>
+          <w:color w:val="374151"/>
+          <w:sz w:val="21"/>
+          <w:szCs w:val="21"/>
+        </w:rPr>
+        <w:t>Develop a Python program that accepts the selected details through </w:t>
+      </w:r>
+      <w:proofErr w:type="gramStart"/>
+      <w:r>
+        <w:rPr>
+          <w:rStyle w:val="HTMLCode"/>
+          <w:rFonts w:ascii="Cascadia Code" w:hAnsi="Cascadia Code" w:cs="Cascadia Code"/>
+          <w:b/>
+          <w:bCs/>
+          <w:color w:val="111827"/>
+          <w:sz w:val="18"/>
+          <w:szCs w:val="18"/>
+        </w:rPr>
+        <w:t>input(</w:t>
+      </w:r>
+      <w:proofErr w:type="gramEnd"/>
+      <w:r>
+        <w:rPr>
+          <w:rStyle w:val="HTMLCode"/>
+          <w:rFonts w:ascii="Cascadia Code" w:hAnsi="Cascadia Code" w:cs="Cascadia Code"/>
+          <w:b/>
+          <w:bCs/>
+          <w:color w:val="111827"/>
+          <w:sz w:val="18"/>
+          <w:szCs w:val="18"/>
+        </w:rPr>
+        <w:t>)</w:t>
+      </w:r>
+      <w:r>
+        <w:rPr>
+          <w:rFonts w:ascii="Arial" w:hAnsi="Arial" w:cs="Arial"/>
+          <w:color w:val="374151"/>
+          <w:sz w:val="21"/>
+          <w:szCs w:val="21"/>
+        </w:rPr>
+        <w:t>.</w:t>
+      </w:r>
+    </w:p>
+    <w:p>
+      <w:pPr>
+        <w:numPr>
+          <w:ilvl w:val="0"/>
+          <w:numId w:val="37"/>
+        </w:numPr>
+        <w:spacing w:before="68" w:after="68"/>
+        <w:ind w:left="0"/>
+        <w:rPr>
+          <w:rFonts w:ascii="Arial" w:hAnsi="Arial" w:cs="Arial"/>
+          <w:color w:val="374151"/>
+          <w:sz w:val="21"/>
+          <w:szCs w:val="21"/>
+        </w:rPr>
+      </w:pPr>
+      <w:r>
+        <w:rPr>
+          <w:rFonts w:ascii="Arial" w:hAnsi="Arial" w:cs="Arial"/>
+          <w:color w:val="374151"/>
+          <w:sz w:val="21"/>
+          <w:szCs w:val="21"/>
+        </w:rPr>
+        <w:t>Use comments to explain the purpose of each major program section.</w:t>
+      </w:r>
+    </w:p>
+    <w:p>
+      <w:pPr>
+        <w:numPr>
+          <w:ilvl w:val="0"/>
+          <w:numId w:val="37"/>
+        </w:numPr>
+        <w:spacing w:before="68" w:after="68"/>
+        <w:ind w:left="0"/>
+        <w:rPr>
+          <w:rFonts w:ascii="Arial" w:hAnsi="Arial" w:cs="Arial"/>
+          <w:color w:val="374151"/>
+          <w:sz w:val="21"/>
+          <w:szCs w:val="21"/>
+        </w:rPr>
+      </w:pPr>
+      <w:r>
+        <w:rPr>
+          <w:rFonts w:ascii="Arial" w:hAnsi="Arial" w:cs="Arial"/>
+          <w:color w:val="374151"/>
+          <w:sz w:val="21"/>
+          <w:szCs w:val="21"/>
+        </w:rPr>
+        <w:t>Display a clear classroom-record summary using </w:t>
+      </w:r>
+      <w:proofErr w:type="gramStart"/>
+      <w:r>
+        <w:rPr>
+          <w:rStyle w:val="HTMLCode"/>
+          <w:rFonts w:ascii="Cascadia Code" w:hAnsi="Cascadia Code" w:cs="Cascadia Code"/>
+          <w:b/>
+          <w:bCs/>
+          <w:color w:val="111827"/>
+          <w:sz w:val="18"/>
+          <w:szCs w:val="18"/>
+        </w:rPr>
+        <w:t>print(</w:t>
+      </w:r>
+      <w:proofErr w:type="gramEnd"/>
+      <w:r>
+        <w:rPr>
+          <w:rStyle w:val="HTMLCode"/>
+          <w:rFonts w:ascii="Cascadia Code" w:hAnsi="Cascadia Code" w:cs="Cascadia Code"/>
+          <w:b/>
+          <w:bCs/>
+          <w:color w:val="111827"/>
+          <w:sz w:val="18"/>
+          <w:szCs w:val="18"/>
+        </w:rPr>
+        <w:t>)</w:t>
+      </w:r>
+      <w:r>
+        <w:rPr>
+          <w:rFonts w:ascii="Arial" w:hAnsi="Arial" w:cs="Arial"/>
+          <w:color w:val="374151"/>
+          <w:sz w:val="21"/>
+          <w:szCs w:val="21"/>
+        </w:rPr>
+        <w:t>.</w:t>
+      </w:r>
+    </w:p>
+    <w:p>
+      <w:pPr>
+        <w:numPr>
+          <w:ilvl w:val="0"/>
+          <w:numId w:val="37"/>
+        </w:numPr>
+        <w:spacing w:before="68" w:after="68"/>
+        <w:ind w:left="0"/>
+        <w:rPr>
+          <w:rFonts w:ascii="Arial" w:hAnsi="Arial" w:cs="Arial"/>
+          <w:color w:val="374151"/>
+          <w:sz w:val="21"/>
+          <w:szCs w:val="21"/>
+        </w:rPr>
+      </w:pPr>
+      <w:r>
+        <w:rPr>
+          <w:rFonts w:ascii="Arial" w:hAnsi="Arial" w:cs="Arial"/>
+          <w:color w:val="374151"/>
+          <w:sz w:val="21"/>
+          <w:szCs w:val="21"/>
+        </w:rPr>
+        <w:t>Test the program with at least two different student records.</w:t>
+      </w:r>
+    </w:p>
+    <w:p>
+      <w:pPr>
+        <w:numPr>
+          <w:ilvl w:val="0"/>
+          <w:numId w:val="37"/>
+        </w:numPr>
+        <w:spacing w:before="68" w:after="68"/>
+        <w:ind w:left="0"/>
+        <w:rPr>
+          <w:rFonts w:ascii="Arial" w:hAnsi="Arial" w:cs="Arial"/>
+          <w:color w:val="374151"/>
+          <w:sz w:val="21"/>
+          <w:szCs w:val="21"/>
+        </w:rPr>
+      </w:pPr>
+      <w:r>
+        <w:rPr>
+          <w:rFonts w:ascii="Arial" w:hAnsi="Arial" w:cs="Arial"/>
+          <w:color w:val="374151"/>
+          <w:sz w:val="21"/>
+          <w:szCs w:val="21"/>
+        </w:rPr>
+        <w:t>One student checks inputs and output, while the other checks code readability and comments.</w:t>
+      </w:r>
+    </w:p>
+    <w:p>
+      <w:pPr>
+        <w:numPr>
+          <w:ilvl w:val="0"/>
+          <w:numId w:val="37"/>
+        </w:numPr>
+        <w:spacing w:before="68" w:after="68"/>
+        <w:ind w:left="0"/>
+        <w:rPr>
+          <w:rFonts w:ascii="Arial" w:hAnsi="Arial" w:cs="Arial"/>
+          <w:color w:val="374151"/>
+          <w:sz w:val="21"/>
+          <w:szCs w:val="21"/>
+        </w:rPr>
+      </w:pPr>
+      <w:r>
+        <w:rPr>
+          <w:rFonts w:ascii="Arial" w:hAnsi="Arial" w:cs="Arial"/>
+          <w:color w:val="374151"/>
+          <w:sz w:val="21"/>
+          <w:szCs w:val="21"/>
+        </w:rPr>
+        <w:t>Swap roles, revise the code, and run the final version.</w:t>
+      </w:r>
+    </w:p>
+    <w:p>
+      <w:pPr>
+        <w:spacing w:before="686" w:after="686"/>
+      </w:pPr>
+    </w:p>
+    <w:p>
+      <w:pPr>
+        <w:pStyle w:val="Heading3"/>
+        <w:spacing w:before="0" w:after="107"/>
+        <w:rPr>
+          <w:rFonts w:ascii="Arial" w:hAnsi="Arial" w:cs="Arial"/>
+          <w:color w:val="111827"/>
+        </w:rPr>
+      </w:pPr>
+      <w:r>
+        <w:rPr>
+          <w:rFonts w:ascii="Arial" w:hAnsi="Arial" w:cs="Arial"/>
+          <w:color w:val="111827"/>
+        </w:rPr>
+        <w:t>Activity 4: Dynamic Typing Trace and Debugging Task</w:t>
+      </w:r>
+    </w:p>
+    <w:p>
+      <w:r>
+        <w:rPr>
+          <w:rStyle w:val="Strong"/>
+          <w:rFonts w:ascii="Arial" w:hAnsi="Arial" w:cs="Arial"/>
+          <w:color w:val="111827"/>
+          <w:sz w:val="21"/>
+          <w:szCs w:val="21"/>
+        </w:rPr>
+        <w:t>Duration:</w:t>
+      </w:r>
+      <w:r>
+        <w:rPr>
+          <w:rFonts w:ascii="Arial" w:hAnsi="Arial" w:cs="Arial"/>
+          <w:color w:val="374151"/>
+          <w:sz w:val="21"/>
+          <w:szCs w:val="21"/>
+        </w:rPr>
+        <w:t> 2 Hours</w:t>
+      </w:r>
+    </w:p>
+    <w:p>
+      <w:pPr>
+        <w:pStyle w:val="NormalWeb"/>
+        <w:spacing w:before="274" w:beforeAutospacing="0" w:after="274" w:afterAutospacing="0"/>
+        <w:rPr>
+          <w:rFonts w:ascii="Arial" w:hAnsi="Arial" w:cs="Arial"/>
+          <w:color w:val="374151"/>
+          <w:sz w:val="21"/>
+          <w:szCs w:val="21"/>
+        </w:rPr>
+      </w:pPr>
+      <w:r>
+        <w:rPr>
+          <w:rFonts w:ascii="Arial" w:hAnsi="Arial" w:cs="Arial"/>
+          <w:color w:val="374151"/>
+          <w:sz w:val="21"/>
+          <w:szCs w:val="21"/>
+        </w:rPr>
+        <w:t>Students will investigate how Python allows the same variable to refer to values of different data types at different points in a program. They will trace variable changes, observe output using </w:t>
+      </w:r>
+      <w:proofErr w:type="gramStart"/>
+      <w:r>
+        <w:rPr>
+          <w:rStyle w:val="HTMLCode"/>
+          <w:rFonts w:ascii="Cascadia Code" w:hAnsi="Cascadia Code" w:cs="Cascadia Code"/>
+          <w:b/>
+          <w:bCs/>
+          <w:color w:val="111827"/>
+          <w:sz w:val="18"/>
+          <w:szCs w:val="18"/>
         </w:rPr>
         <w:t>type(</w:t>
       </w:r>
       <w:proofErr w:type="gramEnd"/>
       <w:r>
         <w:rPr>
-          <w:rFonts w:ascii="Tahoma" w:hAnsi="Tahoma" w:cs="Tahoma"/>
-          <w:color w:val="374151"/>
-          <w:sz w:val="22"/>
-          <w:szCs w:val="22"/>
-        </w:rPr>
-        <w:t>).</w:t>
-      </w:r>
-    </w:p>
-    <w:p>
-      <w:pPr>
-        <w:spacing w:before="274" w:after="274"/>
-        <w:rPr>
-          <w:rFonts w:ascii="Tahoma" w:hAnsi="Tahoma" w:cs="Tahoma"/>
-          <w:color w:val="374151"/>
-          <w:sz w:val="22"/>
-          <w:szCs w:val="22"/>
-        </w:rPr>
-      </w:pPr>
-      <w:r>
-        <w:rPr>
-          <w:rFonts w:ascii="Tahoma" w:hAnsi="Tahoma" w:cs="Tahoma"/>
+          <w:rStyle w:val="HTMLCode"/>
+          <w:rFonts w:ascii="Cascadia Code" w:hAnsi="Cascadia Code" w:cs="Cascadia Code"/>
+          <w:b/>
           <w:bCs/>
           <w:color w:val="111827"/>
-          <w:sz w:val="22"/>
-          <w:szCs w:val="22"/>
-        </w:rPr>
-        <w:t>Collaborative task:</w:t>
+          <w:sz w:val="18"/>
+          <w:szCs w:val="18"/>
+        </w:rPr>
+        <w:t>)</w:t>
       </w:r>
       <w:r>
         <w:rPr>
-          <w:rFonts w:ascii="Tahoma" w:hAnsi="Tahoma" w:cs="Tahoma"/>
+          <w:rFonts w:ascii="Arial" w:hAnsi="Arial" w:cs="Arial"/>
           <w:color w:val="374151"/>
-          <w:sz w:val="22"/>
-          <w:szCs w:val="22"/>
-        </w:rPr>
-        <w:t> In pairs, review each other’s variable names against PEP 8 naming conventions and record two improvements.</w:t>
+          <w:sz w:val="21"/>
+          <w:szCs w:val="21"/>
+        </w:rPr>
+        <w:t>, and correct a type-related error.</w:t>
       </w:r>
     </w:p>
     <w:p>
       <w:pPr>
-        <w:spacing w:before="274" w:after="274"/>
-        <w:rPr>
-          <w:rFonts w:ascii="Tahoma" w:hAnsi="Tahoma" w:cs="Tahoma"/>
+        <w:pStyle w:val="NormalWeb"/>
+        <w:spacing w:before="274" w:beforeAutospacing="0" w:after="274" w:afterAutospacing="0"/>
+        <w:rPr>
+          <w:rFonts w:ascii="Arial" w:hAnsi="Arial" w:cs="Arial"/>
           <w:color w:val="374151"/>
-          <w:sz w:val="22"/>
-          <w:szCs w:val="22"/>
+          <w:sz w:val="21"/>
+          <w:szCs w:val="21"/>
         </w:rPr>
       </w:pPr>
       <w:r>
         <w:rPr>
-          <w:rFonts w:ascii="Tahoma" w:hAnsi="Tahoma" w:cs="Tahoma"/>
+          <w:rStyle w:val="Strong"/>
+          <w:rFonts w:ascii="Arial" w:hAnsi="Arial" w:cs="Arial"/>
+          <w:color w:val="111827"/>
+          <w:sz w:val="21"/>
+          <w:szCs w:val="21"/>
+        </w:rPr>
+        <w:t>Procedure:</w:t>
+      </w:r>
+    </w:p>
+    <w:p>
+      <w:pPr>
+        <w:numPr>
+          <w:ilvl w:val="0"/>
+          <w:numId w:val="38"/>
+        </w:numPr>
+        <w:spacing w:before="68" w:after="68"/>
+        <w:ind w:left="0"/>
+        <w:rPr>
+          <w:rFonts w:ascii="Arial" w:hAnsi="Arial" w:cs="Arial"/>
+          <w:color w:val="374151"/>
+          <w:sz w:val="21"/>
+          <w:szCs w:val="21"/>
+        </w:rPr>
+      </w:pPr>
+      <w:r>
+        <w:rPr>
+          <w:rFonts w:ascii="Arial" w:hAnsi="Arial" w:cs="Arial"/>
+          <w:color w:val="374151"/>
+          <w:sz w:val="21"/>
+          <w:szCs w:val="21"/>
+        </w:rPr>
+        <w:t>Create a variable named </w:t>
+      </w:r>
+      <w:r>
+        <w:rPr>
+          <w:rStyle w:val="HTMLCode"/>
+          <w:rFonts w:ascii="Cascadia Code" w:hAnsi="Cascadia Code" w:cs="Cascadia Code"/>
+          <w:b/>
           <w:bCs/>
           <w:color w:val="111827"/>
-          <w:sz w:val="22"/>
-          <w:szCs w:val="22"/>
-        </w:rPr>
-        <w:t>Deliverable:</w:t>
+          <w:sz w:val="18"/>
+          <w:szCs w:val="18"/>
+        </w:rPr>
+        <w:t>value</w:t>
       </w:r>
       <w:r>
         <w:rPr>
-          <w:rFonts w:ascii="Tahoma" w:hAnsi="Tahoma" w:cs="Tahoma"/>
+          <w:rFonts w:ascii="Arial" w:hAnsi="Arial" w:cs="Arial"/>
           <w:color w:val="374151"/>
-          <w:sz w:val="22"/>
-          <w:szCs w:val="22"/>
-        </w:rPr>
-        <w:t> Classification sheet and documented Python script.</w:t>
-      </w:r>
-    </w:p>
-    <w:p>
-      <w:pPr>
-        <w:spacing w:before="686" w:after="686"/>
-        <w:rPr>
-          <w:rFonts w:ascii="Tahoma" w:hAnsi="Tahoma" w:cs="Tahoma"/>
-          <w:sz w:val="22"/>
-          <w:szCs w:val="22"/>
-        </w:rPr>
-      </w:pPr>
-    </w:p>
-    <w:p>
-      <w:pPr>
-        <w:spacing w:after="107"/>
-        <w:outlineLvl w:val="2"/>
-        <w:rPr>
-          <w:rFonts w:ascii="Tahoma" w:hAnsi="Tahoma" w:cs="Tahoma"/>
-          <w:bCs/>
-          <w:color w:val="111827"/>
-          <w:sz w:val="22"/>
-          <w:szCs w:val="22"/>
-        </w:rPr>
-      </w:pPr>
-      <w:r>
-        <w:rPr>
-          <w:rFonts w:ascii="Tahoma" w:hAnsi="Tahoma" w:cs="Tahoma"/>
-          <w:bCs/>
-          <w:color w:val="111827"/>
-          <w:sz w:val="22"/>
-          <w:szCs w:val="22"/>
-        </w:rPr>
-        <w:t>Activity 3: Data Types and Literal Investigation Task:</w:t>
+          <w:sz w:val="21"/>
+          <w:szCs w:val="21"/>
+        </w:rPr>
+        <w:t> and assign it an integer value.</w:t>
       </w:r>
     </w:p>
     <w:p>
       <w:pPr>
         <w:numPr>
           <w:ilvl w:val="0"/>
-          <w:numId w:val="29"/>
+          <w:numId w:val="38"/>
         </w:numPr>
         <w:spacing w:before="68" w:after="68"/>
-        <w:rPr>
-          <w:rFonts w:ascii="Tahoma" w:hAnsi="Tahoma" w:cs="Tahoma"/>
+        <w:ind w:left="0"/>
+        <w:rPr>
+          <w:rFonts w:ascii="Arial" w:hAnsi="Arial" w:cs="Arial"/>
           <w:color w:val="374151"/>
-          <w:sz w:val="22"/>
-          <w:szCs w:val="22"/>
+          <w:sz w:val="21"/>
+          <w:szCs w:val="21"/>
         </w:rPr>
       </w:pPr>
       <w:r>
         <w:rPr>
-          <w:rFonts w:ascii="Tahoma" w:hAnsi="Tahoma" w:cs="Tahoma"/>
+          <w:rFonts w:ascii="Arial" w:hAnsi="Arial" w:cs="Arial"/>
           <w:color w:val="374151"/>
-          <w:sz w:val="22"/>
-          <w:szCs w:val="22"/>
-        </w:rPr>
-        <w:t>Create variables representing integer, floating-point, complex, string, Boolean, and None values.</w:t>
-      </w:r>
-    </w:p>
-    <w:p>
-      <w:pPr>
-        <w:numPr>
-          <w:ilvl w:val="0"/>
-          <w:numId w:val="29"/>
-        </w:numPr>
-        <w:spacing w:before="68" w:after="68"/>
-        <w:rPr>
-          <w:rFonts w:ascii="Tahoma" w:hAnsi="Tahoma" w:cs="Tahoma"/>
-          <w:color w:val="374151"/>
-          <w:sz w:val="22"/>
-          <w:szCs w:val="22"/>
-        </w:rPr>
-      </w:pPr>
-      <w:r>
-        <w:rPr>
-          <w:rFonts w:ascii="Tahoma" w:hAnsi="Tahoma" w:cs="Tahoma"/>
-          <w:color w:val="374151"/>
-          <w:sz w:val="22"/>
-          <w:szCs w:val="22"/>
-        </w:rPr>
-        <w:t>Use </w:t>
+          <w:sz w:val="21"/>
+          <w:szCs w:val="21"/>
+        </w:rPr>
+        <w:t>Display the value and its type using </w:t>
       </w:r>
       <w:proofErr w:type="gramStart"/>
       <w:r>
         <w:rPr>
-          <w:rFonts w:ascii="Tahoma" w:hAnsi="Tahoma" w:cs="Tahoma"/>
+          <w:rStyle w:val="HTMLCode"/>
+          <w:rFonts w:ascii="Cascadia Code" w:hAnsi="Cascadia Code" w:cs="Cascadia Code"/>
+          <w:b/>
+          <w:bCs/>
+          <w:color w:val="111827"/>
+          <w:sz w:val="18"/>
+          <w:szCs w:val="18"/>
+        </w:rPr>
+        <w:t>print(</w:t>
+      </w:r>
+      <w:proofErr w:type="gramEnd"/>
+      <w:r>
+        <w:rPr>
+          <w:rStyle w:val="HTMLCode"/>
+          <w:rFonts w:ascii="Cascadia Code" w:hAnsi="Cascadia Code" w:cs="Cascadia Code"/>
+          <w:b/>
+          <w:bCs/>
+          <w:color w:val="111827"/>
+          <w:sz w:val="18"/>
+          <w:szCs w:val="18"/>
+        </w:rPr>
+        <w:t>)</w:t>
+      </w:r>
+      <w:r>
+        <w:rPr>
+          <w:rFonts w:ascii="Arial" w:hAnsi="Arial" w:cs="Arial"/>
           <w:color w:val="374151"/>
-          <w:sz w:val="22"/>
-          <w:szCs w:val="22"/>
+          <w:sz w:val="21"/>
+          <w:szCs w:val="21"/>
+        </w:rPr>
+        <w:t> and </w:t>
+      </w:r>
+      <w:r>
+        <w:rPr>
+          <w:rStyle w:val="HTMLCode"/>
+          <w:rFonts w:ascii="Cascadia Code" w:hAnsi="Cascadia Code" w:cs="Cascadia Code"/>
+          <w:b/>
+          <w:bCs/>
+          <w:color w:val="111827"/>
+          <w:sz w:val="18"/>
+          <w:szCs w:val="18"/>
+        </w:rPr>
+        <w:t>type()</w:t>
+      </w:r>
+      <w:r>
+        <w:rPr>
+          <w:rFonts w:ascii="Arial" w:hAnsi="Arial" w:cs="Arial"/>
+          <w:color w:val="374151"/>
+          <w:sz w:val="21"/>
+          <w:szCs w:val="21"/>
+        </w:rPr>
+        <w:t>.</w:t>
+      </w:r>
+    </w:p>
+    <w:p>
+      <w:pPr>
+        <w:numPr>
+          <w:ilvl w:val="0"/>
+          <w:numId w:val="38"/>
+        </w:numPr>
+        <w:spacing w:before="68" w:after="68"/>
+        <w:ind w:left="0"/>
+        <w:rPr>
+          <w:rFonts w:ascii="Arial" w:hAnsi="Arial" w:cs="Arial"/>
+          <w:color w:val="374151"/>
+          <w:sz w:val="21"/>
+          <w:szCs w:val="21"/>
+        </w:rPr>
+      </w:pPr>
+      <w:r>
+        <w:rPr>
+          <w:rFonts w:ascii="Arial" w:hAnsi="Arial" w:cs="Arial"/>
+          <w:color w:val="374151"/>
+          <w:sz w:val="21"/>
+          <w:szCs w:val="21"/>
+        </w:rPr>
+        <w:t>Reassign the same variable with a string value and display the value and type again.</w:t>
+      </w:r>
+    </w:p>
+    <w:p>
+      <w:pPr>
+        <w:numPr>
+          <w:ilvl w:val="0"/>
+          <w:numId w:val="38"/>
+        </w:numPr>
+        <w:spacing w:before="68" w:after="68"/>
+        <w:ind w:left="0"/>
+        <w:rPr>
+          <w:rFonts w:ascii="Arial" w:hAnsi="Arial" w:cs="Arial"/>
+          <w:color w:val="374151"/>
+          <w:sz w:val="21"/>
+          <w:szCs w:val="21"/>
+        </w:rPr>
+      </w:pPr>
+      <w:r>
+        <w:rPr>
+          <w:rFonts w:ascii="Arial" w:hAnsi="Arial" w:cs="Arial"/>
+          <w:color w:val="374151"/>
+          <w:sz w:val="21"/>
+          <w:szCs w:val="21"/>
+        </w:rPr>
+        <w:t>Reassign it with a Boolean value and repeat the observation.</w:t>
+      </w:r>
+    </w:p>
+    <w:p>
+      <w:pPr>
+        <w:numPr>
+          <w:ilvl w:val="0"/>
+          <w:numId w:val="38"/>
+        </w:numPr>
+        <w:spacing w:before="68" w:after="68"/>
+        <w:ind w:left="0"/>
+        <w:rPr>
+          <w:rFonts w:ascii="Arial" w:hAnsi="Arial" w:cs="Arial"/>
+          <w:color w:val="374151"/>
+          <w:sz w:val="21"/>
+          <w:szCs w:val="21"/>
+        </w:rPr>
+      </w:pPr>
+      <w:r>
+        <w:rPr>
+          <w:rFonts w:ascii="Arial" w:hAnsi="Arial" w:cs="Arial"/>
+          <w:color w:val="374151"/>
+          <w:sz w:val="21"/>
+          <w:szCs w:val="21"/>
+        </w:rPr>
+        <w:t>Prepare a trace showing the variable name, assigned value, and data type after every assignment.</w:t>
+      </w:r>
+    </w:p>
+    <w:p>
+      <w:pPr>
+        <w:numPr>
+          <w:ilvl w:val="0"/>
+          <w:numId w:val="38"/>
+        </w:numPr>
+        <w:spacing w:before="68" w:after="68"/>
+        <w:ind w:left="0"/>
+        <w:rPr>
+          <w:rFonts w:ascii="Arial" w:hAnsi="Arial" w:cs="Arial"/>
+          <w:color w:val="374151"/>
+          <w:sz w:val="21"/>
+          <w:szCs w:val="21"/>
+        </w:rPr>
+      </w:pPr>
+      <w:r>
+        <w:rPr>
+          <w:rFonts w:ascii="Arial" w:hAnsi="Arial" w:cs="Arial"/>
+          <w:color w:val="374151"/>
+          <w:sz w:val="21"/>
+          <w:szCs w:val="21"/>
+        </w:rPr>
+        <w:t>Run and analyse the following code:</w:t>
+      </w:r>
+    </w:p>
+    <w:p>
+      <w:pPr>
+        <w:pStyle w:val="HTMLPreformatted"/>
+        <w:shd w:val="clear" w:color="auto" w:fill="1F2937"/>
+        <w:spacing w:before="400" w:after="400"/>
+        <w:rPr>
+          <w:rStyle w:val="HTMLCode"/>
+          <w:rFonts w:ascii="inherit" w:hAnsi="inherit"/>
+          <w:color w:val="E5E7EB"/>
+          <w:sz w:val="18"/>
+          <w:szCs w:val="18"/>
+        </w:rPr>
+      </w:pPr>
+      <w:r>
+        <w:rPr>
+          <w:rStyle w:val="HTMLCode"/>
+          <w:rFonts w:ascii="inherit" w:hAnsi="inherit"/>
+          <w:color w:val="E5E7EB"/>
+          <w:sz w:val="18"/>
+          <w:szCs w:val="18"/>
+        </w:rPr>
+        <w:t>value = 25</w:t>
+      </w:r>
+    </w:p>
+    <w:p>
+      <w:pPr>
+        <w:pStyle w:val="HTMLPreformatted"/>
+        <w:shd w:val="clear" w:color="auto" w:fill="1F2937"/>
+        <w:spacing w:before="400" w:after="400"/>
+        <w:rPr>
+          <w:rStyle w:val="HTMLCode"/>
+          <w:rFonts w:ascii="inherit" w:hAnsi="inherit"/>
+          <w:color w:val="E5E7EB"/>
+          <w:sz w:val="18"/>
+          <w:szCs w:val="18"/>
+        </w:rPr>
+      </w:pPr>
+      <w:r>
+        <w:rPr>
+          <w:rStyle w:val="HTMLCode"/>
+          <w:rFonts w:ascii="inherit" w:hAnsi="inherit"/>
+          <w:color w:val="E5E7EB"/>
+          <w:sz w:val="18"/>
+          <w:szCs w:val="18"/>
+        </w:rPr>
+        <w:t>value = "BSDU"</w:t>
+      </w:r>
+    </w:p>
+    <w:p>
+      <w:pPr>
+        <w:pStyle w:val="HTMLPreformatted"/>
+        <w:shd w:val="clear" w:color="auto" w:fill="1F2937"/>
+        <w:spacing w:before="400" w:after="400"/>
+        <w:rPr>
+          <w:rStyle w:val="HTMLCode"/>
+          <w:rFonts w:ascii="inherit" w:hAnsi="inherit"/>
+          <w:color w:val="E5E7EB"/>
+          <w:sz w:val="18"/>
+          <w:szCs w:val="18"/>
+        </w:rPr>
+      </w:pPr>
+      <w:proofErr w:type="gramStart"/>
+      <w:r>
+        <w:rPr>
+          <w:rStyle w:val="HTMLCode"/>
+          <w:rFonts w:ascii="inherit" w:hAnsi="inherit"/>
+          <w:color w:val="E5E7EB"/>
+          <w:sz w:val="18"/>
+          <w:szCs w:val="18"/>
+        </w:rPr>
+        <w:t>print(</w:t>
+      </w:r>
+      <w:proofErr w:type="gramEnd"/>
+      <w:r>
+        <w:rPr>
+          <w:rStyle w:val="HTMLCode"/>
+          <w:rFonts w:ascii="inherit" w:hAnsi="inherit"/>
+          <w:color w:val="E5E7EB"/>
+          <w:sz w:val="18"/>
+          <w:szCs w:val="18"/>
+        </w:rPr>
+        <w:t>value + 10)</w:t>
+      </w:r>
+    </w:p>
+    <w:p>
+      <w:pPr>
+        <w:numPr>
+          <w:ilvl w:val="0"/>
+          <w:numId w:val="39"/>
+        </w:numPr>
+        <w:spacing w:before="68" w:after="68"/>
+        <w:ind w:left="0"/>
+        <w:rPr>
+          <w:rFonts w:ascii="Arial" w:hAnsi="Arial" w:cs="Arial"/>
+          <w:color w:val="374151"/>
+          <w:sz w:val="21"/>
+          <w:szCs w:val="21"/>
+        </w:rPr>
+      </w:pPr>
+      <w:r>
+        <w:rPr>
+          <w:rFonts w:ascii="Arial" w:hAnsi="Arial" w:cs="Arial"/>
+          <w:color w:val="374151"/>
+          <w:sz w:val="21"/>
+          <w:szCs w:val="21"/>
+        </w:rPr>
+        <w:t>Identify the reason for the error.</w:t>
+      </w:r>
+    </w:p>
+    <w:p>
+      <w:pPr>
+        <w:numPr>
+          <w:ilvl w:val="0"/>
+          <w:numId w:val="39"/>
+        </w:numPr>
+        <w:spacing w:before="68" w:after="68"/>
+        <w:ind w:left="0"/>
+        <w:rPr>
+          <w:rFonts w:ascii="Arial" w:hAnsi="Arial" w:cs="Arial"/>
+          <w:color w:val="374151"/>
+          <w:sz w:val="21"/>
+          <w:szCs w:val="21"/>
+        </w:rPr>
+      </w:pPr>
+      <w:r>
+        <w:rPr>
+          <w:rFonts w:ascii="Arial" w:hAnsi="Arial" w:cs="Arial"/>
+          <w:color w:val="374151"/>
+          <w:sz w:val="21"/>
+          <w:szCs w:val="21"/>
+        </w:rPr>
+        <w:t>Modify the code so that it executes correctly.</w:t>
+      </w:r>
+    </w:p>
+    <w:p>
+      <w:pPr>
+        <w:numPr>
+          <w:ilvl w:val="0"/>
+          <w:numId w:val="39"/>
+        </w:numPr>
+        <w:spacing w:before="68" w:after="68"/>
+        <w:ind w:left="0"/>
+        <w:rPr>
+          <w:rFonts w:ascii="Arial" w:hAnsi="Arial" w:cs="Arial"/>
+          <w:color w:val="374151"/>
+          <w:sz w:val="21"/>
+          <w:szCs w:val="21"/>
+        </w:rPr>
+      </w:pPr>
+      <w:r>
+        <w:rPr>
+          <w:rFonts w:ascii="Arial" w:hAnsi="Arial" w:cs="Arial"/>
+          <w:color w:val="374151"/>
+          <w:sz w:val="21"/>
+          <w:szCs w:val="21"/>
+        </w:rPr>
+        <w:t>Discuss in pairs how reassignment affects the use of a variable in later statements.</w:t>
+      </w:r>
+    </w:p>
+    <w:p>
+      <w:pPr>
+        <w:numPr>
+          <w:ilvl w:val="0"/>
+          <w:numId w:val="39"/>
+        </w:numPr>
+        <w:spacing w:before="68" w:after="68"/>
+        <w:ind w:left="0"/>
+        <w:rPr>
+          <w:rFonts w:ascii="Arial" w:hAnsi="Arial" w:cs="Arial"/>
+          <w:color w:val="374151"/>
+          <w:sz w:val="21"/>
+          <w:szCs w:val="21"/>
+        </w:rPr>
+      </w:pPr>
+      <w:r>
+        <w:rPr>
+          <w:rFonts w:ascii="Arial" w:hAnsi="Arial" w:cs="Arial"/>
+          <w:color w:val="374151"/>
+          <w:sz w:val="21"/>
+          <w:szCs w:val="21"/>
+        </w:rPr>
+        <w:lastRenderedPageBreak/>
+        <w:t>Write comments in the corrected program explaining the changes made.</w:t>
+      </w:r>
+    </w:p>
+    <w:p>
+      <w:pPr>
+        <w:spacing w:before="686" w:after="686"/>
+      </w:pPr>
+    </w:p>
+    <w:p>
+      <w:pPr>
+        <w:pStyle w:val="Heading3"/>
+        <w:spacing w:before="0" w:after="107"/>
+        <w:rPr>
+          <w:rFonts w:ascii="Arial" w:hAnsi="Arial" w:cs="Arial"/>
+          <w:color w:val="111827"/>
+        </w:rPr>
+      </w:pPr>
+      <w:r>
+        <w:rPr>
+          <w:rFonts w:ascii="Arial" w:hAnsi="Arial" w:cs="Arial"/>
+          <w:color w:val="111827"/>
+        </w:rPr>
+        <w:t>Activity 5: Student Data Converter and Profile Generator</w:t>
+      </w:r>
+    </w:p>
+    <w:p>
+      <w:r>
+        <w:rPr>
+          <w:rStyle w:val="Strong"/>
+          <w:rFonts w:ascii="Arial" w:hAnsi="Arial" w:cs="Arial"/>
+          <w:color w:val="111827"/>
+          <w:sz w:val="21"/>
+          <w:szCs w:val="21"/>
+        </w:rPr>
+        <w:t>Duration:</w:t>
+      </w:r>
+      <w:r>
+        <w:rPr>
+          <w:rFonts w:ascii="Arial" w:hAnsi="Arial" w:cs="Arial"/>
+          <w:color w:val="374151"/>
+          <w:sz w:val="21"/>
+          <w:szCs w:val="21"/>
+        </w:rPr>
+        <w:t> 2 Hours</w:t>
+      </w:r>
+    </w:p>
+    <w:p>
+      <w:pPr>
+        <w:pStyle w:val="NormalWeb"/>
+        <w:spacing w:before="274" w:beforeAutospacing="0" w:after="274" w:afterAutospacing="0"/>
+        <w:rPr>
+          <w:rFonts w:ascii="Arial" w:hAnsi="Arial" w:cs="Arial"/>
+          <w:color w:val="374151"/>
+          <w:sz w:val="21"/>
+          <w:szCs w:val="21"/>
+        </w:rPr>
+      </w:pPr>
+      <w:r>
+        <w:rPr>
+          <w:rFonts w:ascii="Arial" w:hAnsi="Arial" w:cs="Arial"/>
+          <w:color w:val="374151"/>
+          <w:sz w:val="21"/>
+          <w:szCs w:val="21"/>
+        </w:rPr>
+        <w:t>Students will develop a more integrated program that accepts student information, converts selected inputs into suitable data types, displays a profile, and examines the type of each value. This activity brings together input handling, commenting, variables, formatted output, type conversion, and dynamic typing.</w:t>
+      </w:r>
+    </w:p>
+    <w:p>
+      <w:pPr>
+        <w:pStyle w:val="NormalWeb"/>
+        <w:spacing w:before="274" w:beforeAutospacing="0" w:after="274" w:afterAutospacing="0"/>
+        <w:rPr>
+          <w:rFonts w:ascii="Arial" w:hAnsi="Arial" w:cs="Arial"/>
+          <w:color w:val="374151"/>
+          <w:sz w:val="21"/>
+          <w:szCs w:val="21"/>
+        </w:rPr>
+      </w:pPr>
+      <w:r>
+        <w:rPr>
+          <w:rStyle w:val="Strong"/>
+          <w:rFonts w:ascii="Arial" w:hAnsi="Arial" w:cs="Arial"/>
+          <w:color w:val="111827"/>
+          <w:sz w:val="21"/>
+          <w:szCs w:val="21"/>
+        </w:rPr>
+        <w:t>Procedure:</w:t>
+      </w:r>
+    </w:p>
+    <w:p>
+      <w:pPr>
+        <w:numPr>
+          <w:ilvl w:val="0"/>
+          <w:numId w:val="40"/>
+        </w:numPr>
+        <w:spacing w:before="68" w:after="68"/>
+        <w:ind w:left="0"/>
+        <w:rPr>
+          <w:rFonts w:ascii="Arial" w:hAnsi="Arial" w:cs="Arial"/>
+          <w:color w:val="374151"/>
+          <w:sz w:val="21"/>
+          <w:szCs w:val="21"/>
+        </w:rPr>
+      </w:pPr>
+      <w:r>
+        <w:rPr>
+          <w:rFonts w:ascii="Arial" w:hAnsi="Arial" w:cs="Arial"/>
+          <w:color w:val="374151"/>
+          <w:sz w:val="21"/>
+          <w:szCs w:val="21"/>
+        </w:rPr>
+        <w:t>Write a program that accepts a student’s name, age, height, semester, and preferred programming language.</w:t>
+      </w:r>
+    </w:p>
+    <w:p>
+      <w:pPr>
+        <w:numPr>
+          <w:ilvl w:val="0"/>
+          <w:numId w:val="40"/>
+        </w:numPr>
+        <w:spacing w:before="68" w:after="68"/>
+        <w:ind w:left="0"/>
+        <w:rPr>
+          <w:rFonts w:ascii="Arial" w:hAnsi="Arial" w:cs="Arial"/>
+          <w:color w:val="374151"/>
+          <w:sz w:val="21"/>
+          <w:szCs w:val="21"/>
+        </w:rPr>
+      </w:pPr>
+      <w:r>
+        <w:rPr>
+          <w:rFonts w:ascii="Arial" w:hAnsi="Arial" w:cs="Arial"/>
+          <w:color w:val="374151"/>
+          <w:sz w:val="21"/>
+          <w:szCs w:val="21"/>
+        </w:rPr>
+        <w:t>Convert age and semester into integer values and height into a float value.</w:t>
+      </w:r>
+    </w:p>
+    <w:p>
+      <w:pPr>
+        <w:numPr>
+          <w:ilvl w:val="0"/>
+          <w:numId w:val="40"/>
+        </w:numPr>
+        <w:spacing w:before="68" w:after="68"/>
+        <w:ind w:left="0"/>
+        <w:rPr>
+          <w:rFonts w:ascii="Arial" w:hAnsi="Arial" w:cs="Arial"/>
+          <w:color w:val="374151"/>
+          <w:sz w:val="21"/>
+          <w:szCs w:val="21"/>
+        </w:rPr>
+      </w:pPr>
+      <w:r>
+        <w:rPr>
+          <w:rFonts w:ascii="Arial" w:hAnsi="Arial" w:cs="Arial"/>
+          <w:color w:val="374151"/>
+          <w:sz w:val="21"/>
+          <w:szCs w:val="21"/>
+        </w:rPr>
+        <w:t>Use comments to document the input, conversion, and output sections.</w:t>
+      </w:r>
+    </w:p>
+    <w:p>
+      <w:pPr>
+        <w:numPr>
+          <w:ilvl w:val="0"/>
+          <w:numId w:val="40"/>
+        </w:numPr>
+        <w:spacing w:before="68" w:after="68"/>
+        <w:ind w:left="0"/>
+        <w:rPr>
+          <w:rFonts w:ascii="Arial" w:hAnsi="Arial" w:cs="Arial"/>
+          <w:color w:val="374151"/>
+          <w:sz w:val="21"/>
+          <w:szCs w:val="21"/>
+        </w:rPr>
+      </w:pPr>
+      <w:r>
+        <w:rPr>
+          <w:rFonts w:ascii="Arial" w:hAnsi="Arial" w:cs="Arial"/>
+          <w:color w:val="374151"/>
+          <w:sz w:val="21"/>
+          <w:szCs w:val="21"/>
+        </w:rPr>
+        <w:t>Display a formatted student profile using </w:t>
+      </w:r>
+      <w:proofErr w:type="gramStart"/>
+      <w:r>
+        <w:rPr>
+          <w:rStyle w:val="HTMLCode"/>
+          <w:rFonts w:ascii="Cascadia Code" w:hAnsi="Cascadia Code" w:cs="Cascadia Code"/>
+          <w:b/>
+          <w:bCs/>
+          <w:color w:val="111827"/>
+          <w:sz w:val="18"/>
+          <w:szCs w:val="18"/>
+        </w:rPr>
+        <w:t>print(</w:t>
+      </w:r>
+      <w:proofErr w:type="gramEnd"/>
+      <w:r>
+        <w:rPr>
+          <w:rStyle w:val="HTMLCode"/>
+          <w:rFonts w:ascii="Cascadia Code" w:hAnsi="Cascadia Code" w:cs="Cascadia Code"/>
+          <w:b/>
+          <w:bCs/>
+          <w:color w:val="111827"/>
+          <w:sz w:val="18"/>
+          <w:szCs w:val="18"/>
+        </w:rPr>
+        <w:t>)</w:t>
+      </w:r>
+      <w:r>
+        <w:rPr>
+          <w:rFonts w:ascii="Arial" w:hAnsi="Arial" w:cs="Arial"/>
+          <w:color w:val="374151"/>
+          <w:sz w:val="21"/>
+          <w:szCs w:val="21"/>
+        </w:rPr>
+        <w:t>.</w:t>
+      </w:r>
+    </w:p>
+    <w:p>
+      <w:pPr>
+        <w:numPr>
+          <w:ilvl w:val="0"/>
+          <w:numId w:val="40"/>
+        </w:numPr>
+        <w:spacing w:before="68" w:after="68"/>
+        <w:ind w:left="0"/>
+        <w:rPr>
+          <w:rFonts w:ascii="Arial" w:hAnsi="Arial" w:cs="Arial"/>
+          <w:color w:val="374151"/>
+          <w:sz w:val="21"/>
+          <w:szCs w:val="21"/>
+        </w:rPr>
+      </w:pPr>
+      <w:r>
+        <w:rPr>
+          <w:rFonts w:ascii="Arial" w:hAnsi="Arial" w:cs="Arial"/>
+          <w:color w:val="374151"/>
+          <w:sz w:val="21"/>
+          <w:szCs w:val="21"/>
+        </w:rPr>
+        <w:t>Display the data type of age, height, semester, and name using </w:t>
+      </w:r>
+      <w:proofErr w:type="gramStart"/>
+      <w:r>
+        <w:rPr>
+          <w:rStyle w:val="HTMLCode"/>
+          <w:rFonts w:ascii="Cascadia Code" w:hAnsi="Cascadia Code" w:cs="Cascadia Code"/>
+          <w:b/>
+          <w:bCs/>
+          <w:color w:val="111827"/>
+          <w:sz w:val="18"/>
+          <w:szCs w:val="18"/>
         </w:rPr>
         <w:t>type(</w:t>
       </w:r>
       <w:proofErr w:type="gramEnd"/>
       <w:r>
         <w:rPr>
-          <w:rFonts w:ascii="Tahoma" w:hAnsi="Tahoma" w:cs="Tahoma"/>
+          <w:rStyle w:val="HTMLCode"/>
+          <w:rFonts w:ascii="Cascadia Code" w:hAnsi="Cascadia Code" w:cs="Cascadia Code"/>
+          <w:b/>
+          <w:bCs/>
+          <w:color w:val="111827"/>
+          <w:sz w:val="18"/>
+          <w:szCs w:val="18"/>
+        </w:rPr>
+        <w:t>)</w:t>
+      </w:r>
+      <w:r>
+        <w:rPr>
+          <w:rFonts w:ascii="Arial" w:hAnsi="Arial" w:cs="Arial"/>
           <w:color w:val="374151"/>
-          <w:sz w:val="22"/>
-          <w:szCs w:val="22"/>
-        </w:rPr>
-        <w:t>) to inspect each variable.</w:t>
+          <w:sz w:val="21"/>
+          <w:szCs w:val="21"/>
+        </w:rPr>
+        <w:t>.</w:t>
       </w:r>
     </w:p>
     <w:p>
       <w:pPr>
         <w:numPr>
           <w:ilvl w:val="0"/>
-          <w:numId w:val="29"/>
+          <w:numId w:val="40"/>
         </w:numPr>
         <w:spacing w:before="68" w:after="68"/>
-        <w:rPr>
-          <w:rFonts w:ascii="Tahoma" w:hAnsi="Tahoma" w:cs="Tahoma"/>
+        <w:ind w:left="0"/>
+        <w:rPr>
+          <w:rFonts w:ascii="Arial" w:hAnsi="Arial" w:cs="Arial"/>
           <w:color w:val="374151"/>
-          <w:sz w:val="22"/>
-          <w:szCs w:val="22"/>
+          <w:sz w:val="21"/>
+          <w:szCs w:val="21"/>
         </w:rPr>
       </w:pPr>
       <w:r>
         <w:rPr>
-          <w:rFonts w:ascii="Tahoma" w:hAnsi="Tahoma" w:cs="Tahoma"/>
+          <w:rFonts w:ascii="Arial" w:hAnsi="Arial" w:cs="Arial"/>
           <w:color w:val="374151"/>
-          <w:sz w:val="22"/>
-          <w:szCs w:val="22"/>
-        </w:rPr>
-        <w:t>Predict the type and output of five provided literal expressions before executing them.</w:t>
+          <w:sz w:val="21"/>
+          <w:szCs w:val="21"/>
+        </w:rPr>
+        <w:t>Add a statement that reassigns one existing variable with a value of another type.</w:t>
       </w:r>
     </w:p>
     <w:p>
       <w:pPr>
         <w:numPr>
           <w:ilvl w:val="0"/>
-          <w:numId w:val="29"/>
+          <w:numId w:val="40"/>
         </w:numPr>
         <w:spacing w:before="68" w:after="68"/>
-        <w:rPr>
-          <w:rFonts w:ascii="Tahoma" w:hAnsi="Tahoma" w:cs="Tahoma"/>
+        <w:ind w:left="0"/>
+        <w:rPr>
+          <w:rFonts w:ascii="Arial" w:hAnsi="Arial" w:cs="Arial"/>
           <w:color w:val="374151"/>
-          <w:sz w:val="22"/>
-          <w:szCs w:val="22"/>
+          <w:sz w:val="21"/>
+          <w:szCs w:val="21"/>
         </w:rPr>
       </w:pPr>
       <w:r>
         <w:rPr>
-          <w:rFonts w:ascii="Tahoma" w:hAnsi="Tahoma" w:cs="Tahoma"/>
+          <w:rFonts w:ascii="Arial" w:hAnsi="Arial" w:cs="Arial"/>
           <w:color w:val="374151"/>
-          <w:sz w:val="22"/>
-          <w:szCs w:val="22"/>
-        </w:rPr>
-        <w:lastRenderedPageBreak/>
-        <w:t>Execute the expressions and compare actual results with predictions.</w:t>
+          <w:sz w:val="21"/>
+          <w:szCs w:val="21"/>
+        </w:rPr>
+        <w:t>Display the reassigned value and its new type.</w:t>
       </w:r>
     </w:p>
     <w:p>
       <w:pPr>
         <w:numPr>
           <w:ilvl w:val="0"/>
-          <w:numId w:val="29"/>
+          <w:numId w:val="40"/>
         </w:numPr>
         <w:spacing w:before="68" w:after="68"/>
-        <w:rPr>
-          <w:rFonts w:ascii="Tahoma" w:hAnsi="Tahoma" w:cs="Tahoma"/>
+        <w:ind w:left="0"/>
+        <w:rPr>
+          <w:rFonts w:ascii="Arial" w:hAnsi="Arial" w:cs="Arial"/>
           <w:color w:val="374151"/>
-          <w:sz w:val="22"/>
-          <w:szCs w:val="22"/>
+          <w:sz w:val="21"/>
+          <w:szCs w:val="21"/>
         </w:rPr>
       </w:pPr>
       <w:r>
         <w:rPr>
-          <w:rFonts w:ascii="Tahoma" w:hAnsi="Tahoma" w:cs="Tahoma"/>
+          <w:rFonts w:ascii="Arial" w:hAnsi="Arial" w:cs="Arial"/>
           <w:color w:val="374151"/>
-          <w:sz w:val="22"/>
-          <w:szCs w:val="22"/>
-        </w:rPr>
-        <w:t>Record one example each of numeric, string, Boolean, and special literal.</w:t>
-      </w:r>
-    </w:p>
-    <w:p>
-      <w:pPr>
-        <w:spacing w:before="274" w:after="274"/>
-        <w:rPr>
-          <w:rFonts w:ascii="Tahoma" w:hAnsi="Tahoma" w:cs="Tahoma"/>
-          <w:color w:val="374151"/>
-          <w:sz w:val="22"/>
-          <w:szCs w:val="22"/>
-        </w:rPr>
-      </w:pPr>
-      <w:r>
-        <w:rPr>
-          <w:rFonts w:ascii="Tahoma" w:hAnsi="Tahoma" w:cs="Tahoma"/>
-          <w:bCs/>
-          <w:color w:val="111827"/>
-          <w:sz w:val="22"/>
-          <w:szCs w:val="22"/>
-        </w:rPr>
-        <w:t>Reflection prompt:</w:t>
-      </w:r>
-      <w:r>
-        <w:rPr>
-          <w:rFonts w:ascii="Tahoma" w:hAnsi="Tahoma" w:cs="Tahoma"/>
-          <w:color w:val="374151"/>
-          <w:sz w:val="22"/>
-          <w:szCs w:val="22"/>
-        </w:rPr>
-        <w:t> Which data type would be appropriate for storing a mobile number, percentage, student name, and attendance status? Justify the choices.</w:t>
-      </w:r>
-    </w:p>
-    <w:p>
-      <w:pPr>
-        <w:spacing w:before="274" w:after="274"/>
-        <w:rPr>
-          <w:rFonts w:ascii="Tahoma" w:hAnsi="Tahoma" w:cs="Tahoma"/>
-          <w:color w:val="374151"/>
-          <w:sz w:val="22"/>
-          <w:szCs w:val="22"/>
-        </w:rPr>
-      </w:pPr>
-      <w:r>
-        <w:rPr>
-          <w:rFonts w:ascii="Tahoma" w:hAnsi="Tahoma" w:cs="Tahoma"/>
-          <w:bCs/>
-          <w:color w:val="111827"/>
-          <w:sz w:val="22"/>
-          <w:szCs w:val="22"/>
-        </w:rPr>
-        <w:t>Deliverable:</w:t>
-      </w:r>
-      <w:r>
-        <w:rPr>
-          <w:rFonts w:ascii="Tahoma" w:hAnsi="Tahoma" w:cs="Tahoma"/>
-          <w:color w:val="374151"/>
-          <w:sz w:val="22"/>
-          <w:szCs w:val="22"/>
-        </w:rPr>
-        <w:t> Data-type observation table with predictions, actual outputs, and justification.</w:t>
-      </w:r>
-    </w:p>
-    <w:p>
-      <w:pPr>
-        <w:spacing w:before="686" w:after="686"/>
-        <w:rPr>
-          <w:rFonts w:ascii="Tahoma" w:hAnsi="Tahoma" w:cs="Tahoma"/>
-          <w:sz w:val="22"/>
-          <w:szCs w:val="22"/>
-        </w:rPr>
-      </w:pPr>
-    </w:p>
-    <w:p>
-      <w:pPr>
-        <w:spacing w:after="107"/>
-        <w:outlineLvl w:val="2"/>
-        <w:rPr>
-          <w:rFonts w:ascii="Tahoma" w:hAnsi="Tahoma" w:cs="Tahoma"/>
-          <w:bCs/>
-          <w:color w:val="111827"/>
-          <w:sz w:val="22"/>
-          <w:szCs w:val="22"/>
-        </w:rPr>
-      </w:pPr>
-      <w:r>
-        <w:rPr>
-          <w:rFonts w:ascii="Tahoma" w:hAnsi="Tahoma" w:cs="Tahoma"/>
-          <w:bCs/>
-          <w:color w:val="111827"/>
-          <w:sz w:val="22"/>
-          <w:szCs w:val="22"/>
-        </w:rPr>
-        <w:t>Activity 4: Dynamic Typing and Dynamic Binding Trace Task</w:t>
+          <w:sz w:val="21"/>
+          <w:szCs w:val="21"/>
+        </w:rPr>
+        <w:t>Test the program using at least three input sets, including decimal height values.</w:t>
       </w:r>
     </w:p>
     <w:p>
       <w:pPr>
         <w:numPr>
           <w:ilvl w:val="0"/>
-          <w:numId w:val="30"/>
+          <w:numId w:val="40"/>
         </w:numPr>
         <w:spacing w:before="68" w:after="68"/>
-        <w:rPr>
-          <w:rFonts w:ascii="Tahoma" w:hAnsi="Tahoma" w:cs="Tahoma"/>
+        <w:ind w:left="0"/>
+        <w:rPr>
+          <w:rFonts w:ascii="Arial" w:hAnsi="Arial" w:cs="Arial"/>
           <w:color w:val="374151"/>
-          <w:sz w:val="22"/>
-          <w:szCs w:val="22"/>
+          <w:sz w:val="21"/>
+          <w:szCs w:val="21"/>
         </w:rPr>
       </w:pPr>
       <w:r>
         <w:rPr>
-          <w:rFonts w:ascii="Tahoma" w:hAnsi="Tahoma" w:cs="Tahoma"/>
+          <w:rFonts w:ascii="Arial" w:hAnsi="Arial" w:cs="Arial"/>
           <w:color w:val="374151"/>
-          <w:sz w:val="22"/>
-          <w:szCs w:val="22"/>
-        </w:rPr>
-        <w:t>Create a variable and assign it an integer value.</w:t>
+          <w:sz w:val="21"/>
+          <w:szCs w:val="21"/>
+        </w:rPr>
+        <w:t>Review the program in small groups for correct conversion, meaningful variable names, comments, and readable output.</w:t>
       </w:r>
     </w:p>
     <w:p>
       <w:pPr>
         <w:numPr>
           <w:ilvl w:val="0"/>
-          <w:numId w:val="30"/>
+          <w:numId w:val="40"/>
         </w:numPr>
         <w:spacing w:before="68" w:after="68"/>
-        <w:rPr>
-          <w:rFonts w:ascii="Tahoma" w:hAnsi="Tahoma" w:cs="Tahoma"/>
+        <w:ind w:left="0"/>
+        <w:rPr>
+          <w:rFonts w:ascii="Arial" w:hAnsi="Arial" w:cs="Arial"/>
           <w:color w:val="374151"/>
-          <w:sz w:val="22"/>
-          <w:szCs w:val="22"/>
+          <w:sz w:val="21"/>
+          <w:szCs w:val="21"/>
         </w:rPr>
       </w:pPr>
       <w:r>
         <w:rPr>
-          <w:rFonts w:ascii="Tahoma" w:hAnsi="Tahoma" w:cs="Tahoma"/>
+          <w:rFonts w:ascii="Arial" w:hAnsi="Arial" w:cs="Arial"/>
           <w:color w:val="374151"/>
-          <w:sz w:val="22"/>
-          <w:szCs w:val="22"/>
-        </w:rPr>
-        <w:t>Reassign the same variable with a string value and then a Boolean value.</w:t>
+          <w:sz w:val="21"/>
+          <w:szCs w:val="21"/>
+        </w:rPr>
+        <w:t>Correct identified errors and explain one debugging decision during a brief class debriefing.</w:t>
       </w:r>
-    </w:p>
-    <w:p>
-      <w:pPr>
-        <w:numPr>
-          <w:ilvl w:val="0"/>
-          <w:numId w:val="30"/>
-        </w:numPr>
-        <w:spacing w:before="68" w:after="68"/>
-        <w:rPr>
-          <w:rFonts w:ascii="Tahoma" w:hAnsi="Tahoma" w:cs="Tahoma"/>
-          <w:color w:val="374151"/>
-          <w:sz w:val="22"/>
-          <w:szCs w:val="22"/>
-        </w:rPr>
-      </w:pPr>
-      <w:r>
-        <w:rPr>
-          <w:rFonts w:ascii="Tahoma" w:hAnsi="Tahoma" w:cs="Tahoma"/>
-          <w:color w:val="374151"/>
-          <w:sz w:val="22"/>
-          <w:szCs w:val="22"/>
-        </w:rPr>
-        <w:t>Use </w:t>
-      </w:r>
-      <w:proofErr w:type="gramStart"/>
-      <w:r>
-        <w:rPr>
-          <w:rFonts w:ascii="Tahoma" w:hAnsi="Tahoma" w:cs="Tahoma"/>
-          <w:color w:val="374151"/>
-          <w:sz w:val="22"/>
-          <w:szCs w:val="22"/>
-        </w:rPr>
-        <w:t>type(</w:t>
-      </w:r>
-      <w:proofErr w:type="gramEnd"/>
-      <w:r>
-        <w:rPr>
-          <w:rFonts w:ascii="Tahoma" w:hAnsi="Tahoma" w:cs="Tahoma"/>
-          <w:color w:val="374151"/>
-          <w:sz w:val="22"/>
-          <w:szCs w:val="22"/>
-        </w:rPr>
-        <w:t>) after every assignment.</w:t>
-      </w:r>
-    </w:p>
-    <w:p>
-      <w:pPr>
-        <w:numPr>
-          <w:ilvl w:val="0"/>
-          <w:numId w:val="30"/>
-        </w:numPr>
-        <w:spacing w:before="68" w:after="68"/>
-        <w:rPr>
-          <w:rFonts w:ascii="Tahoma" w:hAnsi="Tahoma" w:cs="Tahoma"/>
-          <w:color w:val="374151"/>
-          <w:sz w:val="22"/>
-          <w:szCs w:val="22"/>
-        </w:rPr>
-      </w:pPr>
-      <w:r>
-        <w:rPr>
-          <w:rFonts w:ascii="Tahoma" w:hAnsi="Tahoma" w:cs="Tahoma"/>
-          <w:color w:val="374151"/>
-          <w:sz w:val="22"/>
-          <w:szCs w:val="22"/>
-        </w:rPr>
-        <w:t>Visualise the variable and value changes using Python Tutor.</w:t>
-      </w:r>
-    </w:p>
-    <w:p>
-      <w:pPr>
-        <w:numPr>
-          <w:ilvl w:val="0"/>
-          <w:numId w:val="30"/>
-        </w:numPr>
-        <w:spacing w:before="68" w:after="68"/>
-        <w:rPr>
-          <w:rFonts w:ascii="Tahoma" w:hAnsi="Tahoma" w:cs="Tahoma"/>
-          <w:color w:val="374151"/>
-          <w:sz w:val="22"/>
-          <w:szCs w:val="22"/>
-        </w:rPr>
-      </w:pPr>
-      <w:r>
-        <w:rPr>
-          <w:rFonts w:ascii="Tahoma" w:hAnsi="Tahoma" w:cs="Tahoma"/>
-          <w:color w:val="374151"/>
-          <w:sz w:val="22"/>
-          <w:szCs w:val="22"/>
-        </w:rPr>
-        <w:t>Prepare a simple trace table showing variable name, assigned value, and data type at each step.</w:t>
-      </w:r>
-    </w:p>
-    <w:p>
-      <w:pPr>
-        <w:spacing w:before="274" w:after="274"/>
-        <w:rPr>
-          <w:rFonts w:ascii="Tahoma" w:hAnsi="Tahoma" w:cs="Tahoma"/>
-          <w:color w:val="374151"/>
-          <w:sz w:val="22"/>
-          <w:szCs w:val="22"/>
-        </w:rPr>
-      </w:pPr>
-      <w:r>
-        <w:rPr>
-          <w:rFonts w:ascii="Tahoma" w:hAnsi="Tahoma" w:cs="Tahoma"/>
-          <w:bCs/>
-          <w:color w:val="111827"/>
-          <w:sz w:val="22"/>
-          <w:szCs w:val="22"/>
-        </w:rPr>
-        <w:t>Problem-solving extension:</w:t>
-      </w:r>
-      <w:r>
-        <w:rPr>
-          <w:rFonts w:ascii="Tahoma" w:hAnsi="Tahoma" w:cs="Tahoma"/>
-          <w:color w:val="374151"/>
-          <w:sz w:val="22"/>
-          <w:szCs w:val="22"/>
-        </w:rPr>
-        <w:t> Identify why the following statement may cause an error after reassignment, and correct it:</w:t>
-      </w:r>
-    </w:p>
-    <w:p>
-      <w:pPr>
-        <w:shd w:val="clear" w:color="auto" w:fill="1F2937"/>
-        <w:tabs>
-          <w:tab w:val="left" w:pos="916"/>
-          <w:tab w:val="left" w:pos="1832"/>
-          <w:tab w:val="left" w:pos="2748"/>
-          <w:tab w:val="left" w:pos="3664"/>
-          <w:tab w:val="left" w:pos="4580"/>
-          <w:tab w:val="left" w:pos="5496"/>
-          <w:tab w:val="left" w:pos="6412"/>
-          <w:tab w:val="left" w:pos="7328"/>
-          <w:tab w:val="left" w:pos="8244"/>
-          <w:tab w:val="left" w:pos="9160"/>
-          <w:tab w:val="left" w:pos="10076"/>
-          <w:tab w:val="left" w:pos="10992"/>
-          <w:tab w:val="left" w:pos="11908"/>
-          <w:tab w:val="left" w:pos="12824"/>
-          <w:tab w:val="left" w:pos="13740"/>
-          <w:tab w:val="left" w:pos="14656"/>
-        </w:tabs>
-        <w:spacing w:before="400" w:after="400"/>
-        <w:rPr>
-          <w:rFonts w:ascii="Tahoma" w:hAnsi="Tahoma" w:cs="Tahoma"/>
-          <w:color w:val="E5E7EB"/>
-          <w:sz w:val="22"/>
-          <w:szCs w:val="22"/>
-        </w:rPr>
-      </w:pPr>
-      <w:r>
-        <w:rPr>
-          <w:rFonts w:ascii="Tahoma" w:hAnsi="Tahoma" w:cs="Tahoma"/>
-          <w:color w:val="E5E7EB"/>
-          <w:sz w:val="22"/>
-          <w:szCs w:val="22"/>
-        </w:rPr>
-        <w:t>value = 25</w:t>
-      </w:r>
-    </w:p>
-    <w:p>
-      <w:pPr>
-        <w:shd w:val="clear" w:color="auto" w:fill="1F2937"/>
-        <w:tabs>
-          <w:tab w:val="left" w:pos="916"/>
-          <w:tab w:val="left" w:pos="1832"/>
-          <w:tab w:val="left" w:pos="2748"/>
-          <w:tab w:val="left" w:pos="3664"/>
-          <w:tab w:val="left" w:pos="4580"/>
-          <w:tab w:val="left" w:pos="5496"/>
-          <w:tab w:val="left" w:pos="6412"/>
-          <w:tab w:val="left" w:pos="7328"/>
-          <w:tab w:val="left" w:pos="8244"/>
-          <w:tab w:val="left" w:pos="9160"/>
-          <w:tab w:val="left" w:pos="10076"/>
-          <w:tab w:val="left" w:pos="10992"/>
-          <w:tab w:val="left" w:pos="11908"/>
-          <w:tab w:val="left" w:pos="12824"/>
-          <w:tab w:val="left" w:pos="13740"/>
-          <w:tab w:val="left" w:pos="14656"/>
-        </w:tabs>
-        <w:spacing w:before="400" w:after="400"/>
-        <w:rPr>
-          <w:rFonts w:ascii="Tahoma" w:hAnsi="Tahoma" w:cs="Tahoma"/>
-          <w:color w:val="E5E7EB"/>
-          <w:sz w:val="22"/>
-          <w:szCs w:val="22"/>
-        </w:rPr>
-      </w:pPr>
-      <w:r>
-        <w:rPr>
-          <w:rFonts w:ascii="Tahoma" w:hAnsi="Tahoma" w:cs="Tahoma"/>
-          <w:color w:val="E5E7EB"/>
-          <w:sz w:val="22"/>
-          <w:szCs w:val="22"/>
-        </w:rPr>
-        <w:t>value = "BSDU"</w:t>
-      </w:r>
-    </w:p>
-    <w:p>
-      <w:pPr>
-        <w:shd w:val="clear" w:color="auto" w:fill="1F2937"/>
-        <w:tabs>
-          <w:tab w:val="left" w:pos="916"/>
-          <w:tab w:val="left" w:pos="1832"/>
-          <w:tab w:val="left" w:pos="2748"/>
-          <w:tab w:val="left" w:pos="3664"/>
-          <w:tab w:val="left" w:pos="4580"/>
-          <w:tab w:val="left" w:pos="5496"/>
-          <w:tab w:val="left" w:pos="6412"/>
-          <w:tab w:val="left" w:pos="7328"/>
-          <w:tab w:val="left" w:pos="8244"/>
-          <w:tab w:val="left" w:pos="9160"/>
-          <w:tab w:val="left" w:pos="10076"/>
-          <w:tab w:val="left" w:pos="10992"/>
-          <w:tab w:val="left" w:pos="11908"/>
-          <w:tab w:val="left" w:pos="12824"/>
-          <w:tab w:val="left" w:pos="13740"/>
-          <w:tab w:val="left" w:pos="14656"/>
-        </w:tabs>
-        <w:spacing w:before="400" w:after="400"/>
-        <w:rPr>
-          <w:rFonts w:ascii="Tahoma" w:hAnsi="Tahoma" w:cs="Tahoma"/>
-          <w:color w:val="E5E7EB"/>
-          <w:sz w:val="22"/>
-          <w:szCs w:val="22"/>
-        </w:rPr>
-      </w:pPr>
-      <w:proofErr w:type="gramStart"/>
-      <w:r>
-        <w:rPr>
-          <w:rFonts w:ascii="Tahoma" w:hAnsi="Tahoma" w:cs="Tahoma"/>
-          <w:color w:val="E5E7EB"/>
-          <w:sz w:val="22"/>
-          <w:szCs w:val="22"/>
-        </w:rPr>
-        <w:t>print(</w:t>
-      </w:r>
-      <w:proofErr w:type="gramEnd"/>
-      <w:r>
-        <w:rPr>
-          <w:rFonts w:ascii="Tahoma" w:hAnsi="Tahoma" w:cs="Tahoma"/>
-          <w:color w:val="E5E7EB"/>
-          <w:sz w:val="22"/>
-          <w:szCs w:val="22"/>
-        </w:rPr>
-        <w:t>value + 10)</w:t>
-      </w:r>
-    </w:p>
-    <w:p>
-      <w:pPr>
-        <w:spacing w:before="274" w:after="274"/>
-        <w:rPr>
-          <w:rFonts w:ascii="Tahoma" w:hAnsi="Tahoma" w:cs="Tahoma"/>
-          <w:color w:val="374151"/>
-          <w:sz w:val="22"/>
-          <w:szCs w:val="22"/>
-        </w:rPr>
-      </w:pPr>
-      <w:r>
-        <w:rPr>
-          <w:rFonts w:ascii="Tahoma" w:hAnsi="Tahoma" w:cs="Tahoma"/>
-          <w:bCs/>
-          <w:color w:val="111827"/>
-          <w:sz w:val="22"/>
-          <w:szCs w:val="22"/>
-        </w:rPr>
-        <w:t>Deliverable:</w:t>
-      </w:r>
-      <w:r>
-        <w:rPr>
-          <w:rFonts w:ascii="Tahoma" w:hAnsi="Tahoma" w:cs="Tahoma"/>
-          <w:color w:val="374151"/>
-          <w:sz w:val="22"/>
-          <w:szCs w:val="22"/>
-        </w:rPr>
-        <w:t> Python Tutor screenshots or trace table, corrected script, and error-analysis note.</w:t>
-      </w:r>
-    </w:p>
-    <w:p>
-      <w:pPr>
-        <w:spacing w:before="686" w:after="686"/>
-        <w:rPr>
-          <w:rFonts w:ascii="Tahoma" w:hAnsi="Tahoma" w:cs="Tahoma"/>
-          <w:sz w:val="22"/>
-          <w:szCs w:val="22"/>
-        </w:rPr>
-      </w:pPr>
-    </w:p>
-    <w:p>
-      <w:pPr>
-        <w:spacing w:after="107"/>
-        <w:outlineLvl w:val="2"/>
-        <w:rPr>
-          <w:rFonts w:ascii="Tahoma" w:hAnsi="Tahoma" w:cs="Tahoma"/>
-          <w:bCs/>
-          <w:color w:val="111827"/>
-          <w:sz w:val="22"/>
-          <w:szCs w:val="22"/>
-        </w:rPr>
-      </w:pPr>
-      <w:r>
-        <w:rPr>
-          <w:rFonts w:ascii="Tahoma" w:hAnsi="Tahoma" w:cs="Tahoma"/>
-          <w:bCs/>
-          <w:color w:val="111827"/>
-          <w:sz w:val="22"/>
-          <w:szCs w:val="22"/>
-        </w:rPr>
-        <w:t>Activity 5: User Input and Type Conversion Task</w:t>
-      </w:r>
-    </w:p>
-    <w:p>
-      <w:pPr>
-        <w:spacing w:after="107"/>
-        <w:outlineLvl w:val="2"/>
-        <w:rPr>
-          <w:rFonts w:ascii="Tahoma" w:hAnsi="Tahoma" w:cs="Tahoma"/>
-          <w:bCs/>
-          <w:color w:val="111827"/>
-          <w:sz w:val="22"/>
-          <w:szCs w:val="22"/>
-        </w:rPr>
-      </w:pPr>
-      <w:r>
-        <w:rPr>
-          <w:rFonts w:ascii="Tahoma" w:hAnsi="Tahoma" w:cs="Tahoma"/>
-          <w:color w:val="374151"/>
-          <w:sz w:val="22"/>
-          <w:szCs w:val="22"/>
-        </w:rPr>
-        <w:br/>
-        <w:t>Develop a program that:</w:t>
-      </w:r>
-    </w:p>
-    <w:p>
-      <w:pPr>
-        <w:numPr>
-          <w:ilvl w:val="0"/>
-          <w:numId w:val="31"/>
-        </w:numPr>
-        <w:spacing w:before="68" w:after="68"/>
-        <w:rPr>
-          <w:rFonts w:ascii="Tahoma" w:hAnsi="Tahoma" w:cs="Tahoma"/>
-          <w:color w:val="374151"/>
-          <w:sz w:val="22"/>
-          <w:szCs w:val="22"/>
-        </w:rPr>
-      </w:pPr>
-      <w:r>
-        <w:rPr>
-          <w:rFonts w:ascii="Tahoma" w:hAnsi="Tahoma" w:cs="Tahoma"/>
-          <w:color w:val="374151"/>
-          <w:sz w:val="22"/>
-          <w:szCs w:val="22"/>
-        </w:rPr>
-        <w:t>accepts a student’s name, age, height, and semester through </w:t>
-      </w:r>
-      <w:proofErr w:type="gramStart"/>
-      <w:r>
-        <w:rPr>
-          <w:rFonts w:ascii="Tahoma" w:hAnsi="Tahoma" w:cs="Tahoma"/>
-          <w:color w:val="374151"/>
-          <w:sz w:val="22"/>
-          <w:szCs w:val="22"/>
-        </w:rPr>
-        <w:t>input(</w:t>
-      </w:r>
-      <w:proofErr w:type="gramEnd"/>
-      <w:r>
-        <w:rPr>
-          <w:rFonts w:ascii="Tahoma" w:hAnsi="Tahoma" w:cs="Tahoma"/>
-          <w:color w:val="374151"/>
-          <w:sz w:val="22"/>
-          <w:szCs w:val="22"/>
-        </w:rPr>
-        <w:t>);</w:t>
-      </w:r>
-    </w:p>
-    <w:p>
-      <w:pPr>
-        <w:numPr>
-          <w:ilvl w:val="0"/>
-          <w:numId w:val="31"/>
-        </w:numPr>
-        <w:spacing w:before="68" w:after="68"/>
-        <w:rPr>
-          <w:rFonts w:ascii="Tahoma" w:hAnsi="Tahoma" w:cs="Tahoma"/>
-          <w:color w:val="374151"/>
-          <w:sz w:val="22"/>
-          <w:szCs w:val="22"/>
-        </w:rPr>
-      </w:pPr>
-      <w:r>
-        <w:rPr>
-          <w:rFonts w:ascii="Tahoma" w:hAnsi="Tahoma" w:cs="Tahoma"/>
-          <w:color w:val="374151"/>
-          <w:sz w:val="22"/>
-          <w:szCs w:val="22"/>
-        </w:rPr>
-        <w:t>converts age and semester into integers and height into a float;</w:t>
-      </w:r>
-    </w:p>
-    <w:p>
-      <w:pPr>
-        <w:numPr>
-          <w:ilvl w:val="0"/>
-          <w:numId w:val="31"/>
-        </w:numPr>
-        <w:spacing w:before="68" w:after="68"/>
-        <w:rPr>
-          <w:rFonts w:ascii="Tahoma" w:hAnsi="Tahoma" w:cs="Tahoma"/>
-          <w:color w:val="374151"/>
-          <w:sz w:val="22"/>
-          <w:szCs w:val="22"/>
-        </w:rPr>
-      </w:pPr>
-      <w:r>
-        <w:rPr>
-          <w:rFonts w:ascii="Tahoma" w:hAnsi="Tahoma" w:cs="Tahoma"/>
-          <w:color w:val="374151"/>
-          <w:sz w:val="22"/>
-          <w:szCs w:val="22"/>
-        </w:rPr>
-        <w:t>displays the entered information using meaningful labels;</w:t>
-      </w:r>
-    </w:p>
-    <w:p>
-      <w:pPr>
-        <w:numPr>
-          <w:ilvl w:val="0"/>
-          <w:numId w:val="31"/>
-        </w:numPr>
-        <w:spacing w:before="68" w:after="68"/>
-        <w:rPr>
-          <w:rFonts w:ascii="Tahoma" w:hAnsi="Tahoma" w:cs="Tahoma"/>
-          <w:color w:val="374151"/>
-          <w:sz w:val="22"/>
-          <w:szCs w:val="22"/>
-        </w:rPr>
-      </w:pPr>
-      <w:r>
-        <w:rPr>
-          <w:rFonts w:ascii="Tahoma" w:hAnsi="Tahoma" w:cs="Tahoma"/>
-          <w:color w:val="374151"/>
-          <w:sz w:val="22"/>
-          <w:szCs w:val="22"/>
-        </w:rPr>
-        <w:t>calculates the student’s age after five years;</w:t>
-      </w:r>
-    </w:p>
-    <w:p>
-      <w:pPr>
-        <w:numPr>
-          <w:ilvl w:val="0"/>
-          <w:numId w:val="31"/>
-        </w:numPr>
-        <w:spacing w:before="68" w:after="68"/>
-        <w:rPr>
-          <w:rFonts w:ascii="Tahoma" w:hAnsi="Tahoma" w:cs="Tahoma"/>
-          <w:color w:val="374151"/>
-          <w:sz w:val="22"/>
-          <w:szCs w:val="22"/>
-        </w:rPr>
-      </w:pPr>
-      <w:r>
-        <w:rPr>
-          <w:rFonts w:ascii="Tahoma" w:hAnsi="Tahoma" w:cs="Tahoma"/>
-          <w:color w:val="374151"/>
-          <w:sz w:val="22"/>
-          <w:szCs w:val="22"/>
-        </w:rPr>
-        <w:t>includes comments explaining the purpose of each major statement.</w:t>
-      </w:r>
-    </w:p>
-    <w:p>
-      <w:pPr>
-        <w:spacing w:before="274" w:after="274"/>
-        <w:rPr>
-          <w:rFonts w:ascii="Tahoma" w:hAnsi="Tahoma" w:cs="Tahoma"/>
-          <w:color w:val="374151"/>
-          <w:sz w:val="22"/>
-          <w:szCs w:val="22"/>
-        </w:rPr>
-      </w:pPr>
-      <w:r>
-        <w:rPr>
-          <w:rFonts w:ascii="Tahoma" w:hAnsi="Tahoma" w:cs="Tahoma"/>
-          <w:bCs/>
-          <w:color w:val="111827"/>
-          <w:sz w:val="22"/>
-          <w:szCs w:val="22"/>
-        </w:rPr>
-        <w:t>Open-ended variation:</w:t>
-      </w:r>
-      <w:r>
-        <w:rPr>
-          <w:rFonts w:ascii="Tahoma" w:hAnsi="Tahoma" w:cs="Tahoma"/>
-          <w:color w:val="374151"/>
-          <w:sz w:val="22"/>
-          <w:szCs w:val="22"/>
-        </w:rPr>
-        <w:t> Modify the program to accept any two numeric values and display their sum, difference, product, quotient, and converted string representations.</w:t>
-      </w:r>
-    </w:p>
-    <w:p>
-      <w:pPr>
-        <w:spacing w:before="274" w:after="274"/>
-        <w:rPr>
-          <w:rFonts w:ascii="Tahoma" w:hAnsi="Tahoma" w:cs="Tahoma"/>
-          <w:color w:val="374151"/>
-          <w:sz w:val="22"/>
-          <w:szCs w:val="22"/>
-        </w:rPr>
-      </w:pPr>
-      <w:r>
-        <w:rPr>
-          <w:rFonts w:ascii="Tahoma" w:hAnsi="Tahoma" w:cs="Tahoma"/>
-          <w:bCs/>
-          <w:color w:val="111827"/>
-          <w:sz w:val="22"/>
-          <w:szCs w:val="22"/>
-        </w:rPr>
-        <w:lastRenderedPageBreak/>
-        <w:t>Deliverable:</w:t>
-      </w:r>
-      <w:r>
-        <w:rPr>
-          <w:rFonts w:ascii="Tahoma" w:hAnsi="Tahoma" w:cs="Tahoma"/>
-          <w:color w:val="374151"/>
-          <w:sz w:val="22"/>
-          <w:szCs w:val="22"/>
-        </w:rPr>
-        <w:t> Commented Python script and sample input-output record.</w:t>
-      </w:r>
-    </w:p>
-    <w:p>
-      <w:pPr>
-        <w:spacing w:before="686" w:after="686"/>
-        <w:rPr>
-          <w:rFonts w:ascii="Tahoma" w:hAnsi="Tahoma" w:cs="Tahoma"/>
-          <w:sz w:val="22"/>
-          <w:szCs w:val="22"/>
-        </w:rPr>
-      </w:pPr>
-    </w:p>
-    <w:p>
-      <w:pPr>
-        <w:spacing w:after="107"/>
-        <w:outlineLvl w:val="2"/>
-        <w:rPr>
-          <w:rFonts w:ascii="Tahoma" w:hAnsi="Tahoma" w:cs="Tahoma"/>
-          <w:bCs/>
-          <w:color w:val="111827"/>
-          <w:sz w:val="22"/>
-          <w:szCs w:val="22"/>
-        </w:rPr>
-      </w:pPr>
-      <w:r>
-        <w:rPr>
-          <w:rFonts w:ascii="Tahoma" w:hAnsi="Tahoma" w:cs="Tahoma"/>
-          <w:bCs/>
-          <w:color w:val="111827"/>
-          <w:sz w:val="22"/>
-          <w:szCs w:val="22"/>
-        </w:rPr>
-        <w:t>Activity 6: Type Conversion Challenge Task</w:t>
-      </w:r>
-    </w:p>
-    <w:p>
-      <w:pPr>
-        <w:spacing w:after="107"/>
-        <w:outlineLvl w:val="2"/>
-        <w:rPr>
-          <w:rFonts w:ascii="Tahoma" w:hAnsi="Tahoma" w:cs="Tahoma"/>
-          <w:bCs/>
-          <w:color w:val="111827"/>
-          <w:sz w:val="22"/>
-          <w:szCs w:val="22"/>
-        </w:rPr>
-      </w:pPr>
-      <w:r>
-        <w:rPr>
-          <w:rFonts w:ascii="Tahoma" w:hAnsi="Tahoma" w:cs="Tahoma"/>
-          <w:color w:val="374151"/>
-          <w:sz w:val="22"/>
-          <w:szCs w:val="22"/>
-        </w:rPr>
-        <w:br/>
-        <w:t>Given inputs such as </w:t>
-      </w:r>
-      <w:r>
-        <w:rPr>
-          <w:rFonts w:ascii="Tahoma" w:hAnsi="Tahoma" w:cs="Tahoma"/>
-          <w:bCs/>
-          <w:color w:val="111827"/>
-          <w:sz w:val="22"/>
-          <w:szCs w:val="22"/>
-        </w:rPr>
-        <w:t>"45"</w:t>
-      </w:r>
-      <w:r>
-        <w:rPr>
-          <w:rFonts w:ascii="Tahoma" w:hAnsi="Tahoma" w:cs="Tahoma"/>
-          <w:color w:val="374151"/>
-          <w:sz w:val="22"/>
-          <w:szCs w:val="22"/>
-        </w:rPr>
-        <w:t>, </w:t>
-      </w:r>
-      <w:r>
-        <w:rPr>
-          <w:rFonts w:ascii="Tahoma" w:hAnsi="Tahoma" w:cs="Tahoma"/>
-          <w:bCs/>
-          <w:color w:val="111827"/>
-          <w:sz w:val="22"/>
-          <w:szCs w:val="22"/>
-        </w:rPr>
-        <w:t>"18.5"</w:t>
-      </w:r>
-      <w:r>
-        <w:rPr>
-          <w:rFonts w:ascii="Tahoma" w:hAnsi="Tahoma" w:cs="Tahoma"/>
-          <w:color w:val="374151"/>
-          <w:sz w:val="22"/>
-          <w:szCs w:val="22"/>
-        </w:rPr>
-        <w:t>, </w:t>
-      </w:r>
-      <w:r>
-        <w:rPr>
-          <w:rFonts w:ascii="Tahoma" w:hAnsi="Tahoma" w:cs="Tahoma"/>
-          <w:bCs/>
-          <w:color w:val="111827"/>
-          <w:sz w:val="22"/>
-          <w:szCs w:val="22"/>
-        </w:rPr>
-        <w:t>"True"</w:t>
-      </w:r>
-      <w:r>
-        <w:rPr>
-          <w:rFonts w:ascii="Tahoma" w:hAnsi="Tahoma" w:cs="Tahoma"/>
-          <w:color w:val="374151"/>
-          <w:sz w:val="22"/>
-          <w:szCs w:val="22"/>
-        </w:rPr>
-        <w:t>, and </w:t>
-      </w:r>
-      <w:r>
-        <w:rPr>
-          <w:rFonts w:ascii="Tahoma" w:hAnsi="Tahoma" w:cs="Tahoma"/>
-          <w:bCs/>
-          <w:color w:val="111827"/>
-          <w:sz w:val="22"/>
-          <w:szCs w:val="22"/>
-        </w:rPr>
-        <w:t>"Python"</w:t>
-      </w:r>
-      <w:r>
-        <w:rPr>
-          <w:rFonts w:ascii="Tahoma" w:hAnsi="Tahoma" w:cs="Tahoma"/>
-          <w:color w:val="374151"/>
-          <w:sz w:val="22"/>
-          <w:szCs w:val="22"/>
-        </w:rPr>
-        <w:t>, students shall:</w:t>
-      </w:r>
-    </w:p>
-    <w:p>
-      <w:pPr>
-        <w:numPr>
-          <w:ilvl w:val="0"/>
-          <w:numId w:val="32"/>
-        </w:numPr>
-        <w:spacing w:before="68" w:after="68"/>
-        <w:rPr>
-          <w:rFonts w:ascii="Tahoma" w:hAnsi="Tahoma" w:cs="Tahoma"/>
-          <w:color w:val="374151"/>
-          <w:sz w:val="22"/>
-          <w:szCs w:val="22"/>
-        </w:rPr>
-      </w:pPr>
-      <w:r>
-        <w:rPr>
-          <w:rFonts w:ascii="Tahoma" w:hAnsi="Tahoma" w:cs="Tahoma"/>
-          <w:color w:val="374151"/>
-          <w:sz w:val="22"/>
-          <w:szCs w:val="22"/>
-        </w:rPr>
-        <w:t>apply </w:t>
-      </w:r>
-      <w:proofErr w:type="spellStart"/>
-      <w:proofErr w:type="gramStart"/>
-      <w:r>
-        <w:rPr>
-          <w:rFonts w:ascii="Tahoma" w:hAnsi="Tahoma" w:cs="Tahoma"/>
-          <w:color w:val="374151"/>
-          <w:sz w:val="22"/>
-          <w:szCs w:val="22"/>
-        </w:rPr>
-        <w:t>int</w:t>
-      </w:r>
-      <w:proofErr w:type="spellEnd"/>
-      <w:r>
-        <w:rPr>
-          <w:rFonts w:ascii="Tahoma" w:hAnsi="Tahoma" w:cs="Tahoma"/>
-          <w:color w:val="374151"/>
-          <w:sz w:val="22"/>
-          <w:szCs w:val="22"/>
-        </w:rPr>
-        <w:t>(</w:t>
-      </w:r>
-      <w:proofErr w:type="gramEnd"/>
-      <w:r>
-        <w:rPr>
-          <w:rFonts w:ascii="Tahoma" w:hAnsi="Tahoma" w:cs="Tahoma"/>
-          <w:color w:val="374151"/>
-          <w:sz w:val="22"/>
-          <w:szCs w:val="22"/>
-        </w:rPr>
-        <w:t>), float(), </w:t>
-      </w:r>
-      <w:proofErr w:type="spellStart"/>
-      <w:r>
-        <w:rPr>
-          <w:rFonts w:ascii="Tahoma" w:hAnsi="Tahoma" w:cs="Tahoma"/>
-          <w:color w:val="374151"/>
-          <w:sz w:val="22"/>
-          <w:szCs w:val="22"/>
-        </w:rPr>
-        <w:t>str</w:t>
-      </w:r>
-      <w:proofErr w:type="spellEnd"/>
-      <w:r>
-        <w:rPr>
-          <w:rFonts w:ascii="Tahoma" w:hAnsi="Tahoma" w:cs="Tahoma"/>
-          <w:color w:val="374151"/>
-          <w:sz w:val="22"/>
-          <w:szCs w:val="22"/>
-        </w:rPr>
-        <w:t>(), and bool() where appropriate;</w:t>
-      </w:r>
-    </w:p>
-    <w:p>
-      <w:pPr>
-        <w:numPr>
-          <w:ilvl w:val="0"/>
-          <w:numId w:val="32"/>
-        </w:numPr>
-        <w:spacing w:before="68" w:after="68"/>
-        <w:rPr>
-          <w:rFonts w:ascii="Tahoma" w:hAnsi="Tahoma" w:cs="Tahoma"/>
-          <w:color w:val="374151"/>
-          <w:sz w:val="22"/>
-          <w:szCs w:val="22"/>
-        </w:rPr>
-      </w:pPr>
-      <w:r>
-        <w:rPr>
-          <w:rFonts w:ascii="Tahoma" w:hAnsi="Tahoma" w:cs="Tahoma"/>
-          <w:color w:val="374151"/>
-          <w:sz w:val="22"/>
-          <w:szCs w:val="22"/>
-        </w:rPr>
-        <w:t>identify conversions that execute successfully and those that raise an error;</w:t>
-      </w:r>
-    </w:p>
-    <w:p>
-      <w:pPr>
-        <w:numPr>
-          <w:ilvl w:val="0"/>
-          <w:numId w:val="32"/>
-        </w:numPr>
-        <w:spacing w:before="68" w:after="68"/>
-        <w:rPr>
-          <w:rFonts w:ascii="Tahoma" w:hAnsi="Tahoma" w:cs="Tahoma"/>
-          <w:color w:val="374151"/>
-          <w:sz w:val="22"/>
-          <w:szCs w:val="22"/>
-        </w:rPr>
-      </w:pPr>
-      <w:r>
-        <w:rPr>
-          <w:rFonts w:ascii="Tahoma" w:hAnsi="Tahoma" w:cs="Tahoma"/>
-          <w:color w:val="374151"/>
-          <w:sz w:val="22"/>
-          <w:szCs w:val="22"/>
-        </w:rPr>
-        <w:t>explain why the error occurs;</w:t>
-      </w:r>
-    </w:p>
-    <w:p>
-      <w:pPr>
-        <w:numPr>
-          <w:ilvl w:val="0"/>
-          <w:numId w:val="32"/>
-        </w:numPr>
-        <w:spacing w:before="68" w:after="68"/>
-        <w:rPr>
-          <w:rFonts w:ascii="Tahoma" w:hAnsi="Tahoma" w:cs="Tahoma"/>
-          <w:color w:val="374151"/>
-          <w:sz w:val="22"/>
-          <w:szCs w:val="22"/>
-        </w:rPr>
-      </w:pPr>
-      <w:r>
-        <w:rPr>
-          <w:rFonts w:ascii="Tahoma" w:hAnsi="Tahoma" w:cs="Tahoma"/>
-          <w:color w:val="374151"/>
-          <w:sz w:val="22"/>
-          <w:szCs w:val="22"/>
-        </w:rPr>
-        <w:t>revise the code to handle only meaningful conversions.</w:t>
-      </w:r>
-    </w:p>
-    <w:p>
-      <w:pPr>
-        <w:spacing w:before="274" w:after="274"/>
-        <w:rPr>
-          <w:rFonts w:ascii="Tahoma" w:hAnsi="Tahoma" w:cs="Tahoma"/>
-          <w:color w:val="374151"/>
-          <w:sz w:val="22"/>
-          <w:szCs w:val="22"/>
-        </w:rPr>
-      </w:pPr>
-      <w:r>
-        <w:rPr>
-          <w:rFonts w:ascii="Tahoma" w:hAnsi="Tahoma" w:cs="Tahoma"/>
-          <w:bCs/>
-          <w:color w:val="111827"/>
-          <w:sz w:val="22"/>
-          <w:szCs w:val="22"/>
-        </w:rPr>
-        <w:t>Peer-review task:</w:t>
-      </w:r>
-      <w:r>
-        <w:rPr>
-          <w:rFonts w:ascii="Tahoma" w:hAnsi="Tahoma" w:cs="Tahoma"/>
-          <w:color w:val="374151"/>
-          <w:sz w:val="22"/>
-          <w:szCs w:val="22"/>
-        </w:rPr>
-        <w:t> Exchange conversion tables with another student and verify whether each outcome is technically correct.</w:t>
-      </w:r>
-    </w:p>
-    <w:p>
-      <w:pPr>
-        <w:spacing w:before="274" w:after="274"/>
-        <w:rPr>
-          <w:rFonts w:ascii="Tahoma" w:hAnsi="Tahoma" w:cs="Tahoma"/>
-          <w:color w:val="374151"/>
-          <w:sz w:val="22"/>
-          <w:szCs w:val="22"/>
-        </w:rPr>
-      </w:pPr>
-      <w:r>
-        <w:rPr>
-          <w:rFonts w:ascii="Tahoma" w:hAnsi="Tahoma" w:cs="Tahoma"/>
-          <w:bCs/>
-          <w:color w:val="111827"/>
-          <w:sz w:val="22"/>
-          <w:szCs w:val="22"/>
-        </w:rPr>
-        <w:t>Deliverable:</w:t>
-      </w:r>
-      <w:r>
-        <w:rPr>
-          <w:rFonts w:ascii="Tahoma" w:hAnsi="Tahoma" w:cs="Tahoma"/>
-          <w:color w:val="374151"/>
-          <w:sz w:val="22"/>
-          <w:szCs w:val="22"/>
-        </w:rPr>
-        <w:t> Type-conversion matrix containing source value, conversion function, result, resulting type, and remarks.</w:t>
-      </w:r>
-    </w:p>
-    <w:p>
-      <w:pPr>
-        <w:spacing w:before="686" w:after="686"/>
-        <w:rPr>
-          <w:rFonts w:ascii="Tahoma" w:hAnsi="Tahoma" w:cs="Tahoma"/>
-          <w:sz w:val="22"/>
-          <w:szCs w:val="22"/>
-        </w:rPr>
-      </w:pPr>
-    </w:p>
-    <w:p>
-      <w:pPr>
-        <w:spacing w:after="107"/>
-        <w:outlineLvl w:val="2"/>
-        <w:rPr>
-          <w:rFonts w:ascii="Tahoma" w:hAnsi="Tahoma" w:cs="Tahoma"/>
-          <w:bCs/>
-          <w:color w:val="111827"/>
-          <w:sz w:val="22"/>
-          <w:szCs w:val="22"/>
-        </w:rPr>
-      </w:pPr>
-      <w:r>
-        <w:rPr>
-          <w:rFonts w:ascii="Tahoma" w:hAnsi="Tahoma" w:cs="Tahoma"/>
-          <w:bCs/>
-          <w:color w:val="111827"/>
-          <w:sz w:val="22"/>
-          <w:szCs w:val="22"/>
-        </w:rPr>
-        <w:t>Activity 7: Commenting and Code Readability Improvement Task</w:t>
-      </w:r>
-    </w:p>
-    <w:p>
-      <w:pPr>
-        <w:numPr>
-          <w:ilvl w:val="0"/>
-          <w:numId w:val="33"/>
-        </w:numPr>
-        <w:spacing w:before="68" w:after="68"/>
-        <w:rPr>
-          <w:rFonts w:ascii="Tahoma" w:hAnsi="Tahoma" w:cs="Tahoma"/>
-          <w:color w:val="374151"/>
-          <w:sz w:val="22"/>
-          <w:szCs w:val="22"/>
-        </w:rPr>
-      </w:pPr>
-      <w:r>
-        <w:rPr>
-          <w:rFonts w:ascii="Tahoma" w:hAnsi="Tahoma" w:cs="Tahoma"/>
-          <w:color w:val="374151"/>
-          <w:sz w:val="22"/>
-          <w:szCs w:val="22"/>
-        </w:rPr>
-        <w:t>Review a poorly formatted Python script with unclear variable names and no comments.</w:t>
-      </w:r>
-    </w:p>
-    <w:p>
-      <w:pPr>
-        <w:numPr>
-          <w:ilvl w:val="0"/>
-          <w:numId w:val="33"/>
-        </w:numPr>
-        <w:spacing w:before="68" w:after="68"/>
-        <w:rPr>
-          <w:rFonts w:ascii="Tahoma" w:hAnsi="Tahoma" w:cs="Tahoma"/>
-          <w:color w:val="374151"/>
-          <w:sz w:val="22"/>
-          <w:szCs w:val="22"/>
-        </w:rPr>
-      </w:pPr>
-      <w:r>
-        <w:rPr>
-          <w:rFonts w:ascii="Tahoma" w:hAnsi="Tahoma" w:cs="Tahoma"/>
-          <w:color w:val="374151"/>
-          <w:sz w:val="22"/>
-          <w:szCs w:val="22"/>
-        </w:rPr>
-        <w:t xml:space="preserve">Rename variables meaningfully using </w:t>
-      </w:r>
-      <w:proofErr w:type="spellStart"/>
-      <w:r>
-        <w:rPr>
-          <w:rFonts w:ascii="Tahoma" w:hAnsi="Tahoma" w:cs="Tahoma"/>
-          <w:color w:val="374151"/>
-          <w:sz w:val="22"/>
-          <w:szCs w:val="22"/>
-        </w:rPr>
-        <w:t>snake_case</w:t>
-      </w:r>
-      <w:proofErr w:type="spellEnd"/>
-      <w:r>
-        <w:rPr>
-          <w:rFonts w:ascii="Tahoma" w:hAnsi="Tahoma" w:cs="Tahoma"/>
-          <w:color w:val="374151"/>
-          <w:sz w:val="22"/>
-          <w:szCs w:val="22"/>
-        </w:rPr>
-        <w:t>.</w:t>
-      </w:r>
-    </w:p>
-    <w:p>
-      <w:pPr>
-        <w:numPr>
-          <w:ilvl w:val="0"/>
-          <w:numId w:val="33"/>
-        </w:numPr>
-        <w:spacing w:before="68" w:after="68"/>
-        <w:rPr>
-          <w:rFonts w:ascii="Tahoma" w:hAnsi="Tahoma" w:cs="Tahoma"/>
-          <w:color w:val="374151"/>
-          <w:sz w:val="22"/>
-          <w:szCs w:val="22"/>
-        </w:rPr>
-      </w:pPr>
-      <w:r>
-        <w:rPr>
-          <w:rFonts w:ascii="Tahoma" w:hAnsi="Tahoma" w:cs="Tahoma"/>
-          <w:color w:val="374151"/>
-          <w:sz w:val="22"/>
-          <w:szCs w:val="22"/>
-        </w:rPr>
-        <w:t>Add suitable single-line comments to explain the input, processing, and output stages.</w:t>
-      </w:r>
-    </w:p>
-    <w:p>
-      <w:pPr>
-        <w:numPr>
-          <w:ilvl w:val="0"/>
-          <w:numId w:val="33"/>
-        </w:numPr>
-        <w:spacing w:before="68" w:after="68"/>
-        <w:rPr>
-          <w:rFonts w:ascii="Tahoma" w:hAnsi="Tahoma" w:cs="Tahoma"/>
-          <w:color w:val="374151"/>
-          <w:sz w:val="22"/>
-          <w:szCs w:val="22"/>
-        </w:rPr>
-      </w:pPr>
-      <w:r>
-        <w:rPr>
-          <w:rFonts w:ascii="Tahoma" w:hAnsi="Tahoma" w:cs="Tahoma"/>
-          <w:color w:val="374151"/>
-          <w:sz w:val="22"/>
-          <w:szCs w:val="22"/>
-        </w:rPr>
-        <w:t>Add a module-level comment describing the program purpose.</w:t>
-      </w:r>
-    </w:p>
-    <w:p>
-      <w:pPr>
-        <w:numPr>
-          <w:ilvl w:val="0"/>
-          <w:numId w:val="33"/>
-        </w:numPr>
-        <w:spacing w:before="68" w:after="68"/>
-        <w:rPr>
-          <w:rFonts w:ascii="Tahoma" w:hAnsi="Tahoma" w:cs="Tahoma"/>
-          <w:color w:val="374151"/>
-          <w:sz w:val="22"/>
-          <w:szCs w:val="22"/>
-        </w:rPr>
-      </w:pPr>
-      <w:r>
-        <w:rPr>
-          <w:rFonts w:ascii="Tahoma" w:hAnsi="Tahoma" w:cs="Tahoma"/>
-          <w:color w:val="374151"/>
-          <w:sz w:val="22"/>
-          <w:szCs w:val="22"/>
-        </w:rPr>
-        <w:t>Format the program consistently in line with PEP 8 expectations for readability.</w:t>
-      </w:r>
-    </w:p>
-    <w:p>
-      <w:pPr>
-        <w:spacing w:before="274" w:after="274"/>
-        <w:rPr>
-          <w:rFonts w:ascii="Tahoma" w:hAnsi="Tahoma" w:cs="Tahoma"/>
-          <w:color w:val="374151"/>
-          <w:sz w:val="22"/>
-          <w:szCs w:val="22"/>
-        </w:rPr>
-      </w:pPr>
-      <w:r>
-        <w:rPr>
-          <w:rFonts w:ascii="Tahoma" w:hAnsi="Tahoma" w:cs="Tahoma"/>
-          <w:bCs/>
-          <w:color w:val="111827"/>
-          <w:sz w:val="22"/>
-          <w:szCs w:val="22"/>
-        </w:rPr>
-        <w:t>Reflective task:</w:t>
-      </w:r>
-      <w:r>
-        <w:rPr>
-          <w:rFonts w:ascii="Tahoma" w:hAnsi="Tahoma" w:cs="Tahoma"/>
-          <w:color w:val="374151"/>
-          <w:sz w:val="22"/>
-          <w:szCs w:val="22"/>
-        </w:rPr>
-        <w:t> Write 80–100 words explaining how comments and meaningful names support debugging, collaboration, and future maintenance.</w:t>
-      </w:r>
-    </w:p>
-    <w:p>
-      <w:pPr>
-        <w:spacing w:before="274" w:after="274"/>
-        <w:rPr>
-          <w:rFonts w:ascii="Tahoma" w:hAnsi="Tahoma" w:cs="Tahoma"/>
-          <w:color w:val="374151"/>
-          <w:sz w:val="22"/>
-          <w:szCs w:val="22"/>
-        </w:rPr>
-      </w:pPr>
-      <w:r>
-        <w:rPr>
-          <w:rFonts w:ascii="Tahoma" w:hAnsi="Tahoma" w:cs="Tahoma"/>
-          <w:bCs/>
-          <w:color w:val="111827"/>
-          <w:sz w:val="22"/>
-          <w:szCs w:val="22"/>
-        </w:rPr>
-        <w:t>Deliverable:</w:t>
-      </w:r>
-      <w:r>
-        <w:rPr>
-          <w:rFonts w:ascii="Tahoma" w:hAnsi="Tahoma" w:cs="Tahoma"/>
-          <w:color w:val="374151"/>
-          <w:sz w:val="22"/>
-          <w:szCs w:val="22"/>
-        </w:rPr>
-        <w:t> Original and improved versions of the script, with a code-review note.</w:t>
-      </w:r>
-    </w:p>
-    <w:p>
-      <w:pPr>
-        <w:spacing w:before="686" w:after="686"/>
-        <w:rPr>
-          <w:rFonts w:ascii="Tahoma" w:hAnsi="Tahoma" w:cs="Tahoma"/>
-          <w:sz w:val="22"/>
-          <w:szCs w:val="22"/>
-        </w:rPr>
-      </w:pPr>
-    </w:p>
-    <w:p>
-      <w:pPr>
-        <w:spacing w:after="107"/>
-        <w:outlineLvl w:val="2"/>
-        <w:rPr>
-          <w:rFonts w:ascii="Tahoma" w:hAnsi="Tahoma" w:cs="Tahoma"/>
-          <w:bCs/>
-          <w:color w:val="111827"/>
-          <w:sz w:val="22"/>
-          <w:szCs w:val="22"/>
-        </w:rPr>
-      </w:pPr>
-      <w:r>
-        <w:rPr>
-          <w:rFonts w:ascii="Tahoma" w:hAnsi="Tahoma" w:cs="Tahoma"/>
-          <w:bCs/>
-          <w:color w:val="111827"/>
-          <w:sz w:val="22"/>
-          <w:szCs w:val="22"/>
-        </w:rPr>
-        <w:t>Activity 8: Mini-Application — Student Profile Generator</w:t>
-      </w:r>
-    </w:p>
-    <w:p>
-      <w:pPr>
-        <w:spacing w:after="274"/>
-        <w:rPr>
-          <w:rFonts w:ascii="Tahoma" w:hAnsi="Tahoma" w:cs="Tahoma"/>
-          <w:color w:val="374151"/>
-          <w:sz w:val="22"/>
-          <w:szCs w:val="22"/>
-        </w:rPr>
-      </w:pPr>
-      <w:r>
-        <w:rPr>
-          <w:rFonts w:ascii="Tahoma" w:hAnsi="Tahoma" w:cs="Tahoma"/>
-          <w:bCs/>
-          <w:color w:val="111827"/>
-          <w:sz w:val="22"/>
-          <w:szCs w:val="22"/>
-        </w:rPr>
-        <w:t>Task:</w:t>
-      </w:r>
-      <w:r>
-        <w:rPr>
-          <w:rFonts w:ascii="Tahoma" w:hAnsi="Tahoma" w:cs="Tahoma"/>
-          <w:color w:val="374151"/>
-          <w:sz w:val="22"/>
-          <w:szCs w:val="22"/>
-        </w:rPr>
-        <w:br/>
-        <w:t>Individually or in pairs, create a console-based </w:t>
-      </w:r>
-      <w:r>
-        <w:rPr>
-          <w:rFonts w:ascii="Tahoma" w:hAnsi="Tahoma" w:cs="Tahoma"/>
-          <w:bCs/>
-          <w:color w:val="111827"/>
-          <w:sz w:val="22"/>
-          <w:szCs w:val="22"/>
-        </w:rPr>
-        <w:t>Student Profile Generator</w:t>
-      </w:r>
-      <w:r>
-        <w:rPr>
-          <w:rFonts w:ascii="Tahoma" w:hAnsi="Tahoma" w:cs="Tahoma"/>
-          <w:color w:val="374151"/>
-          <w:sz w:val="22"/>
-          <w:szCs w:val="22"/>
-        </w:rPr>
-        <w:t> that:</w:t>
-      </w:r>
-    </w:p>
-    <w:p>
-      <w:pPr>
-        <w:numPr>
-          <w:ilvl w:val="0"/>
-          <w:numId w:val="34"/>
-        </w:numPr>
-        <w:spacing w:before="68" w:after="68"/>
-        <w:rPr>
-          <w:rFonts w:ascii="Tahoma" w:hAnsi="Tahoma" w:cs="Tahoma"/>
-          <w:color w:val="374151"/>
-          <w:sz w:val="22"/>
-          <w:szCs w:val="22"/>
-        </w:rPr>
-      </w:pPr>
-      <w:r>
-        <w:rPr>
-          <w:rFonts w:ascii="Tahoma" w:hAnsi="Tahoma" w:cs="Tahoma"/>
-          <w:color w:val="374151"/>
-          <w:sz w:val="22"/>
-          <w:szCs w:val="22"/>
-        </w:rPr>
-        <w:t>accepts name, programme, semester, age, and percentage through </w:t>
-      </w:r>
-      <w:proofErr w:type="gramStart"/>
-      <w:r>
-        <w:rPr>
-          <w:rFonts w:ascii="Tahoma" w:hAnsi="Tahoma" w:cs="Tahoma"/>
-          <w:color w:val="374151"/>
-          <w:sz w:val="22"/>
-          <w:szCs w:val="22"/>
-        </w:rPr>
-        <w:t>input(</w:t>
-      </w:r>
-      <w:proofErr w:type="gramEnd"/>
-      <w:r>
-        <w:rPr>
-          <w:rFonts w:ascii="Tahoma" w:hAnsi="Tahoma" w:cs="Tahoma"/>
-          <w:color w:val="374151"/>
-          <w:sz w:val="22"/>
-          <w:szCs w:val="22"/>
-        </w:rPr>
-        <w:t>);</w:t>
-      </w:r>
-    </w:p>
-    <w:p>
-      <w:pPr>
-        <w:numPr>
-          <w:ilvl w:val="0"/>
-          <w:numId w:val="34"/>
-        </w:numPr>
-        <w:spacing w:before="68" w:after="68"/>
-        <w:rPr>
-          <w:rFonts w:ascii="Tahoma" w:hAnsi="Tahoma" w:cs="Tahoma"/>
-          <w:color w:val="374151"/>
-          <w:sz w:val="22"/>
-          <w:szCs w:val="22"/>
-        </w:rPr>
-      </w:pPr>
-      <w:r>
-        <w:rPr>
-          <w:rFonts w:ascii="Tahoma" w:hAnsi="Tahoma" w:cs="Tahoma"/>
-          <w:color w:val="374151"/>
-          <w:sz w:val="22"/>
-          <w:szCs w:val="22"/>
-        </w:rPr>
-        <w:t>converts numeric inputs into appropriate data types;</w:t>
-      </w:r>
-    </w:p>
-    <w:p>
-      <w:pPr>
-        <w:numPr>
-          <w:ilvl w:val="0"/>
-          <w:numId w:val="34"/>
-        </w:numPr>
-        <w:spacing w:before="68" w:after="68"/>
-        <w:rPr>
-          <w:rFonts w:ascii="Tahoma" w:hAnsi="Tahoma" w:cs="Tahoma"/>
-          <w:color w:val="374151"/>
-          <w:sz w:val="22"/>
-          <w:szCs w:val="22"/>
-        </w:rPr>
-      </w:pPr>
-      <w:r>
-        <w:rPr>
-          <w:rFonts w:ascii="Tahoma" w:hAnsi="Tahoma" w:cs="Tahoma"/>
-          <w:color w:val="374151"/>
-          <w:sz w:val="22"/>
-          <w:szCs w:val="22"/>
-        </w:rPr>
-        <w:lastRenderedPageBreak/>
-        <w:t>displays a neatly formatted profile using </w:t>
-      </w:r>
-      <w:proofErr w:type="gramStart"/>
-      <w:r>
-        <w:rPr>
-          <w:rFonts w:ascii="Tahoma" w:hAnsi="Tahoma" w:cs="Tahoma"/>
-          <w:color w:val="374151"/>
-          <w:sz w:val="22"/>
-          <w:szCs w:val="22"/>
-        </w:rPr>
-        <w:t>print(</w:t>
-      </w:r>
-      <w:proofErr w:type="gramEnd"/>
-      <w:r>
-        <w:rPr>
-          <w:rFonts w:ascii="Tahoma" w:hAnsi="Tahoma" w:cs="Tahoma"/>
-          <w:color w:val="374151"/>
-          <w:sz w:val="22"/>
-          <w:szCs w:val="22"/>
-        </w:rPr>
-        <w:t>);</w:t>
-      </w:r>
-    </w:p>
-    <w:p>
-      <w:pPr>
-        <w:numPr>
-          <w:ilvl w:val="0"/>
-          <w:numId w:val="34"/>
-        </w:numPr>
-        <w:spacing w:before="68" w:after="68"/>
-        <w:rPr>
-          <w:rFonts w:ascii="Tahoma" w:hAnsi="Tahoma" w:cs="Tahoma"/>
-          <w:color w:val="374151"/>
-          <w:sz w:val="22"/>
-          <w:szCs w:val="22"/>
-        </w:rPr>
-      </w:pPr>
-      <w:r>
-        <w:rPr>
-          <w:rFonts w:ascii="Tahoma" w:hAnsi="Tahoma" w:cs="Tahoma"/>
-          <w:color w:val="374151"/>
-          <w:sz w:val="22"/>
-          <w:szCs w:val="22"/>
-        </w:rPr>
-        <w:t>displays the data type of at least three stored values;</w:t>
-      </w:r>
-    </w:p>
-    <w:p>
-      <w:pPr>
-        <w:numPr>
-          <w:ilvl w:val="0"/>
-          <w:numId w:val="34"/>
-        </w:numPr>
-        <w:spacing w:before="68" w:after="68"/>
-        <w:rPr>
-          <w:rFonts w:ascii="Tahoma" w:hAnsi="Tahoma" w:cs="Tahoma"/>
-          <w:color w:val="374151"/>
-          <w:sz w:val="22"/>
-          <w:szCs w:val="22"/>
-        </w:rPr>
-      </w:pPr>
-      <w:r>
-        <w:rPr>
-          <w:rFonts w:ascii="Tahoma" w:hAnsi="Tahoma" w:cs="Tahoma"/>
-          <w:color w:val="374151"/>
-          <w:sz w:val="22"/>
-          <w:szCs w:val="22"/>
-        </w:rPr>
-        <w:t>uses meaningful identifiers and comments;</w:t>
-      </w:r>
-    </w:p>
-    <w:p>
-      <w:pPr>
-        <w:numPr>
-          <w:ilvl w:val="0"/>
-          <w:numId w:val="34"/>
-        </w:numPr>
-        <w:spacing w:before="68" w:after="68"/>
-        <w:rPr>
-          <w:rFonts w:ascii="Tahoma" w:hAnsi="Tahoma" w:cs="Tahoma"/>
-          <w:color w:val="374151"/>
-          <w:sz w:val="22"/>
-          <w:szCs w:val="22"/>
-        </w:rPr>
-      </w:pPr>
-      <w:r>
-        <w:rPr>
-          <w:rFonts w:ascii="Tahoma" w:hAnsi="Tahoma" w:cs="Tahoma"/>
-          <w:color w:val="374151"/>
-          <w:sz w:val="22"/>
-          <w:szCs w:val="22"/>
-        </w:rPr>
-        <w:t>demonstrates dynamic typing by reassigning one variable and documenting the changed type.</w:t>
-      </w:r>
-    </w:p>
-    <w:p>
-      <w:pPr>
-        <w:spacing w:before="274" w:after="274"/>
-        <w:rPr>
-          <w:rFonts w:ascii="Tahoma" w:hAnsi="Tahoma" w:cs="Tahoma"/>
-          <w:color w:val="374151"/>
-          <w:sz w:val="22"/>
-          <w:szCs w:val="22"/>
-        </w:rPr>
-      </w:pPr>
-      <w:r>
-        <w:rPr>
-          <w:rFonts w:ascii="Tahoma" w:hAnsi="Tahoma" w:cs="Tahoma"/>
-          <w:bCs/>
-          <w:color w:val="111827"/>
-          <w:sz w:val="22"/>
-          <w:szCs w:val="22"/>
-        </w:rPr>
-        <w:t>Formative check:</w:t>
-      </w:r>
-      <w:r>
-        <w:rPr>
-          <w:rFonts w:ascii="Tahoma" w:hAnsi="Tahoma" w:cs="Tahoma"/>
-          <w:color w:val="374151"/>
-          <w:sz w:val="22"/>
-          <w:szCs w:val="22"/>
-        </w:rPr>
-        <w:t> Each student explains one line of code selected by the faculty and demonstrates the program’s execution.</w:t>
-      </w:r>
-    </w:p>
-    <w:p>
-      <w:pPr>
-        <w:spacing w:before="274" w:after="274"/>
-        <w:rPr>
-          <w:rFonts w:ascii="Tahoma" w:hAnsi="Tahoma" w:cs="Tahoma"/>
-          <w:color w:val="374151"/>
-          <w:sz w:val="22"/>
-          <w:szCs w:val="22"/>
-        </w:rPr>
-      </w:pPr>
-      <w:r>
-        <w:rPr>
-          <w:rFonts w:ascii="Tahoma" w:hAnsi="Tahoma" w:cs="Tahoma"/>
-          <w:bCs/>
-          <w:color w:val="111827"/>
-          <w:sz w:val="22"/>
-          <w:szCs w:val="22"/>
-        </w:rPr>
-        <w:t>Deliverable:</w:t>
-      </w:r>
-      <w:r>
-        <w:rPr>
-          <w:rFonts w:ascii="Tahoma" w:hAnsi="Tahoma" w:cs="Tahoma"/>
-          <w:color w:val="374151"/>
-          <w:sz w:val="22"/>
-          <w:szCs w:val="22"/>
-        </w:rPr>
-        <w:t> Working Python script, output screenshot, short test record, and individual reflection note on one mistake corrected during development.</w:t>
-      </w:r>
-    </w:p>
-    <w:p>
-      <w:pPr>
-        <w:spacing w:before="274" w:after="274"/>
-        <w:rPr>
-          <w:rFonts w:ascii="Tahoma" w:hAnsi="Tahoma" w:cs="Tahoma"/>
-          <w:color w:val="374151"/>
-          <w:sz w:val="22"/>
-          <w:szCs w:val="22"/>
-        </w:rPr>
-      </w:pPr>
-    </w:p>
-    <w:p>
-      <w:pPr>
-        <w:spacing w:before="274" w:after="274"/>
-        <w:rPr>
-          <w:rFonts w:ascii="Tahoma" w:hAnsi="Tahoma" w:cs="Tahoma"/>
-          <w:color w:val="374151"/>
-          <w:sz w:val="22"/>
-          <w:szCs w:val="22"/>
-        </w:rPr>
-      </w:pPr>
     </w:p>
     <w:p>
       <w:pPr>
@@ -18096,18 +18060,16 @@
     </w:p>
     <w:p>
       <w:pPr>
-        <w:spacing w:line="360" w:lineRule="auto"/>
-        <w:jc w:val="both"/>
+        <w:spacing w:before="200" w:after="120" w:line="360" w:lineRule="auto"/>
         <w:rPr>
           <w:rFonts w:ascii="Tahoma" w:eastAsia="Tahoma" w:hAnsi="Tahoma" w:cs="Tahoma"/>
           <w:b/>
           <w:bCs/>
           <w:sz w:val="22"/>
           <w:szCs w:val="22"/>
-        </w:rPr>
-      </w:pPr>
-      <w:bookmarkStart w:id="46" w:name="_heading=h.joel4n0or6x" w:colFirst="0" w:colLast="0"/>
-      <w:bookmarkEnd w:id="46"/>
+          <w:u w:val="single"/>
+        </w:rPr>
+      </w:pPr>
     </w:p>
     <w:sectPr>
       <w:headerReference w:type="default" r:id="rId33"/>
@@ -18738,6 +18700,119 @@
 <file path=word/numbering.xml><?xml version="1.0" encoding="utf-8"?>
 <w:numbering xmlns:wpc="http://schemas.microsoft.com/office/word/2010/wordprocessingCanvas" xmlns:cx="http://schemas.microsoft.com/office/drawing/2014/chartex" xmlns:mc="http://schemas.openxmlformats.org/markup-compatibility/2006" xmlns:o="urn:schemas-microsoft-com:office:office" xmlns:r="http://schemas.openxmlformats.org/officeDocument/2006/relationships" xmlns:m="http://schemas.openxmlformats.org/officeDocument/2006/math" xmlns:v="urn:schemas-microsoft-com:vml" xmlns:wp14="http://schemas.microsoft.com/office/word/2010/wordprocessingDrawing" xmlns:wp="http://schemas.openxmlformats.org/drawingml/2006/wordprocessingDrawing" xmlns:w10="urn:schemas-microsoft-com:office:word" xmlns:w="http://schemas.openxmlformats.org/wordprocessingml/2006/main" xmlns:w14="http://schemas.microsoft.com/office/word/2010/wordml" xmlns:w15="http://schemas.microsoft.com/office/word/2012/wordml" xmlns:w16se="http://schemas.microsoft.com/office/word/2015/wordml/symex" xmlns:wpg="http://schemas.microsoft.com/office/word/2010/wordprocessingGroup" xmlns:wpi="http://schemas.microsoft.com/office/word/2010/wordprocessingInk" xmlns:wne="http://schemas.microsoft.com/office/word/2006/wordml" xmlns:wps="http://schemas.microsoft.com/office/word/2010/wordprocessingShape" mc:Ignorable="w14 w15 w16se wp14">
   <w:abstractNum w:abstractNumId="0" w15:restartNumberingAfterBreak="0">
+    <w:nsid w:val="053A307E"/>
+    <w:multiLevelType w:val="multilevel"/>
+    <w:tmpl w:val="FFBC8588"/>
+    <w:lvl w:ilvl="0">
+      <w:start w:val="7"/>
+      <w:numFmt w:val="decimal"/>
+      <w:lvlText w:val="%1."/>
+      <w:lvlJc w:val="left"/>
+      <w:pPr>
+        <w:tabs>
+          <w:tab w:val="num" w:pos="720"/>
+        </w:tabs>
+        <w:ind w:left="720" w:hanging="360"/>
+      </w:pPr>
+    </w:lvl>
+    <w:lvl w:ilvl="1" w:tentative="1">
+      <w:start w:val="1"/>
+      <w:numFmt w:val="decimal"/>
+      <w:lvlText w:val="%2."/>
+      <w:lvlJc w:val="left"/>
+      <w:pPr>
+        <w:tabs>
+          <w:tab w:val="num" w:pos="1440"/>
+        </w:tabs>
+        <w:ind w:left="1440" w:hanging="360"/>
+      </w:pPr>
+    </w:lvl>
+    <w:lvl w:ilvl="2" w:tentative="1">
+      <w:start w:val="1"/>
+      <w:numFmt w:val="decimal"/>
+      <w:lvlText w:val="%3."/>
+      <w:lvlJc w:val="left"/>
+      <w:pPr>
+        <w:tabs>
+          <w:tab w:val="num" w:pos="2160"/>
+        </w:tabs>
+        <w:ind w:left="2160" w:hanging="360"/>
+      </w:pPr>
+    </w:lvl>
+    <w:lvl w:ilvl="3" w:tentative="1">
+      <w:start w:val="1"/>
+      <w:numFmt w:val="decimal"/>
+      <w:lvlText w:val="%4."/>
+      <w:lvlJc w:val="left"/>
+      <w:pPr>
+        <w:tabs>
+          <w:tab w:val="num" w:pos="2880"/>
+        </w:tabs>
+        <w:ind w:left="2880" w:hanging="360"/>
+      </w:pPr>
+    </w:lvl>
+    <w:lvl w:ilvl="4" w:tentative="1">
+      <w:start w:val="1"/>
+      <w:numFmt w:val="decimal"/>
+      <w:lvlText w:val="%5."/>
+      <w:lvlJc w:val="left"/>
+      <w:pPr>
+        <w:tabs>
+          <w:tab w:val="num" w:pos="3600"/>
+        </w:tabs>
+        <w:ind w:left="3600" w:hanging="360"/>
+      </w:pPr>
+    </w:lvl>
+    <w:lvl w:ilvl="5" w:tentative="1">
+      <w:start w:val="1"/>
+      <w:numFmt w:val="decimal"/>
+      <w:lvlText w:val="%6."/>
+      <w:lvlJc w:val="left"/>
+      <w:pPr>
+        <w:tabs>
+          <w:tab w:val="num" w:pos="4320"/>
+        </w:tabs>
+        <w:ind w:left="4320" w:hanging="360"/>
+      </w:pPr>
+    </w:lvl>
+    <w:lvl w:ilvl="6" w:tentative="1">
+      <w:start w:val="1"/>
+      <w:numFmt w:val="decimal"/>
+      <w:lvlText w:val="%7."/>
+      <w:lvlJc w:val="left"/>
+      <w:pPr>
+        <w:tabs>
+          <w:tab w:val="num" w:pos="5040"/>
+        </w:tabs>
+        <w:ind w:left="5040" w:hanging="360"/>
+      </w:pPr>
+    </w:lvl>
+    <w:lvl w:ilvl="7" w:tentative="1">
+      <w:start w:val="1"/>
+      <w:numFmt w:val="decimal"/>
+      <w:lvlText w:val="%8."/>
+      <w:lvlJc w:val="left"/>
+      <w:pPr>
+        <w:tabs>
+          <w:tab w:val="num" w:pos="5760"/>
+        </w:tabs>
+        <w:ind w:left="5760" w:hanging="360"/>
+      </w:pPr>
+    </w:lvl>
+    <w:lvl w:ilvl="8" w:tentative="1">
+      <w:start w:val="1"/>
+      <w:numFmt w:val="decimal"/>
+      <w:lvlText w:val="%9."/>
+      <w:lvlJc w:val="left"/>
+      <w:pPr>
+        <w:tabs>
+          <w:tab w:val="num" w:pos="6480"/>
+        </w:tabs>
+        <w:ind w:left="6480" w:hanging="360"/>
+      </w:pPr>
+    </w:lvl>
+  </w:abstractNum>
+  <w:abstractNum w:abstractNumId="1" w15:restartNumberingAfterBreak="0">
     <w:nsid w:val="07CD6A1D"/>
     <w:multiLevelType w:val="multilevel"/>
     <w:tmpl w:val="2E92F8C0"/>
@@ -18823,7 +18898,7 @@
       </w:pPr>
     </w:lvl>
   </w:abstractNum>
-  <w:abstractNum w:abstractNumId="1" w15:restartNumberingAfterBreak="0">
+  <w:abstractNum w:abstractNumId="2" w15:restartNumberingAfterBreak="0">
     <w:nsid w:val="094551B4"/>
     <w:multiLevelType w:val="multilevel"/>
     <w:tmpl w:val="381E3684"/>
@@ -18936,7 +19011,120 @@
       </w:pPr>
     </w:lvl>
   </w:abstractNum>
-  <w:abstractNum w:abstractNumId="2" w15:restartNumberingAfterBreak="0">
+  <w:abstractNum w:abstractNumId="3" w15:restartNumberingAfterBreak="0">
+    <w:nsid w:val="11267F2C"/>
+    <w:multiLevelType w:val="multilevel"/>
+    <w:tmpl w:val="0714C8E0"/>
+    <w:lvl w:ilvl="0">
+      <w:start w:val="1"/>
+      <w:numFmt w:val="decimal"/>
+      <w:lvlText w:val="%1."/>
+      <w:lvlJc w:val="left"/>
+      <w:pPr>
+        <w:tabs>
+          <w:tab w:val="num" w:pos="720"/>
+        </w:tabs>
+        <w:ind w:left="720" w:hanging="360"/>
+      </w:pPr>
+    </w:lvl>
+    <w:lvl w:ilvl="1" w:tentative="1">
+      <w:start w:val="1"/>
+      <w:numFmt w:val="decimal"/>
+      <w:lvlText w:val="%2."/>
+      <w:lvlJc w:val="left"/>
+      <w:pPr>
+        <w:tabs>
+          <w:tab w:val="num" w:pos="1440"/>
+        </w:tabs>
+        <w:ind w:left="1440" w:hanging="360"/>
+      </w:pPr>
+    </w:lvl>
+    <w:lvl w:ilvl="2" w:tentative="1">
+      <w:start w:val="1"/>
+      <w:numFmt w:val="decimal"/>
+      <w:lvlText w:val="%3."/>
+      <w:lvlJc w:val="left"/>
+      <w:pPr>
+        <w:tabs>
+          <w:tab w:val="num" w:pos="2160"/>
+        </w:tabs>
+        <w:ind w:left="2160" w:hanging="360"/>
+      </w:pPr>
+    </w:lvl>
+    <w:lvl w:ilvl="3" w:tentative="1">
+      <w:start w:val="1"/>
+      <w:numFmt w:val="decimal"/>
+      <w:lvlText w:val="%4."/>
+      <w:lvlJc w:val="left"/>
+      <w:pPr>
+        <w:tabs>
+          <w:tab w:val="num" w:pos="2880"/>
+        </w:tabs>
+        <w:ind w:left="2880" w:hanging="360"/>
+      </w:pPr>
+    </w:lvl>
+    <w:lvl w:ilvl="4" w:tentative="1">
+      <w:start w:val="1"/>
+      <w:numFmt w:val="decimal"/>
+      <w:lvlText w:val="%5."/>
+      <w:lvlJc w:val="left"/>
+      <w:pPr>
+        <w:tabs>
+          <w:tab w:val="num" w:pos="3600"/>
+        </w:tabs>
+        <w:ind w:left="3600" w:hanging="360"/>
+      </w:pPr>
+    </w:lvl>
+    <w:lvl w:ilvl="5" w:tentative="1">
+      <w:start w:val="1"/>
+      <w:numFmt w:val="decimal"/>
+      <w:lvlText w:val="%6."/>
+      <w:lvlJc w:val="left"/>
+      <w:pPr>
+        <w:tabs>
+          <w:tab w:val="num" w:pos="4320"/>
+        </w:tabs>
+        <w:ind w:left="4320" w:hanging="360"/>
+      </w:pPr>
+    </w:lvl>
+    <w:lvl w:ilvl="6" w:tentative="1">
+      <w:start w:val="1"/>
+      <w:numFmt w:val="decimal"/>
+      <w:lvlText w:val="%7."/>
+      <w:lvlJc w:val="left"/>
+      <w:pPr>
+        <w:tabs>
+          <w:tab w:val="num" w:pos="5040"/>
+        </w:tabs>
+        <w:ind w:left="5040" w:hanging="360"/>
+      </w:pPr>
+    </w:lvl>
+    <w:lvl w:ilvl="7" w:tentative="1">
+      <w:start w:val="1"/>
+      <w:numFmt w:val="decimal"/>
+      <w:lvlText w:val="%8."/>
+      <w:lvlJc w:val="left"/>
+      <w:pPr>
+        <w:tabs>
+          <w:tab w:val="num" w:pos="5760"/>
+        </w:tabs>
+        <w:ind w:left="5760" w:hanging="360"/>
+      </w:pPr>
+    </w:lvl>
+    <w:lvl w:ilvl="8" w:tentative="1">
+      <w:start w:val="1"/>
+      <w:numFmt w:val="decimal"/>
+      <w:lvlText w:val="%9."/>
+      <w:lvlJc w:val="left"/>
+      <w:pPr>
+        <w:tabs>
+          <w:tab w:val="num" w:pos="6480"/>
+        </w:tabs>
+        <w:ind w:left="6480" w:hanging="360"/>
+      </w:pPr>
+    </w:lvl>
+  </w:abstractNum>
+  <w:abstractNum w:abstractNumId="4" w15:restartNumberingAfterBreak="0">
     <w:nsid w:val="13183368"/>
     <w:multiLevelType w:val="multilevel"/>
     <w:tmpl w:val="C4F44E7E"/>
@@ -19058,7 +19246,7 @@
       </w:rPr>
     </w:lvl>
   </w:abstractNum>
-  <w:abstractNum w:abstractNumId="3" w15:restartNumberingAfterBreak="0">
+  <w:abstractNum w:abstractNumId="5" w15:restartNumberingAfterBreak="0">
     <w:nsid w:val="15807D83"/>
     <w:multiLevelType w:val="multilevel"/>
     <w:tmpl w:val="AFBC550C"/>
@@ -19171,7 +19359,7 @@
       </w:pPr>
     </w:lvl>
   </w:abstractNum>
-  <w:abstractNum w:abstractNumId="4" w15:restartNumberingAfterBreak="0">
+  <w:abstractNum w:abstractNumId="6" w15:restartNumberingAfterBreak="0">
     <w:nsid w:val="181A5223"/>
     <w:multiLevelType w:val="multilevel"/>
     <w:tmpl w:val="BA805DA6"/>
@@ -19293,7 +19481,7 @@
       </w:rPr>
     </w:lvl>
   </w:abstractNum>
-  <w:abstractNum w:abstractNumId="5" w15:restartNumberingAfterBreak="0">
+  <w:abstractNum w:abstractNumId="7" w15:restartNumberingAfterBreak="0">
     <w:nsid w:val="222D4333"/>
     <w:multiLevelType w:val="multilevel"/>
     <w:tmpl w:val="6BE6DD3A"/>
@@ -19379,7 +19567,120 @@
       </w:pPr>
     </w:lvl>
   </w:abstractNum>
-  <w:abstractNum w:abstractNumId="6" w15:restartNumberingAfterBreak="0">
+  <w:abstractNum w:abstractNumId="8" w15:restartNumberingAfterBreak="0">
+    <w:nsid w:val="23203EC6"/>
+    <w:multiLevelType w:val="multilevel"/>
+    <w:tmpl w:val="E33ABCA2"/>
+    <w:lvl w:ilvl="0">
+      <w:start w:val="1"/>
+      <w:numFmt w:val="decimal"/>
+      <w:lvlText w:val="%1."/>
+      <w:lvlJc w:val="left"/>
+      <w:pPr>
+        <w:tabs>
+          <w:tab w:val="num" w:pos="720"/>
+        </w:tabs>
+        <w:ind w:left="720" w:hanging="360"/>
+      </w:pPr>
+    </w:lvl>
+    <w:lvl w:ilvl="1" w:tentative="1">
+      <w:start w:val="1"/>
+      <w:numFmt w:val="decimal"/>
+      <w:lvlText w:val="%2."/>
+      <w:lvlJc w:val="left"/>
+      <w:pPr>
+        <w:tabs>
+          <w:tab w:val="num" w:pos="1440"/>
+        </w:tabs>
+        <w:ind w:left="1440" w:hanging="360"/>
+      </w:pPr>
+    </w:lvl>
+    <w:lvl w:ilvl="2" w:tentative="1">
+      <w:start w:val="1"/>
+      <w:numFmt w:val="decimal"/>
+      <w:lvlText w:val="%3."/>
+      <w:lvlJc w:val="left"/>
+      <w:pPr>
+        <w:tabs>
+          <w:tab w:val="num" w:pos="2160"/>
+        </w:tabs>
+        <w:ind w:left="2160" w:hanging="360"/>
+      </w:pPr>
+    </w:lvl>
+    <w:lvl w:ilvl="3" w:tentative="1">
+      <w:start w:val="1"/>
+      <w:numFmt w:val="decimal"/>
+      <w:lvlText w:val="%4."/>
+      <w:lvlJc w:val="left"/>
+      <w:pPr>
+        <w:tabs>
+          <w:tab w:val="num" w:pos="2880"/>
+        </w:tabs>
+        <w:ind w:left="2880" w:hanging="360"/>
+      </w:pPr>
+    </w:lvl>
+    <w:lvl w:ilvl="4" w:tentative="1">
+      <w:start w:val="1"/>
+      <w:numFmt w:val="decimal"/>
+      <w:lvlText w:val="%5."/>
+      <w:lvlJc w:val="left"/>
+      <w:pPr>
+        <w:tabs>
+          <w:tab w:val="num" w:pos="3600"/>
+        </w:tabs>
+        <w:ind w:left="3600" w:hanging="360"/>
+      </w:pPr>
+    </w:lvl>
+    <w:lvl w:ilvl="5" w:tentative="1">
+      <w:start w:val="1"/>
+      <w:numFmt w:val="decimal"/>
+      <w:lvlText w:val="%6."/>
+      <w:lvlJc w:val="left"/>
+      <w:pPr>
+        <w:tabs>
+          <w:tab w:val="num" w:pos="4320"/>
+        </w:tabs>
+        <w:ind w:left="4320" w:hanging="360"/>
+      </w:pPr>
+    </w:lvl>
+    <w:lvl w:ilvl="6" w:tentative="1">
+      <w:start w:val="1"/>
+      <w:numFmt w:val="decimal"/>
+      <w:lvlText w:val="%7."/>
+      <w:lvlJc w:val="left"/>
+      <w:pPr>
+        <w:tabs>
+          <w:tab w:val="num" w:pos="5040"/>
+        </w:tabs>
+        <w:ind w:left="5040" w:hanging="360"/>
+      </w:pPr>
+    </w:lvl>
+    <w:lvl w:ilvl="7" w:tentative="1">
+      <w:start w:val="1"/>
+      <w:numFmt w:val="decimal"/>
+      <w:lvlText w:val="%8."/>
+      <w:lvlJc w:val="left"/>
+      <w:pPr>
+        <w:tabs>
+          <w:tab w:val="num" w:pos="5760"/>
+        </w:tabs>
+        <w:ind w:left="5760" w:hanging="360"/>
+      </w:pPr>
+    </w:lvl>
+    <w:lvl w:ilvl="8" w:tentative="1">
+      <w:start w:val="1"/>
+      <w:numFmt w:val="decimal"/>
+      <w:lvlText w:val="%9."/>
+      <w:lvlJc w:val="left"/>
+      <w:pPr>
+        <w:tabs>
+          <w:tab w:val="num" w:pos="6480"/>
+        </w:tabs>
+        <w:ind w:left="6480" w:hanging="360"/>
+      </w:pPr>
+    </w:lvl>
+  </w:abstractNum>
+  <w:abstractNum w:abstractNumId="9" w15:restartNumberingAfterBreak="0">
     <w:nsid w:val="23A94068"/>
     <w:multiLevelType w:val="multilevel"/>
     <w:tmpl w:val="F51E1E68"/>
@@ -19496,7 +19797,7 @@
       </w:pPr>
     </w:lvl>
   </w:abstractNum>
-  <w:abstractNum w:abstractNumId="7" w15:restartNumberingAfterBreak="0">
+  <w:abstractNum w:abstractNumId="10" w15:restartNumberingAfterBreak="0">
     <w:nsid w:val="23F82CD0"/>
     <w:multiLevelType w:val="multilevel"/>
     <w:tmpl w:val="F51E1E68"/>
@@ -19613,7 +19914,120 @@
       </w:pPr>
     </w:lvl>
   </w:abstractNum>
-  <w:abstractNum w:abstractNumId="8" w15:restartNumberingAfterBreak="0">
+  <w:abstractNum w:abstractNumId="11" w15:restartNumberingAfterBreak="0">
+    <w:nsid w:val="285212E8"/>
+    <w:multiLevelType w:val="multilevel"/>
+    <w:tmpl w:val="F208C2D6"/>
+    <w:lvl w:ilvl="0">
+      <w:start w:val="1"/>
+      <w:numFmt w:val="decimal"/>
+      <w:lvlText w:val="%1."/>
+      <w:lvlJc w:val="left"/>
+      <w:pPr>
+        <w:tabs>
+          <w:tab w:val="num" w:pos="720"/>
+        </w:tabs>
+        <w:ind w:left="720" w:hanging="360"/>
+      </w:pPr>
+    </w:lvl>
+    <w:lvl w:ilvl="1" w:tentative="1">
+      <w:start w:val="1"/>
+      <w:numFmt w:val="decimal"/>
+      <w:lvlText w:val="%2."/>
+      <w:lvlJc w:val="left"/>
+      <w:pPr>
+        <w:tabs>
+          <w:tab w:val="num" w:pos="1440"/>
+        </w:tabs>
+        <w:ind w:left="1440" w:hanging="360"/>
+      </w:pPr>
+    </w:lvl>
+    <w:lvl w:ilvl="2" w:tentative="1">
+      <w:start w:val="1"/>
+      <w:numFmt w:val="decimal"/>
+      <w:lvlText w:val="%3."/>
+      <w:lvlJc w:val="left"/>
+      <w:pPr>
+        <w:tabs>
+          <w:tab w:val="num" w:pos="2160"/>
+        </w:tabs>
+        <w:ind w:left="2160" w:hanging="360"/>
+      </w:pPr>
+    </w:lvl>
+    <w:lvl w:ilvl="3" w:tentative="1">
+      <w:start w:val="1"/>
+      <w:numFmt w:val="decimal"/>
+      <w:lvlText w:val="%4."/>
+      <w:lvlJc w:val="left"/>
+      <w:pPr>
+        <w:tabs>
+          <w:tab w:val="num" w:pos="2880"/>
+        </w:tabs>
+        <w:ind w:left="2880" w:hanging="360"/>
+      </w:pPr>
+    </w:lvl>
+    <w:lvl w:ilvl="4" w:tentative="1">
+      <w:start w:val="1"/>
+      <w:numFmt w:val="decimal"/>
+      <w:lvlText w:val="%5."/>
+      <w:lvlJc w:val="left"/>
+      <w:pPr>
+        <w:tabs>
+          <w:tab w:val="num" w:pos="3600"/>
+        </w:tabs>
+        <w:ind w:left="3600" w:hanging="360"/>
+      </w:pPr>
+    </w:lvl>
+    <w:lvl w:ilvl="5" w:tentative="1">
+      <w:start w:val="1"/>
+      <w:numFmt w:val="decimal"/>
+      <w:lvlText w:val="%6."/>
+      <w:lvlJc w:val="left"/>
+      <w:pPr>
+        <w:tabs>
+          <w:tab w:val="num" w:pos="4320"/>
+        </w:tabs>
+        <w:ind w:left="4320" w:hanging="360"/>
+      </w:pPr>
+    </w:lvl>
+    <w:lvl w:ilvl="6" w:tentative="1">
+      <w:start w:val="1"/>
+      <w:numFmt w:val="decimal"/>
+      <w:lvlText w:val="%7."/>
+      <w:lvlJc w:val="left"/>
+      <w:pPr>
+        <w:tabs>
+          <w:tab w:val="num" w:pos="5040"/>
+        </w:tabs>
+        <w:ind w:left="5040" w:hanging="360"/>
+      </w:pPr>
+    </w:lvl>
+    <w:lvl w:ilvl="7" w:tentative="1">
+      <w:start w:val="1"/>
+      <w:numFmt w:val="decimal"/>
+      <w:lvlText w:val="%8."/>
+      <w:lvlJc w:val="left"/>
+      <w:pPr>
+        <w:tabs>
+          <w:tab w:val="num" w:pos="5760"/>
+        </w:tabs>
+        <w:ind w:left="5760" w:hanging="360"/>
+      </w:pPr>
+    </w:lvl>
+    <w:lvl w:ilvl="8" w:tentative="1">
+      <w:start w:val="1"/>
+      <w:numFmt w:val="decimal"/>
+      <w:lvlText w:val="%9."/>
+      <w:lvlJc w:val="left"/>
+      <w:pPr>
+        <w:tabs>
+          <w:tab w:val="num" w:pos="6480"/>
+        </w:tabs>
+        <w:ind w:left="6480" w:hanging="360"/>
+      </w:pPr>
+    </w:lvl>
+  </w:abstractNum>
+  <w:abstractNum w:abstractNumId="12" w15:restartNumberingAfterBreak="0">
     <w:nsid w:val="2A6D5A86"/>
     <w:multiLevelType w:val="multilevel"/>
     <w:tmpl w:val="F51E1E68"/>
@@ -19730,7 +20144,7 @@
       </w:pPr>
     </w:lvl>
   </w:abstractNum>
-  <w:abstractNum w:abstractNumId="9" w15:restartNumberingAfterBreak="0">
+  <w:abstractNum w:abstractNumId="13" w15:restartNumberingAfterBreak="0">
     <w:nsid w:val="31CA45ED"/>
     <w:multiLevelType w:val="multilevel"/>
     <w:tmpl w:val="F51E1E68"/>
@@ -19847,7 +20261,7 @@
       </w:pPr>
     </w:lvl>
   </w:abstractNum>
-  <w:abstractNum w:abstractNumId="10" w15:restartNumberingAfterBreak="0">
+  <w:abstractNum w:abstractNumId="14" w15:restartNumberingAfterBreak="0">
     <w:nsid w:val="32645689"/>
     <w:multiLevelType w:val="multilevel"/>
     <w:tmpl w:val="40CAFF84"/>
@@ -19960,7 +20374,7 @@
       </w:pPr>
     </w:lvl>
   </w:abstractNum>
-  <w:abstractNum w:abstractNumId="11" w15:restartNumberingAfterBreak="0">
+  <w:abstractNum w:abstractNumId="15" w15:restartNumberingAfterBreak="0">
     <w:nsid w:val="386D67C3"/>
     <w:multiLevelType w:val="multilevel"/>
     <w:tmpl w:val="CB68C952"/>
@@ -20046,7 +20460,7 @@
       </w:pPr>
     </w:lvl>
   </w:abstractNum>
-  <w:abstractNum w:abstractNumId="12" w15:restartNumberingAfterBreak="0">
+  <w:abstractNum w:abstractNumId="16" w15:restartNumberingAfterBreak="0">
     <w:nsid w:val="415654AF"/>
     <w:multiLevelType w:val="multilevel"/>
     <w:tmpl w:val="F8E2ACF2"/>
@@ -20159,7 +20573,7 @@
       </w:pPr>
     </w:lvl>
   </w:abstractNum>
-  <w:abstractNum w:abstractNumId="13" w15:restartNumberingAfterBreak="0">
+  <w:abstractNum w:abstractNumId="17" w15:restartNumberingAfterBreak="0">
     <w:nsid w:val="454A6D33"/>
     <w:multiLevelType w:val="multilevel"/>
     <w:tmpl w:val="1696ECDE"/>
@@ -20272,7 +20686,7 @@
       </w:pPr>
     </w:lvl>
   </w:abstractNum>
-  <w:abstractNum w:abstractNumId="14" w15:restartNumberingAfterBreak="0">
+  <w:abstractNum w:abstractNumId="18" w15:restartNumberingAfterBreak="0">
     <w:nsid w:val="46B671D0"/>
     <w:multiLevelType w:val="multilevel"/>
     <w:tmpl w:val="F51E1E68"/>
@@ -20389,7 +20803,7 @@
       </w:pPr>
     </w:lvl>
   </w:abstractNum>
-  <w:abstractNum w:abstractNumId="15" w15:restartNumberingAfterBreak="0">
+  <w:abstractNum w:abstractNumId="19" w15:restartNumberingAfterBreak="0">
     <w:nsid w:val="471D55C1"/>
     <w:multiLevelType w:val="multilevel"/>
     <w:tmpl w:val="3FEE2178"/>
@@ -20475,7 +20889,7 @@
       </w:pPr>
     </w:lvl>
   </w:abstractNum>
-  <w:abstractNum w:abstractNumId="16" w15:restartNumberingAfterBreak="0">
+  <w:abstractNum w:abstractNumId="20" w15:restartNumberingAfterBreak="0">
     <w:nsid w:val="480074CB"/>
     <w:multiLevelType w:val="multilevel"/>
     <w:tmpl w:val="D2325374"/>
@@ -20561,7 +20975,7 @@
       </w:pPr>
     </w:lvl>
   </w:abstractNum>
-  <w:abstractNum w:abstractNumId="17" w15:restartNumberingAfterBreak="0">
+  <w:abstractNum w:abstractNumId="21" w15:restartNumberingAfterBreak="0">
     <w:nsid w:val="4846787B"/>
     <w:multiLevelType w:val="hybridMultilevel"/>
     <w:tmpl w:val="D7A2F102"/>
@@ -20647,7 +21061,7 @@
       </w:pPr>
     </w:lvl>
   </w:abstractNum>
-  <w:abstractNum w:abstractNumId="18" w15:restartNumberingAfterBreak="0">
+  <w:abstractNum w:abstractNumId="22" w15:restartNumberingAfterBreak="0">
     <w:nsid w:val="4FF82499"/>
     <w:multiLevelType w:val="multilevel"/>
     <w:tmpl w:val="57DC1D40"/>
@@ -20760,7 +21174,7 @@
       </w:rPr>
     </w:lvl>
   </w:abstractNum>
-  <w:abstractNum w:abstractNumId="19" w15:restartNumberingAfterBreak="0">
+  <w:abstractNum w:abstractNumId="23" w15:restartNumberingAfterBreak="0">
     <w:nsid w:val="51B129E8"/>
     <w:multiLevelType w:val="multilevel"/>
     <w:tmpl w:val="F51E1E68"/>
@@ -20877,7 +21291,7 @@
       </w:pPr>
     </w:lvl>
   </w:abstractNum>
-  <w:abstractNum w:abstractNumId="20" w15:restartNumberingAfterBreak="0">
+  <w:abstractNum w:abstractNumId="24" w15:restartNumberingAfterBreak="0">
     <w:nsid w:val="526B0C20"/>
     <w:multiLevelType w:val="multilevel"/>
     <w:tmpl w:val="A19C79E8"/>
@@ -20997,7 +21411,7 @@
       </w:pPr>
     </w:lvl>
   </w:abstractNum>
-  <w:abstractNum w:abstractNumId="21" w15:restartNumberingAfterBreak="0">
+  <w:abstractNum w:abstractNumId="25" w15:restartNumberingAfterBreak="0">
     <w:nsid w:val="56C04458"/>
     <w:multiLevelType w:val="hybridMultilevel"/>
     <w:tmpl w:val="280CA75E"/>
@@ -21083,7 +21497,7 @@
       </w:pPr>
     </w:lvl>
   </w:abstractNum>
-  <w:abstractNum w:abstractNumId="22" w15:restartNumberingAfterBreak="0">
+  <w:abstractNum w:abstractNumId="26" w15:restartNumberingAfterBreak="0">
     <w:nsid w:val="56E83DF6"/>
     <w:multiLevelType w:val="multilevel"/>
     <w:tmpl w:val="73225B74"/>
@@ -21196,7 +21610,120 @@
       </w:pPr>
     </w:lvl>
   </w:abstractNum>
-  <w:abstractNum w:abstractNumId="23" w15:restartNumberingAfterBreak="0">
+  <w:abstractNum w:abstractNumId="27" w15:restartNumberingAfterBreak="0">
+    <w:nsid w:val="583416C0"/>
+    <w:multiLevelType w:val="multilevel"/>
+    <w:tmpl w:val="0E9E2AA2"/>
+    <w:lvl w:ilvl="0">
+      <w:start w:val="1"/>
+      <w:numFmt w:val="decimal"/>
+      <w:lvlText w:val="%1."/>
+      <w:lvlJc w:val="left"/>
+      <w:pPr>
+        <w:tabs>
+          <w:tab w:val="num" w:pos="720"/>
+        </w:tabs>
+        <w:ind w:left="720" w:hanging="360"/>
+      </w:pPr>
+    </w:lvl>
+    <w:lvl w:ilvl="1" w:tentative="1">
+      <w:start w:val="1"/>
+      <w:numFmt w:val="decimal"/>
+      <w:lvlText w:val="%2."/>
+      <w:lvlJc w:val="left"/>
+      <w:pPr>
+        <w:tabs>
+          <w:tab w:val="num" w:pos="1440"/>
+        </w:tabs>
+        <w:ind w:left="1440" w:hanging="360"/>
+      </w:pPr>
+    </w:lvl>
+    <w:lvl w:ilvl="2" w:tentative="1">
+      <w:start w:val="1"/>
+      <w:numFmt w:val="decimal"/>
+      <w:lvlText w:val="%3."/>
+      <w:lvlJc w:val="left"/>
+      <w:pPr>
+        <w:tabs>
+          <w:tab w:val="num" w:pos="2160"/>
+        </w:tabs>
+        <w:ind w:left="2160" w:hanging="360"/>
+      </w:pPr>
+    </w:lvl>
+    <w:lvl w:ilvl="3" w:tentative="1">
+      <w:start w:val="1"/>
+      <w:numFmt w:val="decimal"/>
+      <w:lvlText w:val="%4."/>
+      <w:lvlJc w:val="left"/>
+      <w:pPr>
+        <w:tabs>
+          <w:tab w:val="num" w:pos="2880"/>
+        </w:tabs>
+        <w:ind w:left="2880" w:hanging="360"/>
+      </w:pPr>
+    </w:lvl>
+    <w:lvl w:ilvl="4" w:tentative="1">
+      <w:start w:val="1"/>
+      <w:numFmt w:val="decimal"/>
+      <w:lvlText w:val="%5."/>
+      <w:lvlJc w:val="left"/>
+      <w:pPr>
+        <w:tabs>
+          <w:tab w:val="num" w:pos="3600"/>
+        </w:tabs>
+        <w:ind w:left="3600" w:hanging="360"/>
+      </w:pPr>
+    </w:lvl>
+    <w:lvl w:ilvl="5" w:tentative="1">
+      <w:start w:val="1"/>
+      <w:numFmt w:val="decimal"/>
+      <w:lvlText w:val="%6."/>
+      <w:lvlJc w:val="left"/>
+      <w:pPr>
+        <w:tabs>
+          <w:tab w:val="num" w:pos="4320"/>
+        </w:tabs>
+        <w:ind w:left="4320" w:hanging="360"/>
+      </w:pPr>
+    </w:lvl>
+    <w:lvl w:ilvl="6" w:tentative="1">
+      <w:start w:val="1"/>
+      <w:numFmt w:val="decimal"/>
+      <w:lvlText w:val="%7."/>
+      <w:lvlJc w:val="left"/>
+      <w:pPr>
+        <w:tabs>
+          <w:tab w:val="num" w:pos="5040"/>
+        </w:tabs>
+        <w:ind w:left="5040" w:hanging="360"/>
+      </w:pPr>
+    </w:lvl>
+    <w:lvl w:ilvl="7" w:tentative="1">
+      <w:start w:val="1"/>
+      <w:numFmt w:val="decimal"/>
+      <w:lvlText w:val="%8."/>
+      <w:lvlJc w:val="left"/>
+      <w:pPr>
+        <w:tabs>
+          <w:tab w:val="num" w:pos="5760"/>
+        </w:tabs>
+        <w:ind w:left="5760" w:hanging="360"/>
+      </w:pPr>
+    </w:lvl>
+    <w:lvl w:ilvl="8" w:tentative="1">
+      <w:start w:val="1"/>
+      <w:numFmt w:val="decimal"/>
+      <w:lvlText w:val="%9."/>
+      <w:lvlJc w:val="left"/>
+      <w:pPr>
+        <w:tabs>
+          <w:tab w:val="num" w:pos="6480"/>
+        </w:tabs>
+        <w:ind w:left="6480" w:hanging="360"/>
+      </w:pPr>
+    </w:lvl>
+  </w:abstractNum>
+  <w:abstractNum w:abstractNumId="28" w15:restartNumberingAfterBreak="0">
     <w:nsid w:val="59F43526"/>
     <w:multiLevelType w:val="multilevel"/>
     <w:tmpl w:val="6CB276FA"/>
@@ -21318,7 +21845,7 @@
       </w:rPr>
     </w:lvl>
   </w:abstractNum>
-  <w:abstractNum w:abstractNumId="24" w15:restartNumberingAfterBreak="0">
+  <w:abstractNum w:abstractNumId="29" w15:restartNumberingAfterBreak="0">
     <w:nsid w:val="5EC85E42"/>
     <w:multiLevelType w:val="multilevel"/>
     <w:tmpl w:val="ADBCAD1C"/>
@@ -21431,7 +21958,7 @@
       </w:pPr>
     </w:lvl>
   </w:abstractNum>
-  <w:abstractNum w:abstractNumId="25" w15:restartNumberingAfterBreak="0">
+  <w:abstractNum w:abstractNumId="30" w15:restartNumberingAfterBreak="0">
     <w:nsid w:val="5FA74FFB"/>
     <w:multiLevelType w:val="multilevel"/>
     <w:tmpl w:val="0C569256"/>
@@ -21517,7 +22044,7 @@
       </w:pPr>
     </w:lvl>
   </w:abstractNum>
-  <w:abstractNum w:abstractNumId="26" w15:restartNumberingAfterBreak="0">
+  <w:abstractNum w:abstractNumId="31" w15:restartNumberingAfterBreak="0">
     <w:nsid w:val="622F7E5D"/>
     <w:multiLevelType w:val="multilevel"/>
     <w:tmpl w:val="2ED64CC6"/>
@@ -21630,7 +22157,7 @@
       </w:pPr>
     </w:lvl>
   </w:abstractNum>
-  <w:abstractNum w:abstractNumId="27" w15:restartNumberingAfterBreak="0">
+  <w:abstractNum w:abstractNumId="32" w15:restartNumberingAfterBreak="0">
     <w:nsid w:val="62CF6A47"/>
     <w:multiLevelType w:val="multilevel"/>
     <w:tmpl w:val="F15E250E"/>
@@ -21716,7 +22243,7 @@
       </w:pPr>
     </w:lvl>
   </w:abstractNum>
-  <w:abstractNum w:abstractNumId="28" w15:restartNumberingAfterBreak="0">
+  <w:abstractNum w:abstractNumId="33" w15:restartNumberingAfterBreak="0">
     <w:nsid w:val="6C0547C1"/>
     <w:multiLevelType w:val="multilevel"/>
     <w:tmpl w:val="F51E1E68"/>
@@ -21833,7 +22360,7 @@
       </w:pPr>
     </w:lvl>
   </w:abstractNum>
-  <w:abstractNum w:abstractNumId="29" w15:restartNumberingAfterBreak="0">
+  <w:abstractNum w:abstractNumId="34" w15:restartNumberingAfterBreak="0">
     <w:nsid w:val="6DAF1328"/>
     <w:multiLevelType w:val="multilevel"/>
     <w:tmpl w:val="4560C422"/>
@@ -21946,7 +22473,7 @@
       </w:pPr>
     </w:lvl>
   </w:abstractNum>
-  <w:abstractNum w:abstractNumId="30" w15:restartNumberingAfterBreak="0">
+  <w:abstractNum w:abstractNumId="35" w15:restartNumberingAfterBreak="0">
     <w:nsid w:val="7091372F"/>
     <w:multiLevelType w:val="multilevel"/>
     <w:tmpl w:val="97D2C1DC"/>
@@ -22032,7 +22559,120 @@
       </w:pPr>
     </w:lvl>
   </w:abstractNum>
-  <w:abstractNum w:abstractNumId="31" w15:restartNumberingAfterBreak="0">
+  <w:abstractNum w:abstractNumId="36" w15:restartNumberingAfterBreak="0">
+    <w:nsid w:val="74FF3372"/>
+    <w:multiLevelType w:val="multilevel"/>
+    <w:tmpl w:val="A4B65696"/>
+    <w:lvl w:ilvl="0">
+      <w:start w:val="1"/>
+      <w:numFmt w:val="decimal"/>
+      <w:lvlText w:val="%1."/>
+      <w:lvlJc w:val="left"/>
+      <w:pPr>
+        <w:tabs>
+          <w:tab w:val="num" w:pos="720"/>
+        </w:tabs>
+        <w:ind w:left="720" w:hanging="360"/>
+      </w:pPr>
+    </w:lvl>
+    <w:lvl w:ilvl="1" w:tentative="1">
+      <w:start w:val="1"/>
+      <w:numFmt w:val="decimal"/>
+      <w:lvlText w:val="%2."/>
+      <w:lvlJc w:val="left"/>
+      <w:pPr>
+        <w:tabs>
+          <w:tab w:val="num" w:pos="1440"/>
+        </w:tabs>
+        <w:ind w:left="1440" w:hanging="360"/>
+      </w:pPr>
+    </w:lvl>
+    <w:lvl w:ilvl="2" w:tentative="1">
+      <w:start w:val="1"/>
+      <w:numFmt w:val="decimal"/>
+      <w:lvlText w:val="%3."/>
+      <w:lvlJc w:val="left"/>
+      <w:pPr>
+        <w:tabs>
+          <w:tab w:val="num" w:pos="2160"/>
+        </w:tabs>
+        <w:ind w:left="2160" w:hanging="360"/>
+      </w:pPr>
+    </w:lvl>
+    <w:lvl w:ilvl="3" w:tentative="1">
+      <w:start w:val="1"/>
+      <w:numFmt w:val="decimal"/>
+      <w:lvlText w:val="%4."/>
+      <w:lvlJc w:val="left"/>
+      <w:pPr>
+        <w:tabs>
+          <w:tab w:val="num" w:pos="2880"/>
+        </w:tabs>
+        <w:ind w:left="2880" w:hanging="360"/>
+      </w:pPr>
+    </w:lvl>
+    <w:lvl w:ilvl="4" w:tentative="1">
+      <w:start w:val="1"/>
+      <w:numFmt w:val="decimal"/>
+      <w:lvlText w:val="%5."/>
+      <w:lvlJc w:val="left"/>
+      <w:pPr>
+        <w:tabs>
+          <w:tab w:val="num" w:pos="3600"/>
+        </w:tabs>
+        <w:ind w:left="3600" w:hanging="360"/>
+      </w:pPr>
+    </w:lvl>
+    <w:lvl w:ilvl="5" w:tentative="1">
+      <w:start w:val="1"/>
+      <w:numFmt w:val="decimal"/>
+      <w:lvlText w:val="%6."/>
+      <w:lvlJc w:val="left"/>
+      <w:pPr>
+        <w:tabs>
+          <w:tab w:val="num" w:pos="4320"/>
+        </w:tabs>
+        <w:ind w:left="4320" w:hanging="360"/>
+      </w:pPr>
+    </w:lvl>
+    <w:lvl w:ilvl="6" w:tentative="1">
+      <w:start w:val="1"/>
+      <w:numFmt w:val="decimal"/>
+      <w:lvlText w:val="%7."/>
+      <w:lvlJc w:val="left"/>
+      <w:pPr>
+        <w:tabs>
+          <w:tab w:val="num" w:pos="5040"/>
+        </w:tabs>
+        <w:ind w:left="5040" w:hanging="360"/>
+      </w:pPr>
+    </w:lvl>
+    <w:lvl w:ilvl="7" w:tentative="1">
+      <w:start w:val="1"/>
+      <w:numFmt w:val="decimal"/>
+      <w:lvlText w:val="%8."/>
+      <w:lvlJc w:val="left"/>
+      <w:pPr>
+        <w:tabs>
+          <w:tab w:val="num" w:pos="5760"/>
+        </w:tabs>
+        <w:ind w:left="5760" w:hanging="360"/>
+      </w:pPr>
+    </w:lvl>
+    <w:lvl w:ilvl="8" w:tentative="1">
+      <w:start w:val="1"/>
+      <w:numFmt w:val="decimal"/>
+      <w:lvlText w:val="%9."/>
+      <w:lvlJc w:val="left"/>
+      <w:pPr>
+        <w:tabs>
+          <w:tab w:val="num" w:pos="6480"/>
+        </w:tabs>
+        <w:ind w:left="6480" w:hanging="360"/>
+      </w:pPr>
+    </w:lvl>
+  </w:abstractNum>
+  <w:abstractNum w:abstractNumId="37" w15:restartNumberingAfterBreak="0">
     <w:nsid w:val="766C5DE4"/>
     <w:multiLevelType w:val="multilevel"/>
     <w:tmpl w:val="57A6E92E"/>
@@ -22145,7 +22785,7 @@
       </w:pPr>
     </w:lvl>
   </w:abstractNum>
-  <w:abstractNum w:abstractNumId="32" w15:restartNumberingAfterBreak="0">
+  <w:abstractNum w:abstractNumId="38" w15:restartNumberingAfterBreak="0">
     <w:nsid w:val="78B46997"/>
     <w:multiLevelType w:val="multilevel"/>
     <w:tmpl w:val="2BB06EA0"/>
@@ -22258,7 +22898,7 @@
       </w:rPr>
     </w:lvl>
   </w:abstractNum>
-  <w:abstractNum w:abstractNumId="33" w15:restartNumberingAfterBreak="0">
+  <w:abstractNum w:abstractNumId="39" w15:restartNumberingAfterBreak="0">
     <w:nsid w:val="7B826D75"/>
     <w:multiLevelType w:val="multilevel"/>
     <w:tmpl w:val="F51E1E68"/>
@@ -22376,106 +23016,124 @@
     </w:lvl>
   </w:abstractNum>
   <w:num w:numId="1">
+    <w:abstractNumId w:val="6"/>
+  </w:num>
+  <w:num w:numId="2">
     <w:abstractNumId w:val="4"/>
   </w:num>
-  <w:num w:numId="2">
+  <w:num w:numId="3">
+    <w:abstractNumId w:val="28"/>
+  </w:num>
+  <w:num w:numId="4">
+    <w:abstractNumId w:val="38"/>
+  </w:num>
+  <w:num w:numId="5">
+    <w:abstractNumId w:val="20"/>
+  </w:num>
+  <w:num w:numId="6">
+    <w:abstractNumId w:val="1"/>
+  </w:num>
+  <w:num w:numId="7">
+    <w:abstractNumId w:val="19"/>
+  </w:num>
+  <w:num w:numId="8">
+    <w:abstractNumId w:val="7"/>
+  </w:num>
+  <w:num w:numId="9">
+    <w:abstractNumId w:val="22"/>
+  </w:num>
+  <w:num w:numId="10">
+    <w:abstractNumId w:val="15"/>
+  </w:num>
+  <w:num w:numId="11">
+    <w:abstractNumId w:val="32"/>
+  </w:num>
+  <w:num w:numId="12">
+    <w:abstractNumId w:val="35"/>
+  </w:num>
+  <w:num w:numId="13">
+    <w:abstractNumId w:val="30"/>
+  </w:num>
+  <w:num w:numId="14">
+    <w:abstractNumId w:val="26"/>
+  </w:num>
+  <w:num w:numId="15">
+    <w:abstractNumId w:val="37"/>
+  </w:num>
+  <w:num w:numId="16">
+    <w:abstractNumId w:val="14"/>
+  </w:num>
+  <w:num w:numId="17">
+    <w:abstractNumId w:val="25"/>
+  </w:num>
+  <w:num w:numId="18">
+    <w:abstractNumId w:val="21"/>
+  </w:num>
+  <w:num w:numId="19">
+    <w:abstractNumId w:val="39"/>
+  </w:num>
+  <w:num w:numId="20">
+    <w:abstractNumId w:val="34"/>
+  </w:num>
+  <w:num w:numId="21">
+    <w:abstractNumId w:val="31"/>
+  </w:num>
+  <w:num w:numId="22">
+    <w:abstractNumId w:val="29"/>
+  </w:num>
+  <w:num w:numId="23">
+    <w:abstractNumId w:val="17"/>
+  </w:num>
+  <w:num w:numId="24">
+    <w:abstractNumId w:val="16"/>
+  </w:num>
+  <w:num w:numId="25">
+    <w:abstractNumId w:val="5"/>
+  </w:num>
+  <w:num w:numId="26">
     <w:abstractNumId w:val="2"/>
   </w:num>
-  <w:num w:numId="3">
+  <w:num w:numId="27">
+    <w:abstractNumId w:val="24"/>
+  </w:num>
+  <w:num w:numId="28">
+    <w:abstractNumId w:val="33"/>
+  </w:num>
+  <w:num w:numId="29">
     <w:abstractNumId w:val="23"/>
   </w:num>
-  <w:num w:numId="4">
-    <w:abstractNumId w:val="32"/>
+  <w:num w:numId="30">
+    <w:abstractNumId w:val="10"/>
   </w:num>
-  <w:num w:numId="5">
-    <w:abstractNumId w:val="16"/>
+  <w:num w:numId="31">
+    <w:abstractNumId w:val="18"/>
   </w:num>
-  <w:num w:numId="6">
+  <w:num w:numId="32">
+    <w:abstractNumId w:val="9"/>
+  </w:num>
+  <w:num w:numId="33">
+    <w:abstractNumId w:val="12"/>
+  </w:num>
+  <w:num w:numId="34">
+    <w:abstractNumId w:val="13"/>
+  </w:num>
+  <w:num w:numId="35">
+    <w:abstractNumId w:val="27"/>
+  </w:num>
+  <w:num w:numId="36">
+    <w:abstractNumId w:val="36"/>
+  </w:num>
+  <w:num w:numId="37">
+    <w:abstractNumId w:val="11"/>
+  </w:num>
+  <w:num w:numId="38">
+    <w:abstractNumId w:val="8"/>
+  </w:num>
+  <w:num w:numId="39">
     <w:abstractNumId w:val="0"/>
   </w:num>
-  <w:num w:numId="7">
-    <w:abstractNumId w:val="15"/>
-  </w:num>
-  <w:num w:numId="8">
-    <w:abstractNumId w:val="5"/>
-  </w:num>
-  <w:num w:numId="9">
-    <w:abstractNumId w:val="18"/>
-  </w:num>
-  <w:num w:numId="10">
-    <w:abstractNumId w:val="11"/>
-  </w:num>
-  <w:num w:numId="11">
-    <w:abstractNumId w:val="27"/>
-  </w:num>
-  <w:num w:numId="12">
-    <w:abstractNumId w:val="30"/>
-  </w:num>
-  <w:num w:numId="13">
-    <w:abstractNumId w:val="25"/>
-  </w:num>
-  <w:num w:numId="14">
-    <w:abstractNumId w:val="22"/>
-  </w:num>
-  <w:num w:numId="15">
-    <w:abstractNumId w:val="31"/>
-  </w:num>
-  <w:num w:numId="16">
-    <w:abstractNumId w:val="10"/>
-  </w:num>
-  <w:num w:numId="17">
-    <w:abstractNumId w:val="21"/>
-  </w:num>
-  <w:num w:numId="18">
-    <w:abstractNumId w:val="17"/>
-  </w:num>
-  <w:num w:numId="19">
-    <w:abstractNumId w:val="33"/>
-  </w:num>
-  <w:num w:numId="20">
-    <w:abstractNumId w:val="29"/>
-  </w:num>
-  <w:num w:numId="21">
-    <w:abstractNumId w:val="26"/>
-  </w:num>
-  <w:num w:numId="22">
-    <w:abstractNumId w:val="24"/>
-  </w:num>
-  <w:num w:numId="23">
-    <w:abstractNumId w:val="13"/>
-  </w:num>
-  <w:num w:numId="24">
-    <w:abstractNumId w:val="12"/>
-  </w:num>
-  <w:num w:numId="25">
+  <w:num w:numId="40">
     <w:abstractNumId w:val="3"/>
-  </w:num>
-  <w:num w:numId="26">
-    <w:abstractNumId w:val="1"/>
-  </w:num>
-  <w:num w:numId="27">
-    <w:abstractNumId w:val="20"/>
-  </w:num>
-  <w:num w:numId="28">
-    <w:abstractNumId w:val="28"/>
-  </w:num>
-  <w:num w:numId="29">
-    <w:abstractNumId w:val="19"/>
-  </w:num>
-  <w:num w:numId="30">
-    <w:abstractNumId w:val="7"/>
-  </w:num>
-  <w:num w:numId="31">
-    <w:abstractNumId w:val="14"/>
-  </w:num>
-  <w:num w:numId="32">
-    <w:abstractNumId w:val="6"/>
-  </w:num>
-  <w:num w:numId="33">
-    <w:abstractNumId w:val="8"/>
-  </w:num>
-  <w:num w:numId="34">
-    <w:abstractNumId w:val="9"/>
   </w:num>
 </w:numbering>
 </file>
@@ -23246,6 +23904,66 @@
     <w:uiPriority w:val="99"/>
     <w:rsid w:val="00DE4DF0"/>
   </w:style>
+  <w:style w:type="character" w:styleId="HTMLCode">
+    <w:name w:val="HTML Code"/>
+    <w:basedOn w:val="DefaultParagraphFont"/>
+    <w:uiPriority w:val="99"/>
+    <w:semiHidden/>
+    <w:unhideWhenUsed/>
+    <w:rsid w:val="00D07B03"/>
+    <w:rPr>
+      <w:rFonts w:ascii="Courier New" w:eastAsia="Times New Roman" w:hAnsi="Courier New" w:cs="Courier New"/>
+      <w:sz w:val="20"/>
+      <w:szCs w:val="20"/>
+    </w:rPr>
+  </w:style>
+  <w:style w:type="paragraph" w:styleId="HTMLPreformatted">
+    <w:name w:val="HTML Preformatted"/>
+    <w:basedOn w:val="Normal"/>
+    <w:link w:val="HTMLPreformattedChar"/>
+    <w:uiPriority w:val="99"/>
+    <w:semiHidden/>
+    <w:unhideWhenUsed/>
+    <w:rsid w:val="00D07B03"/>
+    <w:pPr>
+      <w:tabs>
+        <w:tab w:val="left" w:pos="916"/>
+        <w:tab w:val="left" w:pos="1832"/>
+        <w:tab w:val="left" w:pos="2748"/>
+        <w:tab w:val="left" w:pos="3664"/>
+        <w:tab w:val="left" w:pos="4580"/>
+        <w:tab w:val="left" w:pos="5496"/>
+        <w:tab w:val="left" w:pos="6412"/>
+        <w:tab w:val="left" w:pos="7328"/>
+        <w:tab w:val="left" w:pos="8244"/>
+        <w:tab w:val="left" w:pos="9160"/>
+        <w:tab w:val="left" w:pos="10076"/>
+        <w:tab w:val="left" w:pos="10992"/>
+        <w:tab w:val="left" w:pos="11908"/>
+        <w:tab w:val="left" w:pos="12824"/>
+        <w:tab w:val="left" w:pos="13740"/>
+        <w:tab w:val="left" w:pos="14656"/>
+      </w:tabs>
+    </w:pPr>
+    <w:rPr>
+      <w:rFonts w:ascii="Courier New" w:hAnsi="Courier New" w:cs="Courier New"/>
+      <w:sz w:val="20"/>
+      <w:szCs w:val="20"/>
+    </w:rPr>
+  </w:style>
+  <w:style w:type="character" w:customStyle="1" w:styleId="HTMLPreformattedChar">
+    <w:name w:val="HTML Preformatted Char"/>
+    <w:basedOn w:val="DefaultParagraphFont"/>
+    <w:link w:val="HTMLPreformatted"/>
+    <w:uiPriority w:val="99"/>
+    <w:semiHidden/>
+    <w:rsid w:val="00D07B03"/>
+    <w:rPr>
+      <w:rFonts w:ascii="Courier New" w:hAnsi="Courier New" w:cs="Courier New"/>
+      <w:sz w:val="20"/>
+      <w:szCs w:val="20"/>
+    </w:rPr>
+  </w:style>
 </w:styles>
 </file>
 
